--- a/apps/incidents/report_templates/rca_report_template_v1.docx
+++ b/apps/incidents/report_templates/rca_report_template_v1.docx
@@ -5,9 +5,9 @@
     <w:tbl>
       <w:tblPr>
         <w:tblW w:type="auto" w:w="0"/>
+        <w:jc w:val="center"/>
         <w:tblLayout w:type="fixed"/>
         <w:tblLook w:firstColumn="1" w:firstRow="1" w:lastColumn="0" w:lastRow="0" w:noHBand="0" w:noVBand="1" w:val="04A0"/>
-        <w:jc w:val="center"/>
         <w:tblBorders>
           <w:top w:val="none"/>
           <w:left w:val="none"/>
@@ -18,20 +18,20 @@
         </w:tblBorders>
       </w:tblPr>
       <w:tblGrid>
-        <w:gridCol w:w="9638"/>
+        <w:gridCol w:w="9504"/>
       </w:tblGrid>
       <w:tr>
         <w:tc>
           <w:tcPr>
-            <w:tcW w:type="dxa" w:w="9638"/>
+            <w:tcW w:type="dxa" w:w="9504"/>
             <w:vAlign w:val="center"/>
             <w:tcMar>
-              <w:top w:w="110" w:type="dxa"/>
+              <w:top w:w="140" w:type="dxa"/>
               <w:start w:w="120" w:type="dxa"/>
-              <w:bottom w:w="90" w:type="dxa"/>
+              <w:bottom w:w="140" w:type="dxa"/>
               <w:end w:w="120" w:type="dxa"/>
             </w:tcMar>
-            <w:shd w:val="clear" w:fill="404040"/>
+            <w:shd w:val="clear" w:fill="FFD100"/>
           </w:tcPr>
           <w:p>
             <w:pPr>
@@ -42,63 +42,25 @@
               <w:rPr>
                 <w:rFonts w:ascii="TH Sarabun New" w:hAnsi="TH Sarabun New" w:cs="TH Sarabun New"/>
                 <w:b/>
-                <w:color w:val="FFFFFF"/>
-                <w:sz w:val="40"/>
+                <w:color w:val="1F2933"/>
+                <w:sz w:val="44"/>
               </w:rPr>
               <w:t>ROOT CAUSE ANALYSIS REPORT</w:t>
             </w:r>
           </w:p>
           <w:p>
             <w:pPr>
+              <w:spacing w:after="0"/>
               <w:jc w:val="center"/>
             </w:pPr>
             <w:r>
               <w:rPr>
                 <w:rFonts w:ascii="TH Sarabun New" w:hAnsi="TH Sarabun New" w:cs="TH Sarabun New"/>
                 <w:b/>
-                <w:color w:val="FFFFFF"/>
-                <w:sz w:val="26"/>
+                <w:color w:val="1F2933"/>
+                <w:sz w:val="30"/>
               </w:rPr>
               <w:t>รายงานผลการตรวจพิสูจน์พยานหลักฐานดิจิทัลและการวิเคราะห์ Root Cause</w:t>
-            </w:r>
-          </w:p>
-        </w:tc>
-      </w:tr>
-      <w:tr>
-        <w:tc>
-          <w:tcPr>
-            <w:tcW w:type="dxa" w:w="9638"/>
-            <w:vAlign w:val="center"/>
-            <w:tcMar>
-              <w:top w:w="50" w:type="dxa"/>
-              <w:start w:w="120" w:type="dxa"/>
-              <w:bottom w:w="50" w:type="dxa"/>
-              <w:end w:w="120" w:type="dxa"/>
-            </w:tcMar>
-            <w:shd w:val="clear" w:fill="D9D9D9"/>
-          </w:tcPr>
-          <w:p>
-            <w:pPr>
-              <w:spacing w:before="0" w:after="0" w:line="240" w:lineRule="auto"/>
-              <w:jc w:val="center"/>
-            </w:pPr>
-            <w:r>
-              <w:rPr>
-                <w:rFonts w:ascii="TH Sarabun New" w:hAnsi="TH Sarabun New" w:cs="TH Sarabun New"/>
-                <w:b w:val="0"/>
-                <w:color w:val="595959"/>
-                <w:sz w:val="24"/>
-              </w:rPr>
-              <w:t xml:space="preserve">หมายเลขเคส (Case No.)  </w:t>
-            </w:r>
-            <w:r>
-              <w:rPr>
-                <w:rFonts w:ascii="TH Sarabun New" w:hAnsi="TH Sarabun New" w:cs="TH Sarabun New"/>
-                <w:b/>
-                <w:color w:val="262626"/>
-                <w:sz w:val="26"/>
-              </w:rPr>
-              <w:t>{{rca_case_no}}</w:t>
             </w:r>
           </w:p>
         </w:tc>
@@ -106,15 +68,39 @@
     </w:tbl>
     <w:p>
       <w:pPr>
-        <w:spacing w:after="0" w:line="200" w:lineRule="exact"/>
+        <w:spacing w:before="80"/>
+        <w:jc w:val="center"/>
+      </w:pPr>
+      <w:r>
+        <w:rPr>
+          <w:rFonts w:ascii="TH Sarabun New" w:hAnsi="TH Sarabun New" w:cs="TH Sarabun New"/>
+          <w:b w:val="0"/>
+          <w:color w:val="5B6775"/>
+          <w:sz w:val="28"/>
+        </w:rPr>
+        <w:t xml:space="preserve">หมายเลขเคส (Case No.)  </w:t>
+      </w:r>
+      <w:r>
+        <w:rPr>
+          <w:rFonts w:ascii="TH Sarabun New" w:hAnsi="TH Sarabun New" w:cs="TH Sarabun New"/>
+          <w:b/>
+          <w:color w:val="404040"/>
+          <w:sz w:val="30"/>
+        </w:rPr>
+        <w:t>{{rca_case_no}}</w:t>
+      </w:r>
+    </w:p>
+    <w:p>
+      <w:pPr>
+        <w:spacing w:after="0" w:line="120" w:lineRule="exact"/>
       </w:pPr>
     </w:p>
     <w:tbl>
       <w:tblPr>
         <w:tblW w:type="auto" w:w="0"/>
+        <w:jc w:val="center"/>
         <w:tblLayout w:type="fixed"/>
         <w:tblLook w:firstColumn="1" w:firstRow="1" w:lastColumn="0" w:lastRow="0" w:noHBand="0" w:noVBand="1" w:val="04A0"/>
-        <w:jc w:val="center"/>
         <w:tblBorders>
           <w:top w:val="none"/>
           <w:left w:val="none"/>
@@ -125,20 +111,20 @@
         </w:tblBorders>
       </w:tblPr>
       <w:tblGrid>
-        <w:gridCol w:w="9638"/>
+        <w:gridCol w:w="9504"/>
       </w:tblGrid>
       <w:tr>
         <w:tc>
           <w:tcPr>
-            <w:tcW w:type="dxa" w:w="9638"/>
+            <w:tcW w:type="dxa" w:w="9504"/>
             <w:vAlign w:val="center"/>
             <w:tcMar>
-              <w:top w:w="50" w:type="dxa"/>
-              <w:start w:w="100" w:type="dxa"/>
-              <w:bottom w:w="50" w:type="dxa"/>
-              <w:end w:w="100" w:type="dxa"/>
+              <w:top w:w="70" w:type="dxa"/>
+              <w:start w:w="120" w:type="dxa"/>
+              <w:bottom w:w="70" w:type="dxa"/>
+              <w:end w:w="120" w:type="dxa"/>
             </w:tcMar>
-            <w:shd w:val="clear" w:fill="404040"/>
+            <w:shd w:val="clear" w:fill="FFF9C4"/>
           </w:tcPr>
           <w:p>
             <w:pPr>
@@ -149,19 +135,19 @@
               <w:rPr>
                 <w:rFonts w:ascii="TH Sarabun New" w:hAnsi="TH Sarabun New" w:cs="TH Sarabun New"/>
                 <w:b/>
-                <w:color w:val="FFFFFF"/>
-                <w:sz w:val="32"/>
+                <w:color w:val="1F2933"/>
+                <w:sz w:val="34"/>
               </w:rPr>
-              <w:t>1.  ข้อมูลทั่วไป</w:t>
+              <w:t>1. ข้อมูลทั่วไป</w:t>
             </w:r>
             <w:r>
               <w:rPr>
                 <w:rFonts w:ascii="TH Sarabun New" w:hAnsi="TH Sarabun New" w:cs="TH Sarabun New"/>
                 <w:b w:val="0"/>
-                <w:color w:val="D9D9D9"/>
-                <w:sz w:val="22"/>
+                <w:color w:val="1F2933"/>
+                <w:sz w:val="24"/>
               </w:rPr>
-              <w:t xml:space="preserve">   (General Information)</w:t>
+              <w:t xml:space="preserve">  (General Information)</w:t>
             </w:r>
           </w:p>
         </w:tc>
@@ -169,7 +155,7 @@
     </w:tbl>
     <w:p>
       <w:pPr>
-        <w:spacing w:after="0" w:line="80" w:lineRule="exact"/>
+        <w:spacing w:after="0" w:line="60" w:lineRule="exact"/>
       </w:pPr>
     </w:p>
     <w:tbl>
@@ -179,30 +165,30 @@
         <w:tblLayout w:type="fixed"/>
         <w:tblLook w:firstColumn="1" w:firstRow="1" w:lastColumn="0" w:lastRow="0" w:noHBand="0" w:noVBand="1" w:val="04A0"/>
         <w:tblBorders>
-          <w:top w:val="single" w:sz="4" w:space="0" w:color="BFBFBF"/>
-          <w:left w:val="single" w:sz="4" w:space="0" w:color="BFBFBF"/>
-          <w:bottom w:val="single" w:sz="4" w:space="0" w:color="BFBFBF"/>
-          <w:right w:val="single" w:sz="4" w:space="0" w:color="BFBFBF"/>
-          <w:insideH w:val="single" w:sz="4" w:space="0" w:color="BFBFBF"/>
-          <w:insideV w:val="single" w:sz="4" w:space="0" w:color="BFBFBF"/>
+          <w:top w:val="single" w:sz="6" w:space="0" w:color="BFBFBF"/>
+          <w:left w:val="single" w:sz="6" w:space="0" w:color="BFBFBF"/>
+          <w:bottom w:val="single" w:sz="6" w:space="0" w:color="BFBFBF"/>
+          <w:right w:val="single" w:sz="6" w:space="0" w:color="BFBFBF"/>
+          <w:insideH w:val="single" w:sz="6" w:space="0" w:color="BFBFBF"/>
+          <w:insideV w:val="single" w:sz="6" w:space="0" w:color="BFBFBF"/>
         </w:tblBorders>
       </w:tblPr>
       <w:tblGrid>
-        <w:gridCol w:w="2948"/>
-        <w:gridCol w:w="6690"/>
+        <w:gridCol w:w="3312"/>
+        <w:gridCol w:w="6192"/>
       </w:tblGrid>
       <w:tr>
         <w:tc>
           <w:tcPr>
-            <w:tcW w:type="dxa" w:w="2948"/>
+            <w:tcW w:type="dxa" w:w="3312"/>
             <w:vAlign w:val="center"/>
             <w:tcMar>
-              <w:top w:w="30" w:type="dxa"/>
-              <w:start w:w="80" w:type="dxa"/>
-              <w:bottom w:w="30" w:type="dxa"/>
-              <w:end w:w="80" w:type="dxa"/>
+              <w:top w:w="20" w:type="dxa"/>
+              <w:start w:w="120" w:type="dxa"/>
+              <w:bottom w:w="20" w:type="dxa"/>
+              <w:end w:w="120" w:type="dxa"/>
             </w:tcMar>
-            <w:shd w:val="clear" w:fill="F7F7F7"/>
+            <w:shd w:val="clear" w:fill="F2F2F2"/>
           </w:tcPr>
           <w:p>
             <w:pPr>
@@ -211,9 +197,9 @@
             <w:r>
               <w:rPr>
                 <w:rFonts w:ascii="TH Sarabun New" w:hAnsi="TH Sarabun New" w:cs="TH Sarabun New"/>
-                <w:b w:val="0"/>
-                <w:color w:val="262626"/>
-                <w:sz w:val="26"/>
+                <w:b/>
+                <w:color w:val="404040"/>
+                <w:sz w:val="32"/>
               </w:rPr>
               <w:t>1.1 หมายเลขเคสการตรวจพิสูจน์</w:t>
             </w:r>
@@ -221,13 +207,13 @@
         </w:tc>
         <w:tc>
           <w:tcPr>
-            <w:tcW w:type="dxa" w:w="6690"/>
+            <w:tcW w:type="dxa" w:w="6192"/>
             <w:vAlign w:val="center"/>
             <w:tcMar>
-              <w:top w:w="30" w:type="dxa"/>
-              <w:start w:w="80" w:type="dxa"/>
-              <w:bottom w:w="30" w:type="dxa"/>
-              <w:end w:w="80" w:type="dxa"/>
+              <w:top w:w="20" w:type="dxa"/>
+              <w:start w:w="120" w:type="dxa"/>
+              <w:bottom w:w="20" w:type="dxa"/>
+              <w:end w:w="120" w:type="dxa"/>
             </w:tcMar>
           </w:tcPr>
           <w:p>
@@ -238,8 +224,8 @@
               <w:rPr>
                 <w:rFonts w:ascii="TH Sarabun New" w:hAnsi="TH Sarabun New" w:cs="TH Sarabun New"/>
                 <w:b w:val="0"/>
-                <w:color w:val="262626"/>
-                <w:sz w:val="26"/>
+                <w:color w:val="404040"/>
+                <w:sz w:val="32"/>
               </w:rPr>
               <w:t>{{rca_case_no}}</w:t>
             </w:r>
@@ -249,15 +235,15 @@
       <w:tr>
         <w:tc>
           <w:tcPr>
-            <w:tcW w:type="dxa" w:w="2948"/>
+            <w:tcW w:type="dxa" w:w="3312"/>
             <w:vAlign w:val="center"/>
             <w:tcMar>
-              <w:top w:w="30" w:type="dxa"/>
-              <w:start w:w="80" w:type="dxa"/>
-              <w:bottom w:w="30" w:type="dxa"/>
-              <w:end w:w="80" w:type="dxa"/>
+              <w:top w:w="20" w:type="dxa"/>
+              <w:start w:w="120" w:type="dxa"/>
+              <w:bottom w:w="20" w:type="dxa"/>
+              <w:end w:w="120" w:type="dxa"/>
             </w:tcMar>
-            <w:shd w:val="clear" w:fill="F7F7F7"/>
+            <w:shd w:val="clear" w:fill="F2F2F2"/>
           </w:tcPr>
           <w:p>
             <w:pPr>
@@ -266,9 +252,9 @@
             <w:r>
               <w:rPr>
                 <w:rFonts w:ascii="TH Sarabun New" w:hAnsi="TH Sarabun New" w:cs="TH Sarabun New"/>
-                <w:b w:val="0"/>
-                <w:color w:val="262626"/>
-                <w:sz w:val="26"/>
+                <w:b/>
+                <w:color w:val="404040"/>
+                <w:sz w:val="32"/>
               </w:rPr>
               <w:t>1.2 ชื่อเหตุการณ์</w:t>
             </w:r>
@@ -276,13 +262,13 @@
         </w:tc>
         <w:tc>
           <w:tcPr>
-            <w:tcW w:type="dxa" w:w="6690"/>
+            <w:tcW w:type="dxa" w:w="6192"/>
             <w:vAlign w:val="center"/>
             <w:tcMar>
-              <w:top w:w="30" w:type="dxa"/>
-              <w:start w:w="80" w:type="dxa"/>
-              <w:bottom w:w="30" w:type="dxa"/>
-              <w:end w:w="80" w:type="dxa"/>
+              <w:top w:w="20" w:type="dxa"/>
+              <w:start w:w="120" w:type="dxa"/>
+              <w:bottom w:w="20" w:type="dxa"/>
+              <w:end w:w="120" w:type="dxa"/>
             </w:tcMar>
           </w:tcPr>
           <w:p>
@@ -293,8 +279,8 @@
               <w:rPr>
                 <w:rFonts w:ascii="TH Sarabun New" w:hAnsi="TH Sarabun New" w:cs="TH Sarabun New"/>
                 <w:b w:val="0"/>
-                <w:color w:val="262626"/>
-                <w:sz w:val="26"/>
+                <w:color w:val="404040"/>
+                <w:sz w:val="32"/>
               </w:rPr>
               <w:t>{{rca_incident_name}}</w:t>
             </w:r>
@@ -304,15 +290,15 @@
       <w:tr>
         <w:tc>
           <w:tcPr>
-            <w:tcW w:type="dxa" w:w="2948"/>
+            <w:tcW w:type="dxa" w:w="3312"/>
             <w:vAlign w:val="center"/>
             <w:tcMar>
-              <w:top w:w="30" w:type="dxa"/>
-              <w:start w:w="80" w:type="dxa"/>
-              <w:bottom w:w="30" w:type="dxa"/>
-              <w:end w:w="80" w:type="dxa"/>
+              <w:top w:w="20" w:type="dxa"/>
+              <w:start w:w="120" w:type="dxa"/>
+              <w:bottom w:w="20" w:type="dxa"/>
+              <w:end w:w="120" w:type="dxa"/>
             </w:tcMar>
-            <w:shd w:val="clear" w:fill="F7F7F7"/>
+            <w:shd w:val="clear" w:fill="F2F2F2"/>
           </w:tcPr>
           <w:p>
             <w:pPr>
@@ -321,9 +307,9 @@
             <w:r>
               <w:rPr>
                 <w:rFonts w:ascii="TH Sarabun New" w:hAnsi="TH Sarabun New" w:cs="TH Sarabun New"/>
-                <w:b w:val="0"/>
-                <w:color w:val="262626"/>
-                <w:sz w:val="26"/>
+                <w:b/>
+                <w:color w:val="404040"/>
+                <w:sz w:val="32"/>
               </w:rPr>
               <w:t>1.3 วันที่/เวลา ที่เกิดเหตุครั้งแรก (ยืนยันได้)</w:t>
             </w:r>
@@ -331,13 +317,13 @@
         </w:tc>
         <w:tc>
           <w:tcPr>
-            <w:tcW w:type="dxa" w:w="6690"/>
+            <w:tcW w:type="dxa" w:w="6192"/>
             <w:vAlign w:val="center"/>
             <w:tcMar>
-              <w:top w:w="30" w:type="dxa"/>
-              <w:start w:w="80" w:type="dxa"/>
-              <w:bottom w:w="30" w:type="dxa"/>
-              <w:end w:w="80" w:type="dxa"/>
+              <w:top w:w="20" w:type="dxa"/>
+              <w:start w:w="120" w:type="dxa"/>
+              <w:bottom w:w="20" w:type="dxa"/>
+              <w:end w:w="120" w:type="dxa"/>
             </w:tcMar>
           </w:tcPr>
           <w:p>
@@ -348,8 +334,8 @@
               <w:rPr>
                 <w:rFonts w:ascii="TH Sarabun New" w:hAnsi="TH Sarabun New" w:cs="TH Sarabun New"/>
                 <w:b w:val="0"/>
-                <w:color w:val="262626"/>
-                <w:sz w:val="26"/>
+                <w:color w:val="404040"/>
+                <w:sz w:val="32"/>
               </w:rPr>
               <w:t>{{rca_first_occurrence}}</w:t>
             </w:r>
@@ -359,15 +345,15 @@
       <w:tr>
         <w:tc>
           <w:tcPr>
-            <w:tcW w:type="dxa" w:w="2948"/>
+            <w:tcW w:type="dxa" w:w="3312"/>
             <w:vAlign w:val="center"/>
             <w:tcMar>
-              <w:top w:w="30" w:type="dxa"/>
-              <w:start w:w="80" w:type="dxa"/>
-              <w:bottom w:w="30" w:type="dxa"/>
-              <w:end w:w="80" w:type="dxa"/>
+              <w:top w:w="20" w:type="dxa"/>
+              <w:start w:w="120" w:type="dxa"/>
+              <w:bottom w:w="20" w:type="dxa"/>
+              <w:end w:w="120" w:type="dxa"/>
             </w:tcMar>
-            <w:shd w:val="clear" w:fill="F7F7F7"/>
+            <w:shd w:val="clear" w:fill="F2F2F2"/>
           </w:tcPr>
           <w:p>
             <w:pPr>
@@ -376,9 +362,9 @@
             <w:r>
               <w:rPr>
                 <w:rFonts w:ascii="TH Sarabun New" w:hAnsi="TH Sarabun New" w:cs="TH Sarabun New"/>
-                <w:b w:val="0"/>
-                <w:color w:val="262626"/>
-                <w:sz w:val="26"/>
+                <w:b/>
+                <w:color w:val="404040"/>
+                <w:sz w:val="32"/>
               </w:rPr>
               <w:t>1.4 วันที่/เวลา ที่ตรวจพบ</w:t>
             </w:r>
@@ -386,13 +372,13 @@
         </w:tc>
         <w:tc>
           <w:tcPr>
-            <w:tcW w:type="dxa" w:w="6690"/>
+            <w:tcW w:type="dxa" w:w="6192"/>
             <w:vAlign w:val="center"/>
             <w:tcMar>
-              <w:top w:w="30" w:type="dxa"/>
-              <w:start w:w="80" w:type="dxa"/>
-              <w:bottom w:w="30" w:type="dxa"/>
-              <w:end w:w="80" w:type="dxa"/>
+              <w:top w:w="20" w:type="dxa"/>
+              <w:start w:w="120" w:type="dxa"/>
+              <w:bottom w:w="20" w:type="dxa"/>
+              <w:end w:w="120" w:type="dxa"/>
             </w:tcMar>
           </w:tcPr>
           <w:p>
@@ -403,8 +389,8 @@
               <w:rPr>
                 <w:rFonts w:ascii="TH Sarabun New" w:hAnsi="TH Sarabun New" w:cs="TH Sarabun New"/>
                 <w:b w:val="0"/>
-                <w:color w:val="262626"/>
-                <w:sz w:val="26"/>
+                <w:color w:val="404040"/>
+                <w:sz w:val="32"/>
               </w:rPr>
               <w:t>{{rca_detected}}</w:t>
             </w:r>
@@ -414,15 +400,15 @@
       <w:tr>
         <w:tc>
           <w:tcPr>
-            <w:tcW w:type="dxa" w:w="2948"/>
+            <w:tcW w:type="dxa" w:w="3312"/>
             <w:vAlign w:val="center"/>
             <w:tcMar>
-              <w:top w:w="30" w:type="dxa"/>
-              <w:start w:w="80" w:type="dxa"/>
-              <w:bottom w:w="30" w:type="dxa"/>
-              <w:end w:w="80" w:type="dxa"/>
+              <w:top w:w="20" w:type="dxa"/>
+              <w:start w:w="120" w:type="dxa"/>
+              <w:bottom w:w="20" w:type="dxa"/>
+              <w:end w:w="120" w:type="dxa"/>
             </w:tcMar>
-            <w:shd w:val="clear" w:fill="F7F7F7"/>
+            <w:shd w:val="clear" w:fill="F2F2F2"/>
           </w:tcPr>
           <w:p>
             <w:pPr>
@@ -431,9 +417,9 @@
             <w:r>
               <w:rPr>
                 <w:rFonts w:ascii="TH Sarabun New" w:hAnsi="TH Sarabun New" w:cs="TH Sarabun New"/>
-                <w:b w:val="0"/>
-                <w:color w:val="262626"/>
-                <w:sz w:val="26"/>
+                <w:b/>
+                <w:color w:val="404040"/>
+                <w:sz w:val="32"/>
               </w:rPr>
               <w:t>1.5 ช่วงเวลาที่ตรวจพิสูจน์ (Scope)</w:t>
             </w:r>
@@ -441,13 +427,13 @@
         </w:tc>
         <w:tc>
           <w:tcPr>
-            <w:tcW w:type="dxa" w:w="6690"/>
+            <w:tcW w:type="dxa" w:w="6192"/>
             <w:vAlign w:val="center"/>
             <w:tcMar>
-              <w:top w:w="30" w:type="dxa"/>
-              <w:start w:w="80" w:type="dxa"/>
-              <w:bottom w:w="30" w:type="dxa"/>
-              <w:end w:w="80" w:type="dxa"/>
+              <w:top w:w="20" w:type="dxa"/>
+              <w:start w:w="120" w:type="dxa"/>
+              <w:bottom w:w="20" w:type="dxa"/>
+              <w:end w:w="120" w:type="dxa"/>
             </w:tcMar>
           </w:tcPr>
           <w:p>
@@ -458,8 +444,8 @@
               <w:rPr>
                 <w:rFonts w:ascii="TH Sarabun New" w:hAnsi="TH Sarabun New" w:cs="TH Sarabun New"/>
                 <w:b w:val="0"/>
-                <w:color w:val="262626"/>
-                <w:sz w:val="26"/>
+                <w:color w:val="404040"/>
+                <w:sz w:val="32"/>
               </w:rPr>
               <w:t>{{rca_scope}}</w:t>
             </w:r>
@@ -469,15 +455,15 @@
       <w:tr>
         <w:tc>
           <w:tcPr>
-            <w:tcW w:type="dxa" w:w="2948"/>
+            <w:tcW w:type="dxa" w:w="3312"/>
             <w:vAlign w:val="center"/>
             <w:tcMar>
-              <w:top w:w="30" w:type="dxa"/>
-              <w:start w:w="80" w:type="dxa"/>
-              <w:bottom w:w="30" w:type="dxa"/>
-              <w:end w:w="80" w:type="dxa"/>
+              <w:top w:w="20" w:type="dxa"/>
+              <w:start w:w="120" w:type="dxa"/>
+              <w:bottom w:w="20" w:type="dxa"/>
+              <w:end w:w="120" w:type="dxa"/>
             </w:tcMar>
-            <w:shd w:val="clear" w:fill="F7F7F7"/>
+            <w:shd w:val="clear" w:fill="F2F2F2"/>
           </w:tcPr>
           <w:p>
             <w:pPr>
@@ -486,9 +472,9 @@
             <w:r>
               <w:rPr>
                 <w:rFonts w:ascii="TH Sarabun New" w:hAnsi="TH Sarabun New" w:cs="TH Sarabun New"/>
-                <w:b w:val="0"/>
-                <w:color w:val="262626"/>
-                <w:sz w:val="26"/>
+                <w:b/>
+                <w:color w:val="404040"/>
+                <w:sz w:val="32"/>
               </w:rPr>
               <w:t>1.6 ประเภทการตรวจพิสูจน์</w:t>
             </w:r>
@@ -496,13 +482,13 @@
         </w:tc>
         <w:tc>
           <w:tcPr>
-            <w:tcW w:type="dxa" w:w="6690"/>
+            <w:tcW w:type="dxa" w:w="6192"/>
             <w:vAlign w:val="center"/>
             <w:tcMar>
-              <w:top w:w="30" w:type="dxa"/>
-              <w:start w:w="80" w:type="dxa"/>
-              <w:bottom w:w="30" w:type="dxa"/>
-              <w:end w:w="80" w:type="dxa"/>
+              <w:top w:w="20" w:type="dxa"/>
+              <w:start w:w="120" w:type="dxa"/>
+              <w:bottom w:w="20" w:type="dxa"/>
+              <w:end w:w="120" w:type="dxa"/>
             </w:tcMar>
           </w:tcPr>
           <w:p>
@@ -513,8 +499,8 @@
               <w:rPr>
                 <w:rFonts w:ascii="DejaVu Sans" w:hAnsi="DejaVu Sans" w:cs="DejaVu Sans"/>
                 <w:b w:val="0"/>
-                <w:color w:val="262626"/>
-                <w:sz w:val="24"/>
+                <w:color w:val="404040"/>
+                <w:sz w:val="32"/>
               </w:rPr>
               <w:t>{{rca_chk_ft_host_disk}}</w:t>
             </w:r>
@@ -522,8 +508,8 @@
               <w:rPr>
                 <w:rFonts w:ascii="TH Sarabun New" w:hAnsi="TH Sarabun New" w:cs="TH Sarabun New"/>
                 <w:b w:val="0"/>
-                <w:color w:val="262626"/>
-                <w:sz w:val="26"/>
+                <w:color w:val="404040"/>
+                <w:sz w:val="32"/>
               </w:rPr>
               <w:t xml:space="preserve"> Host / Disk Triage</w:t>
             </w:r>
@@ -531,8 +517,8 @@
               <w:rPr>
                 <w:rFonts w:ascii="TH Sarabun New" w:hAnsi="TH Sarabun New" w:cs="TH Sarabun New"/>
                 <w:b w:val="0"/>
-                <w:color w:val="262626"/>
-                <w:sz w:val="26"/>
+                <w:color w:val="404040"/>
+                <w:sz w:val="32"/>
               </w:rPr>
               <w:t xml:space="preserve">   </w:t>
             </w:r>
@@ -540,8 +526,8 @@
               <w:rPr>
                 <w:rFonts w:ascii="DejaVu Sans" w:hAnsi="DejaVu Sans" w:cs="DejaVu Sans"/>
                 <w:b w:val="0"/>
-                <w:color w:val="262626"/>
-                <w:sz w:val="24"/>
+                <w:color w:val="404040"/>
+                <w:sz w:val="32"/>
               </w:rPr>
               <w:t>{{rca_chk_ft_log_timeline}}</w:t>
             </w:r>
@@ -549,8 +535,8 @@
               <w:rPr>
                 <w:rFonts w:ascii="TH Sarabun New" w:hAnsi="TH Sarabun New" w:cs="TH Sarabun New"/>
                 <w:b w:val="0"/>
-                <w:color w:val="262626"/>
-                <w:sz w:val="26"/>
+                <w:color w:val="404040"/>
+                <w:sz w:val="32"/>
               </w:rPr>
               <w:t xml:space="preserve"> Log &amp; Timeline Analysis</w:t>
             </w:r>
@@ -558,8 +544,8 @@
               <w:rPr>
                 <w:rFonts w:ascii="TH Sarabun New" w:hAnsi="TH Sarabun New" w:cs="TH Sarabun New"/>
                 <w:b w:val="0"/>
-                <w:color w:val="262626"/>
-                <w:sz w:val="26"/>
+                <w:color w:val="404040"/>
+                <w:sz w:val="32"/>
               </w:rPr>
               <w:t xml:space="preserve">   </w:t>
             </w:r>
@@ -567,8 +553,8 @@
               <w:rPr>
                 <w:rFonts w:ascii="DejaVu Sans" w:hAnsi="DejaVu Sans" w:cs="DejaVu Sans"/>
                 <w:b w:val="0"/>
-                <w:color w:val="262626"/>
-                <w:sz w:val="24"/>
+                <w:color w:val="404040"/>
+                <w:sz w:val="32"/>
               </w:rPr>
               <w:t>{{rca_chk_ft_malware}}</w:t>
             </w:r>
@@ -576,8 +562,8 @@
               <w:rPr>
                 <w:rFonts w:ascii="TH Sarabun New" w:hAnsi="TH Sarabun New" w:cs="TH Sarabun New"/>
                 <w:b w:val="0"/>
-                <w:color w:val="262626"/>
-                <w:sz w:val="26"/>
+                <w:color w:val="404040"/>
+                <w:sz w:val="32"/>
               </w:rPr>
               <w:t xml:space="preserve"> Malware Analysis</w:t>
             </w:r>
@@ -585,8 +571,8 @@
               <w:rPr>
                 <w:rFonts w:ascii="TH Sarabun New" w:hAnsi="TH Sarabun New" w:cs="TH Sarabun New"/>
                 <w:b w:val="0"/>
-                <w:color w:val="262626"/>
-                <w:sz w:val="26"/>
+                <w:color w:val="404040"/>
+                <w:sz w:val="32"/>
               </w:rPr>
               <w:t xml:space="preserve">   </w:t>
             </w:r>
@@ -594,8 +580,8 @@
               <w:rPr>
                 <w:rFonts w:ascii="DejaVu Sans" w:hAnsi="DejaVu Sans" w:cs="DejaVu Sans"/>
                 <w:b w:val="0"/>
-                <w:color w:val="262626"/>
-                <w:sz w:val="24"/>
+                <w:color w:val="404040"/>
+                <w:sz w:val="32"/>
               </w:rPr>
               <w:t>{{rca_chk_ft_memory}}</w:t>
             </w:r>
@@ -603,8 +589,8 @@
               <w:rPr>
                 <w:rFonts w:ascii="TH Sarabun New" w:hAnsi="TH Sarabun New" w:cs="TH Sarabun New"/>
                 <w:b w:val="0"/>
-                <w:color w:val="262626"/>
-                <w:sz w:val="26"/>
+                <w:color w:val="404040"/>
+                <w:sz w:val="32"/>
               </w:rPr>
               <w:t xml:space="preserve"> Memory Forensic</w:t>
             </w:r>
@@ -612,8 +598,8 @@
               <w:rPr>
                 <w:rFonts w:ascii="TH Sarabun New" w:hAnsi="TH Sarabun New" w:cs="TH Sarabun New"/>
                 <w:b w:val="0"/>
-                <w:color w:val="262626"/>
-                <w:sz w:val="26"/>
+                <w:color w:val="404040"/>
+                <w:sz w:val="32"/>
               </w:rPr>
               <w:t xml:space="preserve">   </w:t>
             </w:r>
@@ -621,8 +607,8 @@
               <w:rPr>
                 <w:rFonts w:ascii="DejaVu Sans" w:hAnsi="DejaVu Sans" w:cs="DejaVu Sans"/>
                 <w:b w:val="0"/>
-                <w:color w:val="262626"/>
-                <w:sz w:val="24"/>
+                <w:color w:val="404040"/>
+                <w:sz w:val="32"/>
               </w:rPr>
               <w:t>{{rca_chk_ft_network}}</w:t>
             </w:r>
@@ -630,8 +616,8 @@
               <w:rPr>
                 <w:rFonts w:ascii="TH Sarabun New" w:hAnsi="TH Sarabun New" w:cs="TH Sarabun New"/>
                 <w:b w:val="0"/>
-                <w:color w:val="262626"/>
-                <w:sz w:val="26"/>
+                <w:color w:val="404040"/>
+                <w:sz w:val="32"/>
               </w:rPr>
               <w:t xml:space="preserve"> Network Forensic</w:t>
             </w:r>
@@ -641,15 +627,15 @@
       <w:tr>
         <w:tc>
           <w:tcPr>
-            <w:tcW w:type="dxa" w:w="2948"/>
+            <w:tcW w:type="dxa" w:w="3312"/>
             <w:vAlign w:val="center"/>
             <w:tcMar>
-              <w:top w:w="30" w:type="dxa"/>
-              <w:start w:w="80" w:type="dxa"/>
-              <w:bottom w:w="30" w:type="dxa"/>
-              <w:end w:w="80" w:type="dxa"/>
+              <w:top w:w="20" w:type="dxa"/>
+              <w:start w:w="120" w:type="dxa"/>
+              <w:bottom w:w="20" w:type="dxa"/>
+              <w:end w:w="120" w:type="dxa"/>
             </w:tcMar>
-            <w:shd w:val="clear" w:fill="F7F7F7"/>
+            <w:shd w:val="clear" w:fill="F2F2F2"/>
           </w:tcPr>
           <w:p>
             <w:pPr>
@@ -658,9 +644,9 @@
             <w:r>
               <w:rPr>
                 <w:rFonts w:ascii="TH Sarabun New" w:hAnsi="TH Sarabun New" w:cs="TH Sarabun New"/>
-                <w:b w:val="0"/>
-                <w:color w:val="262626"/>
-                <w:sz w:val="26"/>
+                <w:b/>
+                <w:color w:val="404040"/>
+                <w:sz w:val="32"/>
               </w:rPr>
               <w:t>1.7 ระดับความสำคัญ</w:t>
             </w:r>
@@ -668,13 +654,13 @@
         </w:tc>
         <w:tc>
           <w:tcPr>
-            <w:tcW w:type="dxa" w:w="6690"/>
+            <w:tcW w:type="dxa" w:w="6192"/>
             <w:vAlign w:val="center"/>
             <w:tcMar>
-              <w:top w:w="30" w:type="dxa"/>
-              <w:start w:w="80" w:type="dxa"/>
-              <w:bottom w:w="30" w:type="dxa"/>
-              <w:end w:w="80" w:type="dxa"/>
+              <w:top w:w="20" w:type="dxa"/>
+              <w:start w:w="120" w:type="dxa"/>
+              <w:bottom w:w="20" w:type="dxa"/>
+              <w:end w:w="120" w:type="dxa"/>
             </w:tcMar>
           </w:tcPr>
           <w:p>
@@ -685,8 +671,8 @@
               <w:rPr>
                 <w:rFonts w:ascii="DejaVu Sans" w:hAnsi="DejaVu Sans" w:cs="DejaVu Sans"/>
                 <w:b w:val="0"/>
-                <w:color w:val="262626"/>
-                <w:sz w:val="24"/>
+                <w:color w:val="404040"/>
+                <w:sz w:val="32"/>
               </w:rPr>
               <w:t>{{rca_chk_imp_general}}</w:t>
             </w:r>
@@ -694,8 +680,8 @@
               <w:rPr>
                 <w:rFonts w:ascii="TH Sarabun New" w:hAnsi="TH Sarabun New" w:cs="TH Sarabun New"/>
                 <w:b w:val="0"/>
-                <w:color w:val="262626"/>
-                <w:sz w:val="26"/>
+                <w:color w:val="404040"/>
+                <w:sz w:val="32"/>
               </w:rPr>
               <w:t xml:space="preserve"> ปกติทั่วไป</w:t>
             </w:r>
@@ -703,8 +689,8 @@
               <w:rPr>
                 <w:rFonts w:ascii="TH Sarabun New" w:hAnsi="TH Sarabun New" w:cs="TH Sarabun New"/>
                 <w:b w:val="0"/>
-                <w:color w:val="262626"/>
-                <w:sz w:val="26"/>
+                <w:color w:val="404040"/>
+                <w:sz w:val="32"/>
               </w:rPr>
               <w:t xml:space="preserve">   </w:t>
             </w:r>
@@ -712,8 +698,8 @@
               <w:rPr>
                 <w:rFonts w:ascii="DejaVu Sans" w:hAnsi="DejaVu Sans" w:cs="DejaVu Sans"/>
                 <w:b w:val="0"/>
-                <w:color w:val="262626"/>
-                <w:sz w:val="24"/>
+                <w:color w:val="404040"/>
+                <w:sz w:val="32"/>
               </w:rPr>
               <w:t>{{rca_chk_imp_important}}</w:t>
             </w:r>
@@ -721,8 +707,8 @@
               <w:rPr>
                 <w:rFonts w:ascii="TH Sarabun New" w:hAnsi="TH Sarabun New" w:cs="TH Sarabun New"/>
                 <w:b w:val="0"/>
-                <w:color w:val="262626"/>
-                <w:sz w:val="26"/>
+                <w:color w:val="404040"/>
+                <w:sz w:val="32"/>
               </w:rPr>
               <w:t xml:space="preserve"> สำคัญ</w:t>
             </w:r>
@@ -730,8 +716,8 @@
               <w:rPr>
                 <w:rFonts w:ascii="TH Sarabun New" w:hAnsi="TH Sarabun New" w:cs="TH Sarabun New"/>
                 <w:b w:val="0"/>
-                <w:color w:val="262626"/>
-                <w:sz w:val="26"/>
+                <w:color w:val="404040"/>
+                <w:sz w:val="32"/>
               </w:rPr>
               <w:t xml:space="preserve">   </w:t>
             </w:r>
@@ -739,8 +725,8 @@
               <w:rPr>
                 <w:rFonts w:ascii="DejaVu Sans" w:hAnsi="DejaVu Sans" w:cs="DejaVu Sans"/>
                 <w:b w:val="0"/>
-                <w:color w:val="262626"/>
-                <w:sz w:val="24"/>
+                <w:color w:val="404040"/>
+                <w:sz w:val="32"/>
               </w:rPr>
               <w:t>{{rca_chk_imp_critical}}</w:t>
             </w:r>
@@ -748,8 +734,8 @@
               <w:rPr>
                 <w:rFonts w:ascii="TH Sarabun New" w:hAnsi="TH Sarabun New" w:cs="TH Sarabun New"/>
                 <w:b w:val="0"/>
-                <w:color w:val="262626"/>
-                <w:sz w:val="26"/>
+                <w:color w:val="404040"/>
+                <w:sz w:val="32"/>
               </w:rPr>
               <w:t xml:space="preserve"> สำคัญมาก</w:t>
             </w:r>
@@ -759,15 +745,15 @@
       <w:tr>
         <w:tc>
           <w:tcPr>
-            <w:tcW w:type="dxa" w:w="2948"/>
+            <w:tcW w:type="dxa" w:w="3312"/>
             <w:vAlign w:val="center"/>
             <w:tcMar>
-              <w:top w:w="30" w:type="dxa"/>
-              <w:start w:w="80" w:type="dxa"/>
-              <w:bottom w:w="30" w:type="dxa"/>
-              <w:end w:w="80" w:type="dxa"/>
+              <w:top w:w="20" w:type="dxa"/>
+              <w:start w:w="120" w:type="dxa"/>
+              <w:bottom w:w="20" w:type="dxa"/>
+              <w:end w:w="120" w:type="dxa"/>
             </w:tcMar>
-            <w:shd w:val="clear" w:fill="F7F7F7"/>
+            <w:shd w:val="clear" w:fill="F2F2F2"/>
           </w:tcPr>
           <w:p>
             <w:pPr>
@@ -776,9 +762,9 @@
             <w:r>
               <w:rPr>
                 <w:rFonts w:ascii="TH Sarabun New" w:hAnsi="TH Sarabun New" w:cs="TH Sarabun New"/>
-                <w:b w:val="0"/>
-                <w:color w:val="262626"/>
-                <w:sz w:val="26"/>
+                <w:b/>
+                <w:color w:val="404040"/>
+                <w:sz w:val="32"/>
               </w:rPr>
               <w:t>1.8 ระดับความรุนแรง (อ้างอิงตามระบบ SIEM)</w:t>
             </w:r>
@@ -786,13 +772,13 @@
         </w:tc>
         <w:tc>
           <w:tcPr>
-            <w:tcW w:type="dxa" w:w="6690"/>
+            <w:tcW w:type="dxa" w:w="6192"/>
             <w:vAlign w:val="center"/>
             <w:tcMar>
-              <w:top w:w="30" w:type="dxa"/>
-              <w:start w:w="80" w:type="dxa"/>
-              <w:bottom w:w="30" w:type="dxa"/>
-              <w:end w:w="80" w:type="dxa"/>
+              <w:top w:w="20" w:type="dxa"/>
+              <w:start w:w="120" w:type="dxa"/>
+              <w:bottom w:w="20" w:type="dxa"/>
+              <w:end w:w="120" w:type="dxa"/>
             </w:tcMar>
           </w:tcPr>
           <w:p>
@@ -803,8 +789,8 @@
               <w:rPr>
                 <w:rFonts w:ascii="DejaVu Sans" w:hAnsi="DejaVu Sans" w:cs="DejaVu Sans"/>
                 <w:b w:val="0"/>
-                <w:color w:val="262626"/>
-                <w:sz w:val="24"/>
+                <w:color w:val="404040"/>
+                <w:sz w:val="32"/>
               </w:rPr>
               <w:t>{{rca_chk_siem_low}}</w:t>
             </w:r>
@@ -812,8 +798,8 @@
               <w:rPr>
                 <w:rFonts w:ascii="TH Sarabun New" w:hAnsi="TH Sarabun New" w:cs="TH Sarabun New"/>
                 <w:b w:val="0"/>
-                <w:color w:val="262626"/>
-                <w:sz w:val="26"/>
+                <w:color w:val="404040"/>
+                <w:sz w:val="32"/>
               </w:rPr>
               <w:t xml:space="preserve"> Low</w:t>
             </w:r>
@@ -821,8 +807,8 @@
               <w:rPr>
                 <w:rFonts w:ascii="TH Sarabun New" w:hAnsi="TH Sarabun New" w:cs="TH Sarabun New"/>
                 <w:b w:val="0"/>
-                <w:color w:val="262626"/>
-                <w:sz w:val="26"/>
+                <w:color w:val="404040"/>
+                <w:sz w:val="32"/>
               </w:rPr>
               <w:t xml:space="preserve">   </w:t>
             </w:r>
@@ -830,8 +816,8 @@
               <w:rPr>
                 <w:rFonts w:ascii="DejaVu Sans" w:hAnsi="DejaVu Sans" w:cs="DejaVu Sans"/>
                 <w:b w:val="0"/>
-                <w:color w:val="262626"/>
-                <w:sz w:val="24"/>
+                <w:color w:val="404040"/>
+                <w:sz w:val="32"/>
               </w:rPr>
               <w:t>{{rca_chk_siem_moderate}}</w:t>
             </w:r>
@@ -839,8 +825,8 @@
               <w:rPr>
                 <w:rFonts w:ascii="TH Sarabun New" w:hAnsi="TH Sarabun New" w:cs="TH Sarabun New"/>
                 <w:b w:val="0"/>
-                <w:color w:val="262626"/>
-                <w:sz w:val="26"/>
+                <w:color w:val="404040"/>
+                <w:sz w:val="32"/>
               </w:rPr>
               <w:t xml:space="preserve"> Moderate</w:t>
             </w:r>
@@ -848,8 +834,8 @@
               <w:rPr>
                 <w:rFonts w:ascii="TH Sarabun New" w:hAnsi="TH Sarabun New" w:cs="TH Sarabun New"/>
                 <w:b w:val="0"/>
-                <w:color w:val="262626"/>
-                <w:sz w:val="26"/>
+                <w:color w:val="404040"/>
+                <w:sz w:val="32"/>
               </w:rPr>
               <w:t xml:space="preserve">   </w:t>
             </w:r>
@@ -857,8 +843,8 @@
               <w:rPr>
                 <w:rFonts w:ascii="DejaVu Sans" w:hAnsi="DejaVu Sans" w:cs="DejaVu Sans"/>
                 <w:b w:val="0"/>
-                <w:color w:val="262626"/>
-                <w:sz w:val="24"/>
+                <w:color w:val="404040"/>
+                <w:sz w:val="32"/>
               </w:rPr>
               <w:t>{{rca_chk_siem_high}}</w:t>
             </w:r>
@@ -866,8 +852,8 @@
               <w:rPr>
                 <w:rFonts w:ascii="TH Sarabun New" w:hAnsi="TH Sarabun New" w:cs="TH Sarabun New"/>
                 <w:b w:val="0"/>
-                <w:color w:val="262626"/>
-                <w:sz w:val="26"/>
+                <w:color w:val="404040"/>
+                <w:sz w:val="32"/>
               </w:rPr>
               <w:t xml:space="preserve"> High</w:t>
             </w:r>
@@ -875,8 +861,8 @@
               <w:rPr>
                 <w:rFonts w:ascii="TH Sarabun New" w:hAnsi="TH Sarabun New" w:cs="TH Sarabun New"/>
                 <w:b w:val="0"/>
-                <w:color w:val="262626"/>
-                <w:sz w:val="26"/>
+                <w:color w:val="404040"/>
+                <w:sz w:val="32"/>
               </w:rPr>
               <w:t xml:space="preserve">   </w:t>
             </w:r>
@@ -884,8 +870,8 @@
               <w:rPr>
                 <w:rFonts w:ascii="DejaVu Sans" w:hAnsi="DejaVu Sans" w:cs="DejaVu Sans"/>
                 <w:b w:val="0"/>
-                <w:color w:val="262626"/>
-                <w:sz w:val="24"/>
+                <w:color w:val="404040"/>
+                <w:sz w:val="32"/>
               </w:rPr>
               <w:t>{{rca_chk_siem_critical}}</w:t>
             </w:r>
@@ -893,8 +879,8 @@
               <w:rPr>
                 <w:rFonts w:ascii="TH Sarabun New" w:hAnsi="TH Sarabun New" w:cs="TH Sarabun New"/>
                 <w:b w:val="0"/>
-                <w:color w:val="262626"/>
-                <w:sz w:val="26"/>
+                <w:color w:val="404040"/>
+                <w:sz w:val="32"/>
               </w:rPr>
               <w:t xml:space="preserve"> Critical</w:t>
             </w:r>
@@ -904,15 +890,15 @@
       <w:tr>
         <w:tc>
           <w:tcPr>
-            <w:tcW w:type="dxa" w:w="2948"/>
+            <w:tcW w:type="dxa" w:w="3312"/>
             <w:vAlign w:val="center"/>
             <w:tcMar>
-              <w:top w:w="30" w:type="dxa"/>
-              <w:start w:w="80" w:type="dxa"/>
-              <w:bottom w:w="30" w:type="dxa"/>
-              <w:end w:w="80" w:type="dxa"/>
+              <w:top w:w="20" w:type="dxa"/>
+              <w:start w:w="120" w:type="dxa"/>
+              <w:bottom w:w="20" w:type="dxa"/>
+              <w:end w:w="120" w:type="dxa"/>
             </w:tcMar>
-            <w:shd w:val="clear" w:fill="F7F7F7"/>
+            <w:shd w:val="clear" w:fill="F2F2F2"/>
           </w:tcPr>
           <w:p>
             <w:pPr>
@@ -921,9 +907,9 @@
             <w:r>
               <w:rPr>
                 <w:rFonts w:ascii="TH Sarabun New" w:hAnsi="TH Sarabun New" w:cs="TH Sarabun New"/>
-                <w:b w:val="0"/>
-                <w:color w:val="262626"/>
-                <w:sz w:val="26"/>
+                <w:b/>
+                <w:color w:val="404040"/>
+                <w:sz w:val="32"/>
               </w:rPr>
               <w:t>1.9 ระดับความรุนแรง (อ้างอิงตาม สกมช.)</w:t>
             </w:r>
@@ -931,13 +917,13 @@
         </w:tc>
         <w:tc>
           <w:tcPr>
-            <w:tcW w:type="dxa" w:w="6690"/>
+            <w:tcW w:type="dxa" w:w="6192"/>
             <w:vAlign w:val="center"/>
             <w:tcMar>
-              <w:top w:w="30" w:type="dxa"/>
-              <w:start w:w="80" w:type="dxa"/>
-              <w:bottom w:w="30" w:type="dxa"/>
-              <w:end w:w="80" w:type="dxa"/>
+              <w:top w:w="20" w:type="dxa"/>
+              <w:start w:w="120" w:type="dxa"/>
+              <w:bottom w:w="20" w:type="dxa"/>
+              <w:end w:w="120" w:type="dxa"/>
             </w:tcMar>
           </w:tcPr>
           <w:p>
@@ -948,8 +934,8 @@
               <w:rPr>
                 <w:rFonts w:ascii="DejaVu Sans" w:hAnsi="DejaVu Sans" w:cs="DejaVu Sans"/>
                 <w:b w:val="0"/>
-                <w:color w:val="262626"/>
-                <w:sz w:val="24"/>
+                <w:color w:val="404040"/>
+                <w:sz w:val="32"/>
               </w:rPr>
               <w:t>{{rca_chk_ncsa_non_severe}}</w:t>
             </w:r>
@@ -957,8 +943,8 @@
               <w:rPr>
                 <w:rFonts w:ascii="TH Sarabun New" w:hAnsi="TH Sarabun New" w:cs="TH Sarabun New"/>
                 <w:b w:val="0"/>
-                <w:color w:val="262626"/>
-                <w:sz w:val="26"/>
+                <w:color w:val="404040"/>
+                <w:sz w:val="32"/>
               </w:rPr>
               <w:t xml:space="preserve"> ไม่ร้ายแรง</w:t>
             </w:r>
@@ -966,8 +952,8 @@
               <w:rPr>
                 <w:rFonts w:ascii="TH Sarabun New" w:hAnsi="TH Sarabun New" w:cs="TH Sarabun New"/>
                 <w:b w:val="0"/>
-                <w:color w:val="262626"/>
-                <w:sz w:val="26"/>
+                <w:color w:val="404040"/>
+                <w:sz w:val="32"/>
               </w:rPr>
               <w:t xml:space="preserve">   </w:t>
             </w:r>
@@ -975,8 +961,8 @@
               <w:rPr>
                 <w:rFonts w:ascii="DejaVu Sans" w:hAnsi="DejaVu Sans" w:cs="DejaVu Sans"/>
                 <w:b w:val="0"/>
-                <w:color w:val="262626"/>
-                <w:sz w:val="24"/>
+                <w:color w:val="404040"/>
+                <w:sz w:val="32"/>
               </w:rPr>
               <w:t>{{rca_chk_ncsa_severe}}</w:t>
             </w:r>
@@ -984,8 +970,8 @@
               <w:rPr>
                 <w:rFonts w:ascii="TH Sarabun New" w:hAnsi="TH Sarabun New" w:cs="TH Sarabun New"/>
                 <w:b w:val="0"/>
-                <w:color w:val="262626"/>
-                <w:sz w:val="26"/>
+                <w:color w:val="404040"/>
+                <w:sz w:val="32"/>
               </w:rPr>
               <w:t xml:space="preserve"> ร้ายแรง</w:t>
             </w:r>
@@ -993,8 +979,8 @@
               <w:rPr>
                 <w:rFonts w:ascii="TH Sarabun New" w:hAnsi="TH Sarabun New" w:cs="TH Sarabun New"/>
                 <w:b w:val="0"/>
-                <w:color w:val="262626"/>
-                <w:sz w:val="26"/>
+                <w:color w:val="404040"/>
+                <w:sz w:val="32"/>
               </w:rPr>
               <w:t xml:space="preserve">   </w:t>
             </w:r>
@@ -1002,8 +988,8 @@
               <w:rPr>
                 <w:rFonts w:ascii="DejaVu Sans" w:hAnsi="DejaVu Sans" w:cs="DejaVu Sans"/>
                 <w:b w:val="0"/>
-                <w:color w:val="262626"/>
-                <w:sz w:val="24"/>
+                <w:color w:val="404040"/>
+                <w:sz w:val="32"/>
               </w:rPr>
               <w:t>{{rca_chk_ncsa_critical}}</w:t>
             </w:r>
@@ -1011,8 +997,8 @@
               <w:rPr>
                 <w:rFonts w:ascii="TH Sarabun New" w:hAnsi="TH Sarabun New" w:cs="TH Sarabun New"/>
                 <w:b w:val="0"/>
-                <w:color w:val="262626"/>
-                <w:sz w:val="26"/>
+                <w:color w:val="404040"/>
+                <w:sz w:val="32"/>
               </w:rPr>
               <w:t xml:space="preserve"> วิกฤต</w:t>
             </w:r>
@@ -1022,15 +1008,15 @@
       <w:tr>
         <w:tc>
           <w:tcPr>
-            <w:tcW w:type="dxa" w:w="2948"/>
+            <w:tcW w:type="dxa" w:w="3312"/>
             <w:vAlign w:val="center"/>
             <w:tcMar>
-              <w:top w:w="30" w:type="dxa"/>
-              <w:start w:w="80" w:type="dxa"/>
-              <w:bottom w:w="30" w:type="dxa"/>
-              <w:end w:w="80" w:type="dxa"/>
+              <w:top w:w="20" w:type="dxa"/>
+              <w:start w:w="120" w:type="dxa"/>
+              <w:bottom w:w="20" w:type="dxa"/>
+              <w:end w:w="120" w:type="dxa"/>
             </w:tcMar>
-            <w:shd w:val="clear" w:fill="F7F7F7"/>
+            <w:shd w:val="clear" w:fill="F2F2F2"/>
           </w:tcPr>
           <w:p>
             <w:pPr>
@@ -1039,9 +1025,9 @@
             <w:r>
               <w:rPr>
                 <w:rFonts w:ascii="TH Sarabun New" w:hAnsi="TH Sarabun New" w:cs="TH Sarabun New"/>
-                <w:b w:val="0"/>
-                <w:color w:val="262626"/>
-                <w:sz w:val="26"/>
+                <w:b/>
+                <w:color w:val="404040"/>
+                <w:sz w:val="32"/>
               </w:rPr>
               <w:t>1.10 *หมวดหมู่ของภัยคุกคามทางไซเบอร์</w:t>
             </w:r>
@@ -1049,13 +1035,13 @@
         </w:tc>
         <w:tc>
           <w:tcPr>
-            <w:tcW w:type="dxa" w:w="6690"/>
+            <w:tcW w:type="dxa" w:w="6192"/>
             <w:vAlign w:val="center"/>
             <w:tcMar>
-              <w:top w:w="30" w:type="dxa"/>
-              <w:start w:w="80" w:type="dxa"/>
-              <w:bottom w:w="30" w:type="dxa"/>
-              <w:end w:w="80" w:type="dxa"/>
+              <w:top w:w="20" w:type="dxa"/>
+              <w:start w:w="120" w:type="dxa"/>
+              <w:bottom w:w="20" w:type="dxa"/>
+              <w:end w:w="120" w:type="dxa"/>
             </w:tcMar>
           </w:tcPr>
           <w:p>
@@ -1066,8 +1052,8 @@
               <w:rPr>
                 <w:rFonts w:ascii="TH Sarabun New" w:hAnsi="TH Sarabun New" w:cs="TH Sarabun New"/>
                 <w:b w:val="0"/>
-                <w:color w:val="262626"/>
-                <w:sz w:val="26"/>
+                <w:color w:val="404040"/>
+                <w:sz w:val="32"/>
               </w:rPr>
               <w:t>{{rca_threat_category}}</w:t>
             </w:r>
@@ -1077,15 +1063,15 @@
       <w:tr>
         <w:tc>
           <w:tcPr>
-            <w:tcW w:type="dxa" w:w="2948"/>
+            <w:tcW w:type="dxa" w:w="3312"/>
             <w:vAlign w:val="center"/>
             <w:tcMar>
-              <w:top w:w="30" w:type="dxa"/>
-              <w:start w:w="80" w:type="dxa"/>
-              <w:bottom w:w="30" w:type="dxa"/>
-              <w:end w:w="80" w:type="dxa"/>
+              <w:top w:w="20" w:type="dxa"/>
+              <w:start w:w="120" w:type="dxa"/>
+              <w:bottom w:w="20" w:type="dxa"/>
+              <w:end w:w="120" w:type="dxa"/>
             </w:tcMar>
-            <w:shd w:val="clear" w:fill="F7F7F7"/>
+            <w:shd w:val="clear" w:fill="F2F2F2"/>
           </w:tcPr>
           <w:p>
             <w:pPr>
@@ -1094,9 +1080,9 @@
             <w:r>
               <w:rPr>
                 <w:rFonts w:ascii="TH Sarabun New" w:hAnsi="TH Sarabun New" w:cs="TH Sarabun New"/>
-                <w:b w:val="0"/>
-                <w:color w:val="262626"/>
-                <w:sz w:val="26"/>
+                <w:b/>
+                <w:color w:val="404040"/>
+                <w:sz w:val="32"/>
               </w:rPr>
               <w:t>1.11 ทรัพย์สินที่นำเข้าตรวจพิสูจน์</w:t>
             </w:r>
@@ -1104,13 +1090,13 @@
         </w:tc>
         <w:tc>
           <w:tcPr>
-            <w:tcW w:type="dxa" w:w="6690"/>
+            <w:tcW w:type="dxa" w:w="6192"/>
             <w:vAlign w:val="center"/>
             <w:tcMar>
-              <w:top w:w="30" w:type="dxa"/>
-              <w:start w:w="80" w:type="dxa"/>
-              <w:bottom w:w="30" w:type="dxa"/>
-              <w:end w:w="80" w:type="dxa"/>
+              <w:top w:w="20" w:type="dxa"/>
+              <w:start w:w="120" w:type="dxa"/>
+              <w:bottom w:w="20" w:type="dxa"/>
+              <w:end w:w="120" w:type="dxa"/>
             </w:tcMar>
           </w:tcPr>
           <w:p>
@@ -1121,8 +1107,8 @@
               <w:rPr>
                 <w:rFonts w:ascii="TH Sarabun New" w:hAnsi="TH Sarabun New" w:cs="TH Sarabun New"/>
                 <w:b w:val="0"/>
-                <w:color w:val="262626"/>
-                <w:sz w:val="26"/>
+                <w:color w:val="404040"/>
+                <w:sz w:val="32"/>
               </w:rPr>
               <w:t>{{rca_assets_examined}}</w:t>
             </w:r>
@@ -1132,15 +1118,15 @@
       <w:tr>
         <w:tc>
           <w:tcPr>
-            <w:tcW w:type="dxa" w:w="2948"/>
+            <w:tcW w:type="dxa" w:w="3312"/>
             <w:vAlign w:val="center"/>
             <w:tcMar>
-              <w:top w:w="30" w:type="dxa"/>
-              <w:start w:w="80" w:type="dxa"/>
-              <w:bottom w:w="30" w:type="dxa"/>
-              <w:end w:w="80" w:type="dxa"/>
+              <w:top w:w="20" w:type="dxa"/>
+              <w:start w:w="120" w:type="dxa"/>
+              <w:bottom w:w="20" w:type="dxa"/>
+              <w:end w:w="120" w:type="dxa"/>
             </w:tcMar>
-            <w:shd w:val="clear" w:fill="F7F7F7"/>
+            <w:shd w:val="clear" w:fill="F2F2F2"/>
           </w:tcPr>
           <w:p>
             <w:pPr>
@@ -1149,9 +1135,9 @@
             <w:r>
               <w:rPr>
                 <w:rFonts w:ascii="TH Sarabun New" w:hAnsi="TH Sarabun New" w:cs="TH Sarabun New"/>
-                <w:b w:val="0"/>
-                <w:color w:val="262626"/>
-                <w:sz w:val="26"/>
+                <w:b/>
+                <w:color w:val="404040"/>
+                <w:sz w:val="32"/>
               </w:rPr>
               <w:t>1.12 ประเภททรัพย์สิน</w:t>
             </w:r>
@@ -1159,13 +1145,13 @@
         </w:tc>
         <w:tc>
           <w:tcPr>
-            <w:tcW w:type="dxa" w:w="6690"/>
+            <w:tcW w:type="dxa" w:w="6192"/>
             <w:vAlign w:val="center"/>
             <w:tcMar>
-              <w:top w:w="30" w:type="dxa"/>
-              <w:start w:w="80" w:type="dxa"/>
-              <w:bottom w:w="30" w:type="dxa"/>
-              <w:end w:w="80" w:type="dxa"/>
+              <w:top w:w="20" w:type="dxa"/>
+              <w:start w:w="120" w:type="dxa"/>
+              <w:bottom w:w="20" w:type="dxa"/>
+              <w:end w:w="120" w:type="dxa"/>
             </w:tcMar>
           </w:tcPr>
           <w:p>
@@ -1176,8 +1162,8 @@
               <w:rPr>
                 <w:rFonts w:ascii="DejaVu Sans" w:hAnsi="DejaVu Sans" w:cs="DejaVu Sans"/>
                 <w:b w:val="0"/>
-                <w:color w:val="262626"/>
-                <w:sz w:val="24"/>
+                <w:color w:val="404040"/>
+                <w:sz w:val="32"/>
               </w:rPr>
               <w:t>{{rca_chk_asset_computer}}</w:t>
             </w:r>
@@ -1185,8 +1171,8 @@
               <w:rPr>
                 <w:rFonts w:ascii="TH Sarabun New" w:hAnsi="TH Sarabun New" w:cs="TH Sarabun New"/>
                 <w:b w:val="0"/>
-                <w:color w:val="262626"/>
-                <w:sz w:val="26"/>
+                <w:color w:val="404040"/>
+                <w:sz w:val="32"/>
               </w:rPr>
               <w:t xml:space="preserve"> Computer</w:t>
             </w:r>
@@ -1194,8 +1180,8 @@
               <w:rPr>
                 <w:rFonts w:ascii="TH Sarabun New" w:hAnsi="TH Sarabun New" w:cs="TH Sarabun New"/>
                 <w:b w:val="0"/>
-                <w:color w:val="262626"/>
-                <w:sz w:val="26"/>
+                <w:color w:val="404040"/>
+                <w:sz w:val="32"/>
               </w:rPr>
               <w:t xml:space="preserve">   </w:t>
             </w:r>
@@ -1203,8 +1189,8 @@
               <w:rPr>
                 <w:rFonts w:ascii="DejaVu Sans" w:hAnsi="DejaVu Sans" w:cs="DejaVu Sans"/>
                 <w:b w:val="0"/>
-                <w:color w:val="262626"/>
-                <w:sz w:val="24"/>
+                <w:color w:val="404040"/>
+                <w:sz w:val="32"/>
               </w:rPr>
               <w:t>{{rca_chk_asset_server}}</w:t>
             </w:r>
@@ -1212,8 +1198,8 @@
               <w:rPr>
                 <w:rFonts w:ascii="TH Sarabun New" w:hAnsi="TH Sarabun New" w:cs="TH Sarabun New"/>
                 <w:b w:val="0"/>
-                <w:color w:val="262626"/>
-                <w:sz w:val="26"/>
+                <w:color w:val="404040"/>
+                <w:sz w:val="32"/>
               </w:rPr>
               <w:t xml:space="preserve"> Server</w:t>
             </w:r>
@@ -1221,8 +1207,8 @@
               <w:rPr>
                 <w:rFonts w:ascii="TH Sarabun New" w:hAnsi="TH Sarabun New" w:cs="TH Sarabun New"/>
                 <w:b w:val="0"/>
-                <w:color w:val="262626"/>
-                <w:sz w:val="26"/>
+                <w:color w:val="404040"/>
+                <w:sz w:val="32"/>
               </w:rPr>
               <w:t xml:space="preserve">   </w:t>
             </w:r>
@@ -1230,8 +1216,8 @@
               <w:rPr>
                 <w:rFonts w:ascii="DejaVu Sans" w:hAnsi="DejaVu Sans" w:cs="DejaVu Sans"/>
                 <w:b w:val="0"/>
-                <w:color w:val="262626"/>
-                <w:sz w:val="24"/>
+                <w:color w:val="404040"/>
+                <w:sz w:val="32"/>
               </w:rPr>
               <w:t>{{rca_chk_asset_network}}</w:t>
             </w:r>
@@ -1239,8 +1225,8 @@
               <w:rPr>
                 <w:rFonts w:ascii="TH Sarabun New" w:hAnsi="TH Sarabun New" w:cs="TH Sarabun New"/>
                 <w:b w:val="0"/>
-                <w:color w:val="262626"/>
-                <w:sz w:val="26"/>
+                <w:color w:val="404040"/>
+                <w:sz w:val="32"/>
               </w:rPr>
               <w:t xml:space="preserve"> Network Device</w:t>
             </w:r>
@@ -1248,8 +1234,8 @@
               <w:rPr>
                 <w:rFonts w:ascii="TH Sarabun New" w:hAnsi="TH Sarabun New" w:cs="TH Sarabun New"/>
                 <w:b w:val="0"/>
-                <w:color w:val="262626"/>
-                <w:sz w:val="26"/>
+                <w:color w:val="404040"/>
+                <w:sz w:val="32"/>
               </w:rPr>
               <w:t xml:space="preserve">   </w:t>
             </w:r>
@@ -1257,8 +1243,8 @@
               <w:rPr>
                 <w:rFonts w:ascii="DejaVu Sans" w:hAnsi="DejaVu Sans" w:cs="DejaVu Sans"/>
                 <w:b w:val="0"/>
-                <w:color w:val="262626"/>
-                <w:sz w:val="24"/>
+                <w:color w:val="404040"/>
+                <w:sz w:val="32"/>
               </w:rPr>
               <w:t>{{rca_chk_asset_unknown}}</w:t>
             </w:r>
@@ -1266,8 +1252,8 @@
               <w:rPr>
                 <w:rFonts w:ascii="TH Sarabun New" w:hAnsi="TH Sarabun New" w:cs="TH Sarabun New"/>
                 <w:b w:val="0"/>
-                <w:color w:val="262626"/>
-                <w:sz w:val="26"/>
+                <w:color w:val="404040"/>
+                <w:sz w:val="32"/>
               </w:rPr>
               <w:t xml:space="preserve"> ไม่ทราบ</w:t>
             </w:r>
@@ -1277,15 +1263,15 @@
       <w:tr>
         <w:tc>
           <w:tcPr>
-            <w:tcW w:type="dxa" w:w="2948"/>
+            <w:tcW w:type="dxa" w:w="3312"/>
             <w:vAlign w:val="center"/>
             <w:tcMar>
-              <w:top w:w="30" w:type="dxa"/>
-              <w:start w:w="80" w:type="dxa"/>
-              <w:bottom w:w="30" w:type="dxa"/>
-              <w:end w:w="80" w:type="dxa"/>
+              <w:top w:w="20" w:type="dxa"/>
+              <w:start w:w="120" w:type="dxa"/>
+              <w:bottom w:w="20" w:type="dxa"/>
+              <w:end w:w="120" w:type="dxa"/>
             </w:tcMar>
-            <w:shd w:val="clear" w:fill="F7F7F7"/>
+            <w:shd w:val="clear" w:fill="F2F2F2"/>
           </w:tcPr>
           <w:p>
             <w:pPr>
@@ -1294,9 +1280,9 @@
             <w:r>
               <w:rPr>
                 <w:rFonts w:ascii="TH Sarabun New" w:hAnsi="TH Sarabun New" w:cs="TH Sarabun New"/>
-                <w:b w:val="0"/>
-                <w:color w:val="262626"/>
-                <w:sz w:val="26"/>
+                <w:b/>
+                <w:color w:val="404040"/>
+                <w:sz w:val="32"/>
               </w:rPr>
               <w:t>1.13 ระบบ/บริการที่ได้รับผลกระทบ</w:t>
             </w:r>
@@ -1304,13 +1290,13 @@
         </w:tc>
         <w:tc>
           <w:tcPr>
-            <w:tcW w:type="dxa" w:w="6690"/>
+            <w:tcW w:type="dxa" w:w="6192"/>
             <w:vAlign w:val="center"/>
             <w:tcMar>
-              <w:top w:w="30" w:type="dxa"/>
-              <w:start w:w="80" w:type="dxa"/>
-              <w:bottom w:w="30" w:type="dxa"/>
-              <w:end w:w="80" w:type="dxa"/>
+              <w:top w:w="20" w:type="dxa"/>
+              <w:start w:w="120" w:type="dxa"/>
+              <w:bottom w:w="20" w:type="dxa"/>
+              <w:end w:w="120" w:type="dxa"/>
             </w:tcMar>
           </w:tcPr>
           <w:p>
@@ -1321,8 +1307,8 @@
               <w:rPr>
                 <w:rFonts w:ascii="TH Sarabun New" w:hAnsi="TH Sarabun New" w:cs="TH Sarabun New"/>
                 <w:b w:val="0"/>
-                <w:color w:val="262626"/>
-                <w:sz w:val="26"/>
+                <w:color w:val="404040"/>
+                <w:sz w:val="32"/>
               </w:rPr>
               <w:t>{{rca_affected_systems}}</w:t>
             </w:r>
@@ -1332,15 +1318,15 @@
       <w:tr>
         <w:tc>
           <w:tcPr>
-            <w:tcW w:type="dxa" w:w="2948"/>
+            <w:tcW w:type="dxa" w:w="3312"/>
             <w:vAlign w:val="center"/>
             <w:tcMar>
-              <w:top w:w="30" w:type="dxa"/>
-              <w:start w:w="80" w:type="dxa"/>
-              <w:bottom w:w="30" w:type="dxa"/>
-              <w:end w:w="80" w:type="dxa"/>
+              <w:top w:w="20" w:type="dxa"/>
+              <w:start w:w="120" w:type="dxa"/>
+              <w:bottom w:w="20" w:type="dxa"/>
+              <w:end w:w="120" w:type="dxa"/>
             </w:tcMar>
-            <w:shd w:val="clear" w:fill="F7F7F7"/>
+            <w:shd w:val="clear" w:fill="F2F2F2"/>
           </w:tcPr>
           <w:p>
             <w:pPr>
@@ -1349,9 +1335,9 @@
             <w:r>
               <w:rPr>
                 <w:rFonts w:ascii="TH Sarabun New" w:hAnsi="TH Sarabun New" w:cs="TH Sarabun New"/>
-                <w:b w:val="0"/>
-                <w:color w:val="262626"/>
-                <w:sz w:val="26"/>
+                <w:b/>
+                <w:color w:val="404040"/>
+                <w:sz w:val="32"/>
               </w:rPr>
               <w:t>1.14 ส่วนงานเจ้าของหรือผู้ดูแลทรัพย์สิน</w:t>
             </w:r>
@@ -1359,13 +1345,13 @@
         </w:tc>
         <w:tc>
           <w:tcPr>
-            <w:tcW w:type="dxa" w:w="6690"/>
+            <w:tcW w:type="dxa" w:w="6192"/>
             <w:vAlign w:val="center"/>
             <w:tcMar>
-              <w:top w:w="30" w:type="dxa"/>
-              <w:start w:w="80" w:type="dxa"/>
-              <w:bottom w:w="30" w:type="dxa"/>
-              <w:end w:w="80" w:type="dxa"/>
+              <w:top w:w="20" w:type="dxa"/>
+              <w:start w:w="120" w:type="dxa"/>
+              <w:bottom w:w="20" w:type="dxa"/>
+              <w:end w:w="120" w:type="dxa"/>
             </w:tcMar>
           </w:tcPr>
           <w:p>
@@ -1376,8 +1362,8 @@
               <w:rPr>
                 <w:rFonts w:ascii="TH Sarabun New" w:hAnsi="TH Sarabun New" w:cs="TH Sarabun New"/>
                 <w:b w:val="0"/>
-                <w:color w:val="262626"/>
-                <w:sz w:val="26"/>
+                <w:color w:val="404040"/>
+                <w:sz w:val="32"/>
               </w:rPr>
               <w:t>{{rca_asset_owner}}</w:t>
             </w:r>
@@ -1387,15 +1373,15 @@
       <w:tr>
         <w:tc>
           <w:tcPr>
-            <w:tcW w:type="dxa" w:w="2948"/>
+            <w:tcW w:type="dxa" w:w="3312"/>
             <w:vAlign w:val="center"/>
             <w:tcMar>
-              <w:top w:w="30" w:type="dxa"/>
-              <w:start w:w="80" w:type="dxa"/>
-              <w:bottom w:w="30" w:type="dxa"/>
-              <w:end w:w="80" w:type="dxa"/>
+              <w:top w:w="20" w:type="dxa"/>
+              <w:start w:w="120" w:type="dxa"/>
+              <w:bottom w:w="20" w:type="dxa"/>
+              <w:end w:w="120" w:type="dxa"/>
             </w:tcMar>
-            <w:shd w:val="clear" w:fill="F7F7F7"/>
+            <w:shd w:val="clear" w:fill="F2F2F2"/>
           </w:tcPr>
           <w:p>
             <w:pPr>
@@ -1404,9 +1390,9 @@
             <w:r>
               <w:rPr>
                 <w:rFonts w:ascii="TH Sarabun New" w:hAnsi="TH Sarabun New" w:cs="TH Sarabun New"/>
-                <w:b w:val="0"/>
-                <w:color w:val="262626"/>
-                <w:sz w:val="26"/>
+                <w:b/>
+                <w:color w:val="404040"/>
+                <w:sz w:val="32"/>
               </w:rPr>
               <w:t>1.15 ผู้ตรวจพิสูจน์</w:t>
             </w:r>
@@ -1414,13 +1400,13 @@
         </w:tc>
         <w:tc>
           <w:tcPr>
-            <w:tcW w:type="dxa" w:w="6690"/>
+            <w:tcW w:type="dxa" w:w="6192"/>
             <w:vAlign w:val="center"/>
             <w:tcMar>
-              <w:top w:w="30" w:type="dxa"/>
-              <w:start w:w="80" w:type="dxa"/>
-              <w:bottom w:w="30" w:type="dxa"/>
-              <w:end w:w="80" w:type="dxa"/>
+              <w:top w:w="20" w:type="dxa"/>
+              <w:start w:w="120" w:type="dxa"/>
+              <w:bottom w:w="20" w:type="dxa"/>
+              <w:end w:w="120" w:type="dxa"/>
             </w:tcMar>
           </w:tcPr>
           <w:p>
@@ -1431,8 +1417,8 @@
               <w:rPr>
                 <w:rFonts w:ascii="TH Sarabun New" w:hAnsi="TH Sarabun New" w:cs="TH Sarabun New"/>
                 <w:b w:val="0"/>
-                <w:color w:val="262626"/>
-                <w:sz w:val="26"/>
+                <w:color w:val="404040"/>
+                <w:sz w:val="32"/>
               </w:rPr>
               <w:t>{{rca_examiner}}</w:t>
             </w:r>
@@ -1442,15 +1428,15 @@
       <w:tr>
         <w:tc>
           <w:tcPr>
-            <w:tcW w:type="dxa" w:w="2948"/>
+            <w:tcW w:type="dxa" w:w="3312"/>
             <w:vAlign w:val="center"/>
             <w:tcMar>
-              <w:top w:w="30" w:type="dxa"/>
-              <w:start w:w="80" w:type="dxa"/>
-              <w:bottom w:w="30" w:type="dxa"/>
-              <w:end w:w="80" w:type="dxa"/>
+              <w:top w:w="20" w:type="dxa"/>
+              <w:start w:w="120" w:type="dxa"/>
+              <w:bottom w:w="20" w:type="dxa"/>
+              <w:end w:w="120" w:type="dxa"/>
             </w:tcMar>
-            <w:shd w:val="clear" w:fill="F7F7F7"/>
+            <w:shd w:val="clear" w:fill="F2F2F2"/>
           </w:tcPr>
           <w:p>
             <w:pPr>
@@ -1459,9 +1445,9 @@
             <w:r>
               <w:rPr>
                 <w:rFonts w:ascii="TH Sarabun New" w:hAnsi="TH Sarabun New" w:cs="TH Sarabun New"/>
-                <w:b w:val="0"/>
-                <w:color w:val="262626"/>
-                <w:sz w:val="26"/>
+                <w:b/>
+                <w:color w:val="404040"/>
+                <w:sz w:val="32"/>
               </w:rPr>
               <w:t>1.16 เลขอ้างอิงที่เกี่ยวข้อง</w:t>
             </w:r>
@@ -1469,13 +1455,13 @@
         </w:tc>
         <w:tc>
           <w:tcPr>
-            <w:tcW w:type="dxa" w:w="6690"/>
+            <w:tcW w:type="dxa" w:w="6192"/>
             <w:vAlign w:val="center"/>
             <w:tcMar>
-              <w:top w:w="30" w:type="dxa"/>
-              <w:start w:w="80" w:type="dxa"/>
-              <w:bottom w:w="30" w:type="dxa"/>
-              <w:end w:w="80" w:type="dxa"/>
+              <w:top w:w="20" w:type="dxa"/>
+              <w:start w:w="120" w:type="dxa"/>
+              <w:bottom w:w="20" w:type="dxa"/>
+              <w:end w:w="120" w:type="dxa"/>
             </w:tcMar>
           </w:tcPr>
           <w:p>
@@ -1486,8 +1472,8 @@
               <w:rPr>
                 <w:rFonts w:ascii="TH Sarabun New" w:hAnsi="TH Sarabun New" w:cs="TH Sarabun New"/>
                 <w:b w:val="0"/>
-                <w:color w:val="262626"/>
-                <w:sz w:val="26"/>
+                <w:color w:val="404040"/>
+                <w:sz w:val="32"/>
               </w:rPr>
               <w:t>{{rca_related_refs}}</w:t>
             </w:r>
@@ -1497,15 +1483,15 @@
     </w:tbl>
     <w:p>
       <w:pPr>
-        <w:spacing w:after="0" w:line="200" w:lineRule="exact"/>
+        <w:spacing w:after="0" w:line="120" w:lineRule="exact"/>
       </w:pPr>
     </w:p>
     <w:tbl>
       <w:tblPr>
         <w:tblW w:type="auto" w:w="0"/>
+        <w:jc w:val="center"/>
         <w:tblLayout w:type="fixed"/>
         <w:tblLook w:firstColumn="1" w:firstRow="1" w:lastColumn="0" w:lastRow="0" w:noHBand="0" w:noVBand="1" w:val="04A0"/>
-        <w:jc w:val="center"/>
         <w:tblBorders>
           <w:top w:val="none"/>
           <w:left w:val="none"/>
@@ -1516,20 +1502,20 @@
         </w:tblBorders>
       </w:tblPr>
       <w:tblGrid>
-        <w:gridCol w:w="9638"/>
+        <w:gridCol w:w="9504"/>
       </w:tblGrid>
       <w:tr>
         <w:tc>
           <w:tcPr>
-            <w:tcW w:type="dxa" w:w="9638"/>
+            <w:tcW w:type="dxa" w:w="9504"/>
             <w:vAlign w:val="center"/>
             <w:tcMar>
-              <w:top w:w="50" w:type="dxa"/>
-              <w:start w:w="100" w:type="dxa"/>
-              <w:bottom w:w="50" w:type="dxa"/>
-              <w:end w:w="100" w:type="dxa"/>
+              <w:top w:w="70" w:type="dxa"/>
+              <w:start w:w="120" w:type="dxa"/>
+              <w:bottom w:w="70" w:type="dxa"/>
+              <w:end w:w="120" w:type="dxa"/>
             </w:tcMar>
-            <w:shd w:val="clear" w:fill="404040"/>
+            <w:shd w:val="clear" w:fill="FFF9C4"/>
           </w:tcPr>
           <w:p>
             <w:pPr>
@@ -1540,19 +1526,19 @@
               <w:rPr>
                 <w:rFonts w:ascii="TH Sarabun New" w:hAnsi="TH Sarabun New" w:cs="TH Sarabun New"/>
                 <w:b/>
-                <w:color w:val="FFFFFF"/>
-                <w:sz w:val="32"/>
+                <w:color w:val="1F2933"/>
+                <w:sz w:val="34"/>
               </w:rPr>
-              <w:t>2.  บทสรุปผู้บริหาร</w:t>
+              <w:t>2. บทสรุปผู้บริหาร</w:t>
             </w:r>
             <w:r>
               <w:rPr>
                 <w:rFonts w:ascii="TH Sarabun New" w:hAnsi="TH Sarabun New" w:cs="TH Sarabun New"/>
                 <w:b w:val="0"/>
-                <w:color w:val="D9D9D9"/>
-                <w:sz w:val="22"/>
+                <w:color w:val="1F2933"/>
+                <w:sz w:val="24"/>
               </w:rPr>
-              <w:t xml:space="preserve">   (Executive Summary)</w:t>
+              <w:t xml:space="preserve">  (Executive Summary)</w:t>
             </w:r>
           </w:p>
         </w:tc>
@@ -1560,68 +1546,136 @@
     </w:tbl>
     <w:p>
       <w:pPr>
-        <w:spacing w:after="0" w:line="80" w:lineRule="exact"/>
+        <w:spacing w:after="0" w:line="60" w:lineRule="exact"/>
       </w:pPr>
     </w:p>
+    <w:tbl>
+      <w:tblPr>
+        <w:tblW w:type="auto" w:w="0"/>
+        <w:jc w:val="center"/>
+        <w:tblLayout w:type="fixed"/>
+        <w:tblLook w:firstColumn="1" w:firstRow="1" w:lastColumn="0" w:lastRow="0" w:noHBand="0" w:noVBand="1" w:val="04A0"/>
+        <w:tblBorders>
+          <w:top w:val="single" w:sz="6" w:space="0" w:color="BFBFBF"/>
+          <w:left w:val="single" w:sz="6" w:space="0" w:color="BFBFBF"/>
+          <w:bottom w:val="single" w:sz="6" w:space="0" w:color="BFBFBF"/>
+          <w:right w:val="single" w:sz="6" w:space="0" w:color="BFBFBF"/>
+          <w:insideH w:val="single" w:sz="6" w:space="0" w:color="BFBFBF"/>
+          <w:insideV w:val="single" w:sz="6" w:space="0" w:color="BFBFBF"/>
+        </w:tblBorders>
+      </w:tblPr>
+      <w:tblGrid>
+        <w:gridCol w:w="9504"/>
+      </w:tblGrid>
+      <w:tr>
+        <w:tc>
+          <w:tcPr>
+            <w:tcW w:type="dxa" w:w="9504"/>
+            <w:vAlign w:val="center"/>
+            <w:tcMar>
+              <w:top w:w="60" w:type="dxa"/>
+              <w:start w:w="120" w:type="dxa"/>
+              <w:bottom w:w="60" w:type="dxa"/>
+              <w:end w:w="120" w:type="dxa"/>
+            </w:tcMar>
+          </w:tcPr>
+          <w:p>
+            <w:pPr>
+              <w:spacing w:before="0" w:after="0" w:line="240" w:lineRule="auto"/>
+            </w:pPr>
+            <w:r>
+              <w:rPr>
+                <w:rFonts w:ascii="TH Sarabun New" w:hAnsi="TH Sarabun New" w:cs="TH Sarabun New"/>
+                <w:b w:val="0"/>
+                <w:i/>
+                <w:color w:val="808080"/>
+                <w:sz w:val="32"/>
+              </w:rPr>
+              <w:t>[เขียนบทสรุปผู้บริหาร: ช่วงเวลาและภาพรวมของเหตุการณ์ ระบบที่ได้รับผลกระทบ สิ่งที่พบ และสิ่งที่ตรวจสอบแล้วไม่พบ]</w:t>
+            </w:r>
+          </w:p>
+        </w:tc>
+      </w:tr>
+    </w:tbl>
     <w:p>
       <w:pPr>
-        <w:spacing w:after="80"/>
-        <w:ind w:firstLine="567"/>
+        <w:spacing w:after="0" w:line="60" w:lineRule="exact"/>
       </w:pPr>
-      <w:r>
-        <w:rPr>
-          <w:rFonts w:ascii="TH Sarabun New" w:hAnsi="TH Sarabun New" w:cs="TH Sarabun New"/>
-          <w:b w:val="0"/>
-          <w:i/>
-          <w:color w:val="7F7F7F"/>
-          <w:sz w:val="28"/>
-        </w:rPr>
-        <w:t>[เขียนบทสรุปผู้บริหาร: ช่วงเวลาและภาพรวมของเหตุการณ์ ระบบที่ได้รับผลกระทบ สิ่งที่พบ และสิ่งที่ตรวจสอบแล้วไม่พบ]</w:t>
-      </w:r>
     </w:p>
     <w:p>
       <w:pPr>
         <w:keepNext/>
         <w:spacing w:before="80"/>
-        <w:ind w:firstLine="567"/>
       </w:pPr>
       <w:r>
         <w:rPr>
           <w:rFonts w:ascii="TH Sarabun New" w:hAnsi="TH Sarabun New" w:cs="TH Sarabun New"/>
           <w:b/>
-          <w:color w:val="262626"/>
-          <w:sz w:val="28"/>
+          <w:color w:val="404040"/>
+          <w:sz w:val="32"/>
         </w:rPr>
         <w:t>Root Cause หลัก (Primary Root Cause):</w:t>
       </w:r>
     </w:p>
+    <w:tbl>
+      <w:tblPr>
+        <w:tblW w:type="auto" w:w="0"/>
+        <w:jc w:val="center"/>
+        <w:tblLayout w:type="fixed"/>
+        <w:tblLook w:firstColumn="1" w:firstRow="1" w:lastColumn="0" w:lastRow="0" w:noHBand="0" w:noVBand="1" w:val="04A0"/>
+        <w:tblBorders>
+          <w:top w:val="single" w:sz="6" w:space="0" w:color="BFBFBF"/>
+          <w:left w:val="single" w:sz="6" w:space="0" w:color="BFBFBF"/>
+          <w:bottom w:val="single" w:sz="6" w:space="0" w:color="BFBFBF"/>
+          <w:right w:val="single" w:sz="6" w:space="0" w:color="BFBFBF"/>
+          <w:insideH w:val="single" w:sz="6" w:space="0" w:color="BFBFBF"/>
+          <w:insideV w:val="single" w:sz="6" w:space="0" w:color="BFBFBF"/>
+        </w:tblBorders>
+      </w:tblPr>
+      <w:tblGrid>
+        <w:gridCol w:w="9504"/>
+      </w:tblGrid>
+      <w:tr>
+        <w:tc>
+          <w:tcPr>
+            <w:tcW w:type="dxa" w:w="9504"/>
+            <w:vAlign w:val="center"/>
+            <w:tcMar>
+              <w:top w:w="60" w:type="dxa"/>
+              <w:start w:w="120" w:type="dxa"/>
+              <w:bottom w:w="60" w:type="dxa"/>
+              <w:end w:w="120" w:type="dxa"/>
+            </w:tcMar>
+          </w:tcPr>
+          <w:p>
+            <w:pPr>
+              <w:spacing w:before="0" w:after="0" w:line="240" w:lineRule="auto"/>
+            </w:pPr>
+            <w:r>
+              <w:rPr>
+                <w:rFonts w:ascii="TH Sarabun New" w:hAnsi="TH Sarabun New" w:cs="TH Sarabun New"/>
+                <w:b w:val="0"/>
+                <w:i/>
+                <w:color w:val="808080"/>
+                <w:sz w:val="32"/>
+              </w:rPr>
+              <w:t>[สรุปสาเหตุหลักของเหตุการณ์และเหตุผลที่ตรวจพบล่าช้า (ถ้ามี) ในหนึ่งย่อหน้า]</w:t>
+            </w:r>
+          </w:p>
+        </w:tc>
+      </w:tr>
+    </w:tbl>
     <w:p>
       <w:pPr>
-        <w:spacing w:after="80"/>
-        <w:ind w:firstLine="567"/>
-      </w:pPr>
-      <w:r>
-        <w:rPr>
-          <w:rFonts w:ascii="TH Sarabun New" w:hAnsi="TH Sarabun New" w:cs="TH Sarabun New"/>
-          <w:b w:val="0"/>
-          <w:i/>
-          <w:color w:val="7F7F7F"/>
-          <w:sz w:val="28"/>
-        </w:rPr>
-        <w:t>[สรุปสาเหตุหลักของเหตุการณ์และเหตุผลที่ตรวจพบล่าช้า (ถ้ามี) ในหนึ่งย่อหน้า]</w:t>
-      </w:r>
-    </w:p>
-    <w:p>
-      <w:pPr>
-        <w:spacing w:after="0" w:line="160" w:lineRule="exact"/>
+        <w:spacing w:after="0" w:line="60" w:lineRule="exact"/>
       </w:pPr>
     </w:p>
     <w:tbl>
       <w:tblPr>
         <w:tblW w:type="auto" w:w="0"/>
+        <w:jc w:val="center"/>
         <w:tblLayout w:type="fixed"/>
         <w:tblLook w:firstColumn="1" w:firstRow="1" w:lastColumn="0" w:lastRow="0" w:noHBand="0" w:noVBand="1" w:val="04A0"/>
-        <w:jc w:val="center"/>
         <w:tblBorders>
           <w:top w:val="none"/>
           <w:left w:val="none"/>
@@ -1632,20 +1686,20 @@
         </w:tblBorders>
       </w:tblPr>
       <w:tblGrid>
-        <w:gridCol w:w="9638"/>
+        <w:gridCol w:w="9504"/>
       </w:tblGrid>
       <w:tr>
         <w:tc>
           <w:tcPr>
-            <w:tcW w:type="dxa" w:w="9638"/>
+            <w:tcW w:type="dxa" w:w="9504"/>
             <w:vAlign w:val="center"/>
             <w:tcMar>
-              <w:top w:w="50" w:type="dxa"/>
-              <w:start w:w="100" w:type="dxa"/>
-              <w:bottom w:w="50" w:type="dxa"/>
-              <w:end w:w="100" w:type="dxa"/>
+              <w:top w:w="70" w:type="dxa"/>
+              <w:start w:w="120" w:type="dxa"/>
+              <w:bottom w:w="70" w:type="dxa"/>
+              <w:end w:w="120" w:type="dxa"/>
             </w:tcMar>
-            <w:shd w:val="clear" w:fill="404040"/>
+            <w:shd w:val="clear" w:fill="FFF9C4"/>
           </w:tcPr>
           <w:p>
             <w:pPr>
@@ -1656,19 +1710,19 @@
               <w:rPr>
                 <w:rFonts w:ascii="TH Sarabun New" w:hAnsi="TH Sarabun New" w:cs="TH Sarabun New"/>
                 <w:b/>
-                <w:color w:val="FFFFFF"/>
-                <w:sz w:val="32"/>
+                <w:color w:val="1F2933"/>
+                <w:sz w:val="34"/>
               </w:rPr>
-              <w:t>3.  ภาพรวมเหตุการณ์</w:t>
+              <w:t>3. ภาพรวมเหตุการณ์</w:t>
             </w:r>
             <w:r>
               <w:rPr>
                 <w:rFonts w:ascii="TH Sarabun New" w:hAnsi="TH Sarabun New" w:cs="TH Sarabun New"/>
                 <w:b w:val="0"/>
-                <w:color w:val="D9D9D9"/>
-                <w:sz w:val="22"/>
+                <w:color w:val="1F2933"/>
+                <w:sz w:val="24"/>
               </w:rPr>
-              <w:t xml:space="preserve">   (Incident Overview)</w:t>
+              <w:t xml:space="preserve">  (Incident Overview)</w:t>
             </w:r>
           </w:p>
         </w:tc>
@@ -1676,7 +1730,7 @@
     </w:tbl>
     <w:p>
       <w:pPr>
-        <w:spacing w:after="0" w:line="80" w:lineRule="exact"/>
+        <w:spacing w:after="0" w:line="60" w:lineRule="exact"/>
       </w:pPr>
     </w:p>
     <w:tbl>
@@ -1686,26 +1740,26 @@
         <w:tblLayout w:type="fixed"/>
         <w:tblLook w:firstColumn="1" w:firstRow="1" w:lastColumn="0" w:lastRow="0" w:noHBand="0" w:noVBand="1" w:val="04A0"/>
         <w:tblBorders>
-          <w:top w:val="single" w:sz="4" w:space="0" w:color="BFBFBF"/>
-          <w:left w:val="single" w:sz="4" w:space="0" w:color="BFBFBF"/>
-          <w:bottom w:val="single" w:sz="4" w:space="0" w:color="BFBFBF"/>
-          <w:right w:val="single" w:sz="4" w:space="0" w:color="BFBFBF"/>
-          <w:insideH w:val="single" w:sz="4" w:space="0" w:color="BFBFBF"/>
-          <w:insideV w:val="single" w:sz="4" w:space="0" w:color="BFBFBF"/>
+          <w:top w:val="single" w:sz="6" w:space="0" w:color="BFBFBF"/>
+          <w:left w:val="single" w:sz="6" w:space="0" w:color="BFBFBF"/>
+          <w:bottom w:val="single" w:sz="6" w:space="0" w:color="BFBFBF"/>
+          <w:right w:val="single" w:sz="6" w:space="0" w:color="BFBFBF"/>
+          <w:insideH w:val="single" w:sz="6" w:space="0" w:color="BFBFBF"/>
+          <w:insideV w:val="single" w:sz="6" w:space="0" w:color="BFBFBF"/>
         </w:tblBorders>
       </w:tblPr>
       <w:tblGrid>
-        <w:gridCol w:w="9638"/>
+        <w:gridCol w:w="9504"/>
       </w:tblGrid>
       <w:tr>
         <w:tc>
           <w:tcPr>
-            <w:tcW w:type="dxa" w:w="9638"/>
+            <w:tcW w:type="dxa" w:w="9504"/>
             <w:vAlign w:val="center"/>
             <w:tcMar>
-              <w:top w:w="600" w:type="dxa"/>
+              <w:top w:w="560" w:type="dxa"/>
               <w:start w:w="120" w:type="dxa"/>
-              <w:bottom w:w="600" w:type="dxa"/>
+              <w:bottom w:w="560" w:type="dxa"/>
               <w:end w:w="120" w:type="dxa"/>
             </w:tcMar>
           </w:tcPr>
@@ -1719,8 +1773,8 @@
                 <w:rFonts w:ascii="TH Sarabun New" w:hAnsi="TH Sarabun New" w:cs="TH Sarabun New"/>
                 <w:b w:val="0"/>
                 <w:i/>
-                <w:color w:val="7F7F7F"/>
-                <w:sz w:val="28"/>
+                <w:color w:val="808080"/>
+                <w:sz w:val="32"/>
               </w:rPr>
               <w:t>[แทรกรูปที่ 1 — แผนผังระบบและขอบเขตผลกระทบ]</w:t>
             </w:r>
@@ -1730,15 +1784,15 @@
     </w:tbl>
     <w:p>
       <w:pPr>
-        <w:spacing w:after="160"/>
+        <w:spacing w:after="120"/>
         <w:jc w:val="center"/>
       </w:pPr>
       <w:r>
         <w:rPr>
           <w:rFonts w:ascii="TH Sarabun New" w:hAnsi="TH Sarabun New" w:cs="TH Sarabun New"/>
           <w:b/>
-          <w:color w:val="262626"/>
-          <w:sz w:val="24"/>
+          <w:color w:val="404040"/>
+          <w:sz w:val="26"/>
         </w:rPr>
         <w:t>รูปที่ 1 — แผนผังระบบและขอบเขตผลกระทบ</w:t>
       </w:r>
@@ -1750,26 +1804,26 @@
         <w:tblLayout w:type="fixed"/>
         <w:tblLook w:firstColumn="1" w:firstRow="1" w:lastColumn="0" w:lastRow="0" w:noHBand="0" w:noVBand="1" w:val="04A0"/>
         <w:tblBorders>
-          <w:top w:val="single" w:sz="4" w:space="0" w:color="BFBFBF"/>
-          <w:left w:val="single" w:sz="4" w:space="0" w:color="BFBFBF"/>
-          <w:bottom w:val="single" w:sz="4" w:space="0" w:color="BFBFBF"/>
-          <w:right w:val="single" w:sz="4" w:space="0" w:color="BFBFBF"/>
-          <w:insideH w:val="single" w:sz="4" w:space="0" w:color="BFBFBF"/>
-          <w:insideV w:val="single" w:sz="4" w:space="0" w:color="BFBFBF"/>
+          <w:top w:val="single" w:sz="6" w:space="0" w:color="BFBFBF"/>
+          <w:left w:val="single" w:sz="6" w:space="0" w:color="BFBFBF"/>
+          <w:bottom w:val="single" w:sz="6" w:space="0" w:color="BFBFBF"/>
+          <w:right w:val="single" w:sz="6" w:space="0" w:color="BFBFBF"/>
+          <w:insideH w:val="single" w:sz="6" w:space="0" w:color="BFBFBF"/>
+          <w:insideV w:val="single" w:sz="6" w:space="0" w:color="BFBFBF"/>
         </w:tblBorders>
       </w:tblPr>
       <w:tblGrid>
-        <w:gridCol w:w="9638"/>
+        <w:gridCol w:w="9504"/>
       </w:tblGrid>
       <w:tr>
         <w:tc>
           <w:tcPr>
-            <w:tcW w:type="dxa" w:w="9638"/>
+            <w:tcW w:type="dxa" w:w="9504"/>
             <w:vAlign w:val="center"/>
             <w:tcMar>
-              <w:top w:w="600" w:type="dxa"/>
+              <w:top w:w="560" w:type="dxa"/>
               <w:start w:w="120" w:type="dxa"/>
-              <w:bottom w:w="600" w:type="dxa"/>
+              <w:bottom w:w="560" w:type="dxa"/>
               <w:end w:w="120" w:type="dxa"/>
             </w:tcMar>
           </w:tcPr>
@@ -1783,8 +1837,8 @@
                 <w:rFonts w:ascii="TH Sarabun New" w:hAnsi="TH Sarabun New" w:cs="TH Sarabun New"/>
                 <w:b w:val="0"/>
                 <w:i/>
-                <w:color w:val="7F7F7F"/>
-                <w:sz w:val="28"/>
+                <w:color w:val="808080"/>
+                <w:sz w:val="32"/>
               </w:rPr>
               <w:t>[แทรกรูปที่ 2 — แผนภาพลำดับการโจมตี]</w:t>
             </w:r>
@@ -1794,15 +1848,15 @@
     </w:tbl>
     <w:p>
       <w:pPr>
-        <w:spacing w:after="160"/>
+        <w:spacing w:after="120"/>
         <w:jc w:val="center"/>
       </w:pPr>
       <w:r>
         <w:rPr>
           <w:rFonts w:ascii="TH Sarabun New" w:hAnsi="TH Sarabun New" w:cs="TH Sarabun New"/>
           <w:b/>
-          <w:color w:val="262626"/>
-          <w:sz w:val="24"/>
+          <w:color w:val="404040"/>
+          <w:sz w:val="26"/>
         </w:rPr>
         <w:t>รูปที่ 2 — แผนภาพลำดับการโจมตี</w:t>
       </w:r>
@@ -1810,9 +1864,9 @@
     <w:tbl>
       <w:tblPr>
         <w:tblW w:type="auto" w:w="0"/>
+        <w:jc w:val="center"/>
         <w:tblLayout w:type="fixed"/>
         <w:tblLook w:firstColumn="1" w:firstRow="1" w:lastColumn="0" w:lastRow="0" w:noHBand="0" w:noVBand="1" w:val="04A0"/>
-        <w:jc w:val="center"/>
         <w:tblBorders>
           <w:top w:val="none"/>
           <w:left w:val="none"/>
@@ -1823,20 +1877,20 @@
         </w:tblBorders>
       </w:tblPr>
       <w:tblGrid>
-        <w:gridCol w:w="9638"/>
+        <w:gridCol w:w="9504"/>
       </w:tblGrid>
       <w:tr>
         <w:tc>
           <w:tcPr>
-            <w:tcW w:type="dxa" w:w="9638"/>
+            <w:tcW w:type="dxa" w:w="9504"/>
             <w:vAlign w:val="center"/>
             <w:tcMar>
-              <w:top w:w="50" w:type="dxa"/>
-              <w:start w:w="100" w:type="dxa"/>
-              <w:bottom w:w="50" w:type="dxa"/>
-              <w:end w:w="100" w:type="dxa"/>
+              <w:top w:w="70" w:type="dxa"/>
+              <w:start w:w="120" w:type="dxa"/>
+              <w:bottom w:w="70" w:type="dxa"/>
+              <w:end w:w="120" w:type="dxa"/>
             </w:tcMar>
-            <w:shd w:val="clear" w:fill="404040"/>
+            <w:shd w:val="clear" w:fill="FFF9C4"/>
           </w:tcPr>
           <w:p>
             <w:pPr>
@@ -1847,19 +1901,19 @@
               <w:rPr>
                 <w:rFonts w:ascii="TH Sarabun New" w:hAnsi="TH Sarabun New" w:cs="TH Sarabun New"/>
                 <w:b/>
-                <w:color w:val="FFFFFF"/>
-                <w:sz w:val="32"/>
+                <w:color w:val="1F2933"/>
+                <w:sz w:val="34"/>
               </w:rPr>
-              <w:t>4.  ทรัพย์สินที่ถูกบุกรุก</w:t>
+              <w:t>4. ทรัพย์สินที่ถูกบุกรุก</w:t>
             </w:r>
             <w:r>
               <w:rPr>
                 <w:rFonts w:ascii="TH Sarabun New" w:hAnsi="TH Sarabun New" w:cs="TH Sarabun New"/>
                 <w:b w:val="0"/>
-                <w:color w:val="D9D9D9"/>
-                <w:sz w:val="22"/>
+                <w:color w:val="1F2933"/>
+                <w:sz w:val="24"/>
               </w:rPr>
-              <w:t xml:space="preserve">   (Affected Assets)</w:t>
+              <w:t xml:space="preserve">  (Affected Assets)</w:t>
             </w:r>
           </w:p>
         </w:tc>
@@ -1867,7 +1921,7 @@
     </w:tbl>
     <w:p>
       <w:pPr>
-        <w:spacing w:after="0" w:line="80" w:lineRule="exact"/>
+        <w:spacing w:after="0" w:line="60" w:lineRule="exact"/>
       </w:pPr>
     </w:p>
     <w:tbl>
@@ -1877,18 +1931,18 @@
         <w:tblLayout w:type="fixed"/>
         <w:tblLook w:firstColumn="1" w:firstRow="1" w:lastColumn="0" w:lastRow="0" w:noHBand="0" w:noVBand="1" w:val="04A0"/>
         <w:tblBorders>
-          <w:top w:val="single" w:sz="4" w:space="0" w:color="BFBFBF"/>
-          <w:left w:val="single" w:sz="4" w:space="0" w:color="BFBFBF"/>
-          <w:bottom w:val="single" w:sz="4" w:space="0" w:color="BFBFBF"/>
-          <w:right w:val="single" w:sz="4" w:space="0" w:color="BFBFBF"/>
-          <w:insideH w:val="single" w:sz="4" w:space="0" w:color="BFBFBF"/>
-          <w:insideV w:val="single" w:sz="4" w:space="0" w:color="BFBFBF"/>
+          <w:top w:val="single" w:sz="6" w:space="0" w:color="BFBFBF"/>
+          <w:left w:val="single" w:sz="6" w:space="0" w:color="BFBFBF"/>
+          <w:bottom w:val="single" w:sz="6" w:space="0" w:color="BFBFBF"/>
+          <w:right w:val="single" w:sz="6" w:space="0" w:color="BFBFBF"/>
+          <w:insideH w:val="single" w:sz="6" w:space="0" w:color="BFBFBF"/>
+          <w:insideV w:val="single" w:sz="6" w:space="0" w:color="BFBFBF"/>
         </w:tblBorders>
       </w:tblPr>
       <w:tblGrid>
-        <w:gridCol w:w="2438"/>
-        <w:gridCol w:w="2381"/>
-        <w:gridCol w:w="4819"/>
+        <w:gridCol w:w="2404"/>
+        <w:gridCol w:w="2348"/>
+        <w:gridCol w:w="4752"/>
       </w:tblGrid>
       <w:tr>
         <w:trPr>
@@ -1896,15 +1950,15 @@
         </w:trPr>
         <w:tc>
           <w:tcPr>
-            <w:tcW w:type="dxa" w:w="2438"/>
+            <w:tcW w:type="dxa" w:w="2404"/>
             <w:vAlign w:val="center"/>
             <w:tcMar>
-              <w:top w:w="30" w:type="dxa"/>
-              <w:start w:w="80" w:type="dxa"/>
-              <w:bottom w:w="30" w:type="dxa"/>
-              <w:end w:w="80" w:type="dxa"/>
+              <w:top w:w="20" w:type="dxa"/>
+              <w:start w:w="120" w:type="dxa"/>
+              <w:bottom w:w="20" w:type="dxa"/>
+              <w:end w:w="120" w:type="dxa"/>
             </w:tcMar>
-            <w:shd w:val="clear" w:fill="737373"/>
+            <w:shd w:val="clear" w:fill="F2F2F2"/>
           </w:tcPr>
           <w:p>
             <w:pPr>
@@ -1914,8 +1968,8 @@
               <w:rPr>
                 <w:rFonts w:ascii="TH Sarabun New" w:hAnsi="TH Sarabun New" w:cs="TH Sarabun New"/>
                 <w:b/>
-                <w:color w:val="FFFFFF"/>
-                <w:sz w:val="24"/>
+                <w:color w:val="404040"/>
+                <w:sz w:val="26"/>
               </w:rPr>
               <w:t>เครื่อง</w:t>
             </w:r>
@@ -1923,15 +1977,15 @@
         </w:tc>
         <w:tc>
           <w:tcPr>
-            <w:tcW w:type="dxa" w:w="2381"/>
+            <w:tcW w:type="dxa" w:w="2348"/>
             <w:vAlign w:val="center"/>
             <w:tcMar>
-              <w:top w:w="30" w:type="dxa"/>
-              <w:start w:w="80" w:type="dxa"/>
-              <w:bottom w:w="30" w:type="dxa"/>
-              <w:end w:w="80" w:type="dxa"/>
+              <w:top w:w="20" w:type="dxa"/>
+              <w:start w:w="120" w:type="dxa"/>
+              <w:bottom w:w="20" w:type="dxa"/>
+              <w:end w:w="120" w:type="dxa"/>
             </w:tcMar>
-            <w:shd w:val="clear" w:fill="737373"/>
+            <w:shd w:val="clear" w:fill="F2F2F2"/>
           </w:tcPr>
           <w:p>
             <w:pPr>
@@ -1941,8 +1995,8 @@
               <w:rPr>
                 <w:rFonts w:ascii="TH Sarabun New" w:hAnsi="TH Sarabun New" w:cs="TH Sarabun New"/>
                 <w:b/>
-                <w:color w:val="FFFFFF"/>
-                <w:sz w:val="24"/>
+                <w:color w:val="404040"/>
+                <w:sz w:val="26"/>
               </w:rPr>
               <w:t>IP Address</w:t>
             </w:r>
@@ -1950,15 +2004,15 @@
         </w:tc>
         <w:tc>
           <w:tcPr>
-            <w:tcW w:type="dxa" w:w="4819"/>
+            <w:tcW w:type="dxa" w:w="4752"/>
             <w:vAlign w:val="center"/>
             <w:tcMar>
-              <w:top w:w="30" w:type="dxa"/>
-              <w:start w:w="80" w:type="dxa"/>
-              <w:bottom w:w="30" w:type="dxa"/>
-              <w:end w:w="80" w:type="dxa"/>
+              <w:top w:w="20" w:type="dxa"/>
+              <w:start w:w="120" w:type="dxa"/>
+              <w:bottom w:w="20" w:type="dxa"/>
+              <w:end w:w="120" w:type="dxa"/>
             </w:tcMar>
-            <w:shd w:val="clear" w:fill="737373"/>
+            <w:shd w:val="clear" w:fill="F2F2F2"/>
           </w:tcPr>
           <w:p>
             <w:pPr>
@@ -1968,8 +2022,8 @@
               <w:rPr>
                 <w:rFonts w:ascii="TH Sarabun New" w:hAnsi="TH Sarabun New" w:cs="TH Sarabun New"/>
                 <w:b/>
-                <w:color w:val="FFFFFF"/>
-                <w:sz w:val="24"/>
+                <w:color w:val="404040"/>
+                <w:sz w:val="26"/>
               </w:rPr>
               <w:t>ระบบปฏิบัติการ</w:t>
             </w:r>
@@ -1979,13 +2033,13 @@
       <w:tr>
         <w:tc>
           <w:tcPr>
-            <w:tcW w:type="dxa" w:w="2438"/>
+            <w:tcW w:type="dxa" w:w="2404"/>
             <w:vAlign w:val="top"/>
             <w:tcMar>
-              <w:top w:w="30" w:type="dxa"/>
-              <w:start w:w="80" w:type="dxa"/>
-              <w:bottom w:w="30" w:type="dxa"/>
-              <w:end w:w="80" w:type="dxa"/>
+              <w:top w:w="20" w:type="dxa"/>
+              <w:start w:w="120" w:type="dxa"/>
+              <w:bottom w:w="20" w:type="dxa"/>
+              <w:end w:w="120" w:type="dxa"/>
             </w:tcMar>
           </w:tcPr>
           <w:p>
@@ -1996,8 +2050,8 @@
               <w:rPr>
                 <w:rFonts w:ascii="TH Sarabun New" w:hAnsi="TH Sarabun New" w:cs="TH Sarabun New"/>
                 <w:b w:val="0"/>
-                <w:color w:val="262626"/>
-                <w:sz w:val="24"/>
+                <w:color w:val="404040"/>
+                <w:sz w:val="26"/>
               </w:rPr>
               <w:t>{{as_host}}</w:t>
             </w:r>
@@ -2005,13 +2059,13 @@
         </w:tc>
         <w:tc>
           <w:tcPr>
-            <w:tcW w:type="dxa" w:w="2381"/>
+            <w:tcW w:type="dxa" w:w="2348"/>
             <w:vAlign w:val="top"/>
             <w:tcMar>
-              <w:top w:w="30" w:type="dxa"/>
-              <w:start w:w="80" w:type="dxa"/>
-              <w:bottom w:w="30" w:type="dxa"/>
-              <w:end w:w="80" w:type="dxa"/>
+              <w:top w:w="20" w:type="dxa"/>
+              <w:start w:w="120" w:type="dxa"/>
+              <w:bottom w:w="20" w:type="dxa"/>
+              <w:end w:w="120" w:type="dxa"/>
             </w:tcMar>
           </w:tcPr>
           <w:p>
@@ -2022,8 +2076,8 @@
               <w:rPr>
                 <w:rFonts w:ascii="TH Sarabun New" w:hAnsi="TH Sarabun New" w:cs="TH Sarabun New"/>
                 <w:b w:val="0"/>
-                <w:color w:val="262626"/>
-                <w:sz w:val="24"/>
+                <w:color w:val="404040"/>
+                <w:sz w:val="26"/>
               </w:rPr>
               <w:t>{{as_ip}}</w:t>
             </w:r>
@@ -2031,13 +2085,13 @@
         </w:tc>
         <w:tc>
           <w:tcPr>
-            <w:tcW w:type="dxa" w:w="4819"/>
+            <w:tcW w:type="dxa" w:w="4752"/>
             <w:vAlign w:val="top"/>
             <w:tcMar>
-              <w:top w:w="30" w:type="dxa"/>
-              <w:start w:w="80" w:type="dxa"/>
-              <w:bottom w:w="30" w:type="dxa"/>
-              <w:end w:w="80" w:type="dxa"/>
+              <w:top w:w="20" w:type="dxa"/>
+              <w:start w:w="120" w:type="dxa"/>
+              <w:bottom w:w="20" w:type="dxa"/>
+              <w:end w:w="120" w:type="dxa"/>
             </w:tcMar>
           </w:tcPr>
           <w:p>
@@ -2048,8 +2102,8 @@
               <w:rPr>
                 <w:rFonts w:ascii="TH Sarabun New" w:hAnsi="TH Sarabun New" w:cs="TH Sarabun New"/>
                 <w:b w:val="0"/>
-                <w:color w:val="262626"/>
-                <w:sz w:val="24"/>
+                <w:color w:val="404040"/>
+                <w:sz w:val="26"/>
               </w:rPr>
               <w:t>{{as_detail}}</w:t>
             </w:r>
@@ -2059,15 +2113,15 @@
     </w:tbl>
     <w:p>
       <w:pPr>
-        <w:spacing w:after="0" w:line="200" w:lineRule="exact"/>
+        <w:spacing w:after="0" w:line="120" w:lineRule="exact"/>
       </w:pPr>
     </w:p>
     <w:tbl>
       <w:tblPr>
         <w:tblW w:type="auto" w:w="0"/>
+        <w:jc w:val="center"/>
         <w:tblLayout w:type="fixed"/>
         <w:tblLook w:firstColumn="1" w:firstRow="1" w:lastColumn="0" w:lastRow="0" w:noHBand="0" w:noVBand="1" w:val="04A0"/>
-        <w:jc w:val="center"/>
         <w:tblBorders>
           <w:top w:val="none"/>
           <w:left w:val="none"/>
@@ -2078,20 +2132,20 @@
         </w:tblBorders>
       </w:tblPr>
       <w:tblGrid>
-        <w:gridCol w:w="9638"/>
+        <w:gridCol w:w="9504"/>
       </w:tblGrid>
       <w:tr>
         <w:tc>
           <w:tcPr>
-            <w:tcW w:type="dxa" w:w="9638"/>
+            <w:tcW w:type="dxa" w:w="9504"/>
             <w:vAlign w:val="center"/>
             <w:tcMar>
-              <w:top w:w="50" w:type="dxa"/>
-              <w:start w:w="100" w:type="dxa"/>
-              <w:bottom w:w="50" w:type="dxa"/>
-              <w:end w:w="100" w:type="dxa"/>
+              <w:top w:w="70" w:type="dxa"/>
+              <w:start w:w="120" w:type="dxa"/>
+              <w:bottom w:w="70" w:type="dxa"/>
+              <w:end w:w="120" w:type="dxa"/>
             </w:tcMar>
-            <w:shd w:val="clear" w:fill="404040"/>
+            <w:shd w:val="clear" w:fill="FFF9C4"/>
           </w:tcPr>
           <w:p>
             <w:pPr>
@@ -2102,19 +2156,19 @@
               <w:rPr>
                 <w:rFonts w:ascii="TH Sarabun New" w:hAnsi="TH Sarabun New" w:cs="TH Sarabun New"/>
                 <w:b/>
-                <w:color w:val="FFFFFF"/>
-                <w:sz w:val="32"/>
+                <w:color w:val="1F2933"/>
+                <w:sz w:val="34"/>
               </w:rPr>
-              <w:t>5.  ลำดับเวลาเหตุการณ์</w:t>
+              <w:t>5. ลำดับเวลาเหตุการณ์</w:t>
             </w:r>
             <w:r>
               <w:rPr>
                 <w:rFonts w:ascii="TH Sarabun New" w:hAnsi="TH Sarabun New" w:cs="TH Sarabun New"/>
                 <w:b w:val="0"/>
-                <w:color w:val="D9D9D9"/>
-                <w:sz w:val="22"/>
+                <w:color w:val="1F2933"/>
+                <w:sz w:val="24"/>
               </w:rPr>
-              <w:t xml:space="preserve">   (Consolidated Timeline — UTC+7)</w:t>
+              <w:t xml:space="preserve">  (Consolidated Timeline — UTC+7)</w:t>
             </w:r>
           </w:p>
         </w:tc>
@@ -2122,24 +2176,8 @@
     </w:tbl>
     <w:p>
       <w:pPr>
-        <w:spacing w:after="0" w:line="80" w:lineRule="exact"/>
+        <w:spacing w:after="0" w:line="60" w:lineRule="exact"/>
       </w:pPr>
-    </w:p>
-    <w:p>
-      <w:pPr>
-        <w:spacing w:after="80"/>
-        <w:ind w:firstLine="567"/>
-      </w:pPr>
-      <w:r>
-        <w:rPr>
-          <w:rFonts w:ascii="TH Sarabun New" w:hAnsi="TH Sarabun New" w:cs="TH Sarabun New"/>
-          <w:b w:val="0"/>
-          <w:i/>
-          <w:color w:val="7F7F7F"/>
-          <w:sz w:val="28"/>
-        </w:rPr>
-        <w:t>[อธิบายขอบเขตของลำดับเวลา: เครื่อง/บัญชีที่เกี่ยวข้อง แหล่งไฟล์หลักฐาน และการปรับเวลาเป็น UTC+7]</w:t>
-      </w:r>
     </w:p>
     <w:tbl>
       <w:tblPr>
@@ -2148,171 +2186,27 @@
         <w:tblLayout w:type="fixed"/>
         <w:tblLook w:firstColumn="1" w:firstRow="1" w:lastColumn="0" w:lastRow="0" w:noHBand="0" w:noVBand="1" w:val="04A0"/>
         <w:tblBorders>
-          <w:top w:val="single" w:sz="4" w:space="0" w:color="BFBFBF"/>
-          <w:left w:val="single" w:sz="4" w:space="0" w:color="BFBFBF"/>
-          <w:bottom w:val="single" w:sz="4" w:space="0" w:color="BFBFBF"/>
-          <w:right w:val="single" w:sz="4" w:space="0" w:color="BFBFBF"/>
-          <w:insideH w:val="single" w:sz="4" w:space="0" w:color="BFBFBF"/>
-          <w:insideV w:val="single" w:sz="4" w:space="0" w:color="BFBFBF"/>
+          <w:top w:val="single" w:sz="6" w:space="0" w:color="BFBFBF"/>
+          <w:left w:val="single" w:sz="6" w:space="0" w:color="BFBFBF"/>
+          <w:bottom w:val="single" w:sz="6" w:space="0" w:color="BFBFBF"/>
+          <w:right w:val="single" w:sz="6" w:space="0" w:color="BFBFBF"/>
+          <w:insideH w:val="single" w:sz="6" w:space="0" w:color="BFBFBF"/>
+          <w:insideV w:val="single" w:sz="6" w:space="0" w:color="BFBFBF"/>
         </w:tblBorders>
       </w:tblPr>
       <w:tblGrid>
-        <w:gridCol w:w="1247"/>
-        <w:gridCol w:w="1587"/>
-        <w:gridCol w:w="2608"/>
-        <w:gridCol w:w="1587"/>
-        <w:gridCol w:w="2608"/>
+        <w:gridCol w:w="9504"/>
       </w:tblGrid>
-      <w:tr>
-        <w:trPr>
-          <w:tblHeader/>
-        </w:trPr>
-        <w:tc>
-          <w:tcPr>
-            <w:tcW w:type="dxa" w:w="1247"/>
-            <w:vAlign w:val="center"/>
-            <w:tcMar>
-              <w:top w:w="30" w:type="dxa"/>
-              <w:start w:w="80" w:type="dxa"/>
-              <w:bottom w:w="30" w:type="dxa"/>
-              <w:end w:w="80" w:type="dxa"/>
-            </w:tcMar>
-            <w:shd w:val="clear" w:fill="737373"/>
-          </w:tcPr>
-          <w:p>
-            <w:pPr>
-              <w:spacing w:before="0" w:after="0" w:line="240" w:lineRule="auto"/>
-            </w:pPr>
-            <w:r>
-              <w:rPr>
-                <w:rFonts w:ascii="TH Sarabun New" w:hAnsi="TH Sarabun New" w:cs="TH Sarabun New"/>
-                <w:b/>
-                <w:color w:val="FFFFFF"/>
-                <w:sz w:val="24"/>
-              </w:rPr>
-              <w:t>วัน/เวลา</w:t>
-            </w:r>
-          </w:p>
-        </w:tc>
-        <w:tc>
-          <w:tcPr>
-            <w:tcW w:type="dxa" w:w="1587"/>
-            <w:vAlign w:val="center"/>
-            <w:tcMar>
-              <w:top w:w="30" w:type="dxa"/>
-              <w:start w:w="80" w:type="dxa"/>
-              <w:bottom w:w="30" w:type="dxa"/>
-              <w:end w:w="80" w:type="dxa"/>
-            </w:tcMar>
-            <w:shd w:val="clear" w:fill="737373"/>
-          </w:tcPr>
-          <w:p>
-            <w:pPr>
-              <w:spacing w:before="0" w:after="0" w:line="240" w:lineRule="auto"/>
-            </w:pPr>
-            <w:r>
-              <w:rPr>
-                <w:rFonts w:ascii="TH Sarabun New" w:hAnsi="TH Sarabun New" w:cs="TH Sarabun New"/>
-                <w:b/>
-                <w:color w:val="FFFFFF"/>
-                <w:sz w:val="24"/>
-              </w:rPr>
-              <w:t>เครื่อง</w:t>
-            </w:r>
-          </w:p>
-        </w:tc>
-        <w:tc>
-          <w:tcPr>
-            <w:tcW w:type="dxa" w:w="2608"/>
-            <w:vAlign w:val="center"/>
-            <w:tcMar>
-              <w:top w:w="30" w:type="dxa"/>
-              <w:start w:w="80" w:type="dxa"/>
-              <w:bottom w:w="30" w:type="dxa"/>
-              <w:end w:w="80" w:type="dxa"/>
-            </w:tcMar>
-            <w:shd w:val="clear" w:fill="737373"/>
-          </w:tcPr>
-          <w:p>
-            <w:pPr>
-              <w:spacing w:before="0" w:after="0" w:line="240" w:lineRule="auto"/>
-            </w:pPr>
-            <w:r>
-              <w:rPr>
-                <w:rFonts w:ascii="TH Sarabun New" w:hAnsi="TH Sarabun New" w:cs="TH Sarabun New"/>
-                <w:b/>
-                <w:color w:val="FFFFFF"/>
-                <w:sz w:val="24"/>
-              </w:rPr>
-              <w:t>เหตุการณ์</w:t>
-            </w:r>
-          </w:p>
-        </w:tc>
-        <w:tc>
-          <w:tcPr>
-            <w:tcW w:type="dxa" w:w="1587"/>
-            <w:vAlign w:val="center"/>
-            <w:tcMar>
-              <w:top w:w="30" w:type="dxa"/>
-              <w:start w:w="80" w:type="dxa"/>
-              <w:bottom w:w="30" w:type="dxa"/>
-              <w:end w:w="80" w:type="dxa"/>
-            </w:tcMar>
-            <w:shd w:val="clear" w:fill="737373"/>
-          </w:tcPr>
-          <w:p>
-            <w:pPr>
-              <w:spacing w:before="0" w:after="0" w:line="240" w:lineRule="auto"/>
-            </w:pPr>
-            <w:r>
-              <w:rPr>
-                <w:rFonts w:ascii="TH Sarabun New" w:hAnsi="TH Sarabun New" w:cs="TH Sarabun New"/>
-                <w:b/>
-                <w:color w:val="FFFFFF"/>
-                <w:sz w:val="24"/>
-              </w:rPr>
-              <w:t>ไฟล์หลักฐาน</w:t>
-            </w:r>
-          </w:p>
-        </w:tc>
-        <w:tc>
-          <w:tcPr>
-            <w:tcW w:type="dxa" w:w="2608"/>
-            <w:vAlign w:val="center"/>
-            <w:tcMar>
-              <w:top w:w="30" w:type="dxa"/>
-              <w:start w:w="80" w:type="dxa"/>
-              <w:bottom w:w="30" w:type="dxa"/>
-              <w:end w:w="80" w:type="dxa"/>
-            </w:tcMar>
-            <w:shd w:val="clear" w:fill="737373"/>
-          </w:tcPr>
-          <w:p>
-            <w:pPr>
-              <w:spacing w:before="0" w:after="0" w:line="240" w:lineRule="auto"/>
-            </w:pPr>
-            <w:r>
-              <w:rPr>
-                <w:rFonts w:ascii="TH Sarabun New" w:hAnsi="TH Sarabun New" w:cs="TH Sarabun New"/>
-                <w:b/>
-                <w:color w:val="FFFFFF"/>
-                <w:sz w:val="24"/>
-              </w:rPr>
-              <w:t>ตัวอย่างจากไฟล์หลักฐาน</w:t>
-            </w:r>
-          </w:p>
-        </w:tc>
-      </w:tr>
       <w:tr>
         <w:tc>
           <w:tcPr>
-            <w:tcW w:type="dxa" w:w="1247"/>
-            <w:vAlign w:val="top"/>
+            <w:tcW w:type="dxa" w:w="9504"/>
+            <w:vAlign w:val="center"/>
             <w:tcMar>
-              <w:top w:w="30" w:type="dxa"/>
-              <w:start w:w="80" w:type="dxa"/>
-              <w:bottom w:w="30" w:type="dxa"/>
-              <w:end w:w="80" w:type="dxa"/>
+              <w:top w:w="60" w:type="dxa"/>
+              <w:start w:w="120" w:type="dxa"/>
+              <w:bottom w:w="60" w:type="dxa"/>
+              <w:end w:w="120" w:type="dxa"/>
             </w:tcMar>
           </w:tcPr>
           <w:p>
@@ -2323,22 +2217,193 @@
               <w:rPr>
                 <w:rFonts w:ascii="TH Sarabun New" w:hAnsi="TH Sarabun New" w:cs="TH Sarabun New"/>
                 <w:b w:val="0"/>
-                <w:color w:val="262626"/>
-                <w:sz w:val="24"/>
+                <w:i/>
+                <w:color w:val="808080"/>
+                <w:sz w:val="32"/>
               </w:rPr>
-              <w:t>{{tl_when}}</w:t>
+              <w:t>[อธิบายขอบเขตของลำดับเวลา: เครื่อง/บัญชีที่เกี่ยวข้อง แหล่งไฟล์หลักฐาน และการปรับเวลาเป็น UTC+7]</w:t>
+            </w:r>
+          </w:p>
+        </w:tc>
+      </w:tr>
+    </w:tbl>
+    <w:p>
+      <w:pPr>
+        <w:spacing w:after="0" w:line="60" w:lineRule="exact"/>
+      </w:pPr>
+    </w:p>
+    <w:tbl>
+      <w:tblPr>
+        <w:tblW w:type="auto" w:w="0"/>
+        <w:jc w:val="center"/>
+        <w:tblLayout w:type="fixed"/>
+        <w:tblLook w:firstColumn="1" w:firstRow="1" w:lastColumn="0" w:lastRow="0" w:noHBand="0" w:noVBand="1" w:val="04A0"/>
+        <w:tblBorders>
+          <w:top w:val="single" w:sz="6" w:space="0" w:color="BFBFBF"/>
+          <w:left w:val="single" w:sz="6" w:space="0" w:color="BFBFBF"/>
+          <w:bottom w:val="single" w:sz="6" w:space="0" w:color="BFBFBF"/>
+          <w:right w:val="single" w:sz="6" w:space="0" w:color="BFBFBF"/>
+          <w:insideH w:val="single" w:sz="6" w:space="0" w:color="BFBFBF"/>
+          <w:insideV w:val="single" w:sz="6" w:space="0" w:color="BFBFBF"/>
+        </w:tblBorders>
+      </w:tblPr>
+      <w:tblGrid>
+        <w:gridCol w:w="1230"/>
+        <w:gridCol w:w="1565"/>
+        <w:gridCol w:w="2572"/>
+        <w:gridCol w:w="1565"/>
+        <w:gridCol w:w="2572"/>
+      </w:tblGrid>
+      <w:tr>
+        <w:trPr>
+          <w:tblHeader/>
+        </w:trPr>
+        <w:tc>
+          <w:tcPr>
+            <w:tcW w:type="dxa" w:w="1230"/>
+            <w:vAlign w:val="center"/>
+            <w:tcMar>
+              <w:top w:w="20" w:type="dxa"/>
+              <w:start w:w="120" w:type="dxa"/>
+              <w:bottom w:w="20" w:type="dxa"/>
+              <w:end w:w="120" w:type="dxa"/>
+            </w:tcMar>
+            <w:shd w:val="clear" w:fill="F2F2F2"/>
+          </w:tcPr>
+          <w:p>
+            <w:pPr>
+              <w:spacing w:before="0" w:after="0" w:line="240" w:lineRule="auto"/>
+            </w:pPr>
+            <w:r>
+              <w:rPr>
+                <w:rFonts w:ascii="TH Sarabun New" w:hAnsi="TH Sarabun New" w:cs="TH Sarabun New"/>
+                <w:b/>
+                <w:color w:val="404040"/>
+                <w:sz w:val="26"/>
+              </w:rPr>
+              <w:t>วัน/เวลา</w:t>
             </w:r>
           </w:p>
         </w:tc>
         <w:tc>
           <w:tcPr>
-            <w:tcW w:type="dxa" w:w="1587"/>
+            <w:tcW w:type="dxa" w:w="1565"/>
+            <w:vAlign w:val="center"/>
+            <w:tcMar>
+              <w:top w:w="20" w:type="dxa"/>
+              <w:start w:w="120" w:type="dxa"/>
+              <w:bottom w:w="20" w:type="dxa"/>
+              <w:end w:w="120" w:type="dxa"/>
+            </w:tcMar>
+            <w:shd w:val="clear" w:fill="F2F2F2"/>
+          </w:tcPr>
+          <w:p>
+            <w:pPr>
+              <w:spacing w:before="0" w:after="0" w:line="240" w:lineRule="auto"/>
+            </w:pPr>
+            <w:r>
+              <w:rPr>
+                <w:rFonts w:ascii="TH Sarabun New" w:hAnsi="TH Sarabun New" w:cs="TH Sarabun New"/>
+                <w:b/>
+                <w:color w:val="404040"/>
+                <w:sz w:val="26"/>
+              </w:rPr>
+              <w:t>เครื่อง</w:t>
+            </w:r>
+          </w:p>
+        </w:tc>
+        <w:tc>
+          <w:tcPr>
+            <w:tcW w:type="dxa" w:w="2572"/>
+            <w:vAlign w:val="center"/>
+            <w:tcMar>
+              <w:top w:w="20" w:type="dxa"/>
+              <w:start w:w="120" w:type="dxa"/>
+              <w:bottom w:w="20" w:type="dxa"/>
+              <w:end w:w="120" w:type="dxa"/>
+            </w:tcMar>
+            <w:shd w:val="clear" w:fill="F2F2F2"/>
+          </w:tcPr>
+          <w:p>
+            <w:pPr>
+              <w:spacing w:before="0" w:after="0" w:line="240" w:lineRule="auto"/>
+            </w:pPr>
+            <w:r>
+              <w:rPr>
+                <w:rFonts w:ascii="TH Sarabun New" w:hAnsi="TH Sarabun New" w:cs="TH Sarabun New"/>
+                <w:b/>
+                <w:color w:val="404040"/>
+                <w:sz w:val="26"/>
+              </w:rPr>
+              <w:t>เหตุการณ์</w:t>
+            </w:r>
+          </w:p>
+        </w:tc>
+        <w:tc>
+          <w:tcPr>
+            <w:tcW w:type="dxa" w:w="1565"/>
+            <w:vAlign w:val="center"/>
+            <w:tcMar>
+              <w:top w:w="20" w:type="dxa"/>
+              <w:start w:w="120" w:type="dxa"/>
+              <w:bottom w:w="20" w:type="dxa"/>
+              <w:end w:w="120" w:type="dxa"/>
+            </w:tcMar>
+            <w:shd w:val="clear" w:fill="F2F2F2"/>
+          </w:tcPr>
+          <w:p>
+            <w:pPr>
+              <w:spacing w:before="0" w:after="0" w:line="240" w:lineRule="auto"/>
+            </w:pPr>
+            <w:r>
+              <w:rPr>
+                <w:rFonts w:ascii="TH Sarabun New" w:hAnsi="TH Sarabun New" w:cs="TH Sarabun New"/>
+                <w:b/>
+                <w:color w:val="404040"/>
+                <w:sz w:val="26"/>
+              </w:rPr>
+              <w:t>ไฟล์หลักฐาน</w:t>
+            </w:r>
+          </w:p>
+        </w:tc>
+        <w:tc>
+          <w:tcPr>
+            <w:tcW w:type="dxa" w:w="2572"/>
+            <w:vAlign w:val="center"/>
+            <w:tcMar>
+              <w:top w:w="20" w:type="dxa"/>
+              <w:start w:w="120" w:type="dxa"/>
+              <w:bottom w:w="20" w:type="dxa"/>
+              <w:end w:w="120" w:type="dxa"/>
+            </w:tcMar>
+            <w:shd w:val="clear" w:fill="F2F2F2"/>
+          </w:tcPr>
+          <w:p>
+            <w:pPr>
+              <w:spacing w:before="0" w:after="0" w:line="240" w:lineRule="auto"/>
+            </w:pPr>
+            <w:r>
+              <w:rPr>
+                <w:rFonts w:ascii="TH Sarabun New" w:hAnsi="TH Sarabun New" w:cs="TH Sarabun New"/>
+                <w:b/>
+                <w:color w:val="404040"/>
+                <w:sz w:val="26"/>
+              </w:rPr>
+              <w:t>ตัวอย่างจากไฟล์หลักฐาน</w:t>
+            </w:r>
+          </w:p>
+        </w:tc>
+      </w:tr>
+      <w:tr>
+        <w:tc>
+          <w:tcPr>
+            <w:tcW w:type="dxa" w:w="1230"/>
             <w:vAlign w:val="top"/>
             <w:tcMar>
-              <w:top w:w="30" w:type="dxa"/>
-              <w:start w:w="80" w:type="dxa"/>
-              <w:bottom w:w="30" w:type="dxa"/>
-              <w:end w:w="80" w:type="dxa"/>
+              <w:top w:w="20" w:type="dxa"/>
+              <w:start w:w="120" w:type="dxa"/>
+              <w:bottom w:w="20" w:type="dxa"/>
+              <w:end w:w="120" w:type="dxa"/>
             </w:tcMar>
           </w:tcPr>
           <w:p>
@@ -2349,22 +2414,22 @@
               <w:rPr>
                 <w:rFonts w:ascii="TH Sarabun New" w:hAnsi="TH Sarabun New" w:cs="TH Sarabun New"/>
                 <w:b w:val="0"/>
-                <w:color w:val="262626"/>
-                <w:sz w:val="24"/>
+                <w:color w:val="404040"/>
+                <w:sz w:val="26"/>
               </w:rPr>
-              <w:t>{{tl_host}}</w:t>
+              <w:t>{{tl_when}}</w:t>
             </w:r>
           </w:p>
         </w:tc>
         <w:tc>
           <w:tcPr>
-            <w:tcW w:type="dxa" w:w="2608"/>
+            <w:tcW w:type="dxa" w:w="1565"/>
             <w:vAlign w:val="top"/>
             <w:tcMar>
-              <w:top w:w="30" w:type="dxa"/>
-              <w:start w:w="80" w:type="dxa"/>
-              <w:bottom w:w="30" w:type="dxa"/>
-              <w:end w:w="80" w:type="dxa"/>
+              <w:top w:w="20" w:type="dxa"/>
+              <w:start w:w="120" w:type="dxa"/>
+              <w:bottom w:w="20" w:type="dxa"/>
+              <w:end w:w="120" w:type="dxa"/>
             </w:tcMar>
           </w:tcPr>
           <w:p>
@@ -2375,22 +2440,22 @@
               <w:rPr>
                 <w:rFonts w:ascii="TH Sarabun New" w:hAnsi="TH Sarabun New" w:cs="TH Sarabun New"/>
                 <w:b w:val="0"/>
-                <w:color w:val="262626"/>
-                <w:sz w:val="24"/>
+                <w:color w:val="404040"/>
+                <w:sz w:val="26"/>
               </w:rPr>
-              <w:t>{{tl_event}}</w:t>
+              <w:t>{{tl_host}}</w:t>
             </w:r>
           </w:p>
         </w:tc>
         <w:tc>
           <w:tcPr>
-            <w:tcW w:type="dxa" w:w="1587"/>
+            <w:tcW w:type="dxa" w:w="2572"/>
             <w:vAlign w:val="top"/>
             <w:tcMar>
-              <w:top w:w="30" w:type="dxa"/>
-              <w:start w:w="80" w:type="dxa"/>
-              <w:bottom w:w="30" w:type="dxa"/>
-              <w:end w:w="80" w:type="dxa"/>
+              <w:top w:w="20" w:type="dxa"/>
+              <w:start w:w="120" w:type="dxa"/>
+              <w:bottom w:w="20" w:type="dxa"/>
+              <w:end w:w="120" w:type="dxa"/>
             </w:tcMar>
           </w:tcPr>
           <w:p>
@@ -2401,22 +2466,22 @@
               <w:rPr>
                 <w:rFonts w:ascii="TH Sarabun New" w:hAnsi="TH Sarabun New" w:cs="TH Sarabun New"/>
                 <w:b w:val="0"/>
-                <w:color w:val="262626"/>
-                <w:sz w:val="24"/>
+                <w:color w:val="404040"/>
+                <w:sz w:val="26"/>
               </w:rPr>
-              <w:t>{{tl_evidence}}</w:t>
+              <w:t>{{tl_event}}</w:t>
             </w:r>
           </w:p>
         </w:tc>
         <w:tc>
           <w:tcPr>
-            <w:tcW w:type="dxa" w:w="2608"/>
+            <w:tcW w:type="dxa" w:w="1565"/>
             <w:vAlign w:val="top"/>
             <w:tcMar>
-              <w:top w:w="30" w:type="dxa"/>
-              <w:start w:w="80" w:type="dxa"/>
-              <w:bottom w:w="30" w:type="dxa"/>
-              <w:end w:w="80" w:type="dxa"/>
+              <w:top w:w="20" w:type="dxa"/>
+              <w:start w:w="120" w:type="dxa"/>
+              <w:bottom w:w="20" w:type="dxa"/>
+              <w:end w:w="120" w:type="dxa"/>
             </w:tcMar>
           </w:tcPr>
           <w:p>
@@ -2427,8 +2492,34 @@
               <w:rPr>
                 <w:rFonts w:ascii="TH Sarabun New" w:hAnsi="TH Sarabun New" w:cs="TH Sarabun New"/>
                 <w:b w:val="0"/>
-                <w:color w:val="262626"/>
-                <w:sz w:val="21"/>
+                <w:color w:val="404040"/>
+                <w:sz w:val="26"/>
+              </w:rPr>
+              <w:t>{{tl_evidence}}</w:t>
+            </w:r>
+          </w:p>
+        </w:tc>
+        <w:tc>
+          <w:tcPr>
+            <w:tcW w:type="dxa" w:w="2572"/>
+            <w:vAlign w:val="top"/>
+            <w:tcMar>
+              <w:top w:w="20" w:type="dxa"/>
+              <w:start w:w="120" w:type="dxa"/>
+              <w:bottom w:w="20" w:type="dxa"/>
+              <w:end w:w="120" w:type="dxa"/>
+            </w:tcMar>
+          </w:tcPr>
+          <w:p>
+            <w:pPr>
+              <w:spacing w:before="0" w:after="0" w:line="240" w:lineRule="auto"/>
+            </w:pPr>
+            <w:r>
+              <w:rPr>
+                <w:rFonts w:ascii="TH Sarabun New" w:hAnsi="TH Sarabun New" w:cs="TH Sarabun New"/>
+                <w:b w:val="0"/>
+                <w:color w:val="404040"/>
+                <w:sz w:val="22"/>
               </w:rPr>
               <w:t>{{tl_excerpt}}</w:t>
             </w:r>
@@ -2438,15 +2529,15 @@
     </w:tbl>
     <w:p>
       <w:pPr>
-        <w:spacing w:after="0" w:line="200" w:lineRule="exact"/>
+        <w:spacing w:after="0" w:line="120" w:lineRule="exact"/>
       </w:pPr>
     </w:p>
     <w:tbl>
       <w:tblPr>
         <w:tblW w:type="auto" w:w="0"/>
+        <w:jc w:val="center"/>
         <w:tblLayout w:type="fixed"/>
         <w:tblLook w:firstColumn="1" w:firstRow="1" w:lastColumn="0" w:lastRow="0" w:noHBand="0" w:noVBand="1" w:val="04A0"/>
-        <w:jc w:val="center"/>
         <w:tblBorders>
           <w:top w:val="none"/>
           <w:left w:val="none"/>
@@ -2457,20 +2548,20 @@
         </w:tblBorders>
       </w:tblPr>
       <w:tblGrid>
-        <w:gridCol w:w="9638"/>
+        <w:gridCol w:w="9504"/>
       </w:tblGrid>
       <w:tr>
         <w:tc>
           <w:tcPr>
-            <w:tcW w:type="dxa" w:w="9638"/>
+            <w:tcW w:type="dxa" w:w="9504"/>
             <w:vAlign w:val="center"/>
             <w:tcMar>
-              <w:top w:w="50" w:type="dxa"/>
-              <w:start w:w="100" w:type="dxa"/>
-              <w:bottom w:w="50" w:type="dxa"/>
-              <w:end w:w="100" w:type="dxa"/>
+              <w:top w:w="70" w:type="dxa"/>
+              <w:start w:w="120" w:type="dxa"/>
+              <w:bottom w:w="70" w:type="dxa"/>
+              <w:end w:w="120" w:type="dxa"/>
             </w:tcMar>
-            <w:shd w:val="clear" w:fill="404040"/>
+            <w:shd w:val="clear" w:fill="FFF9C4"/>
           </w:tcPr>
           <w:p>
             <w:pPr>
@@ -2481,19 +2572,19 @@
               <w:rPr>
                 <w:rFonts w:ascii="TH Sarabun New" w:hAnsi="TH Sarabun New" w:cs="TH Sarabun New"/>
                 <w:b/>
-                <w:color w:val="FFFFFF"/>
-                <w:sz w:val="32"/>
+                <w:color w:val="1F2933"/>
+                <w:sz w:val="34"/>
               </w:rPr>
-              <w:t>6.  การวิเคราะห์ Root Cause</w:t>
+              <w:t>6. การวิเคราะห์ Root Cause</w:t>
             </w:r>
             <w:r>
               <w:rPr>
                 <w:rFonts w:ascii="TH Sarabun New" w:hAnsi="TH Sarabun New" w:cs="TH Sarabun New"/>
                 <w:b w:val="0"/>
-                <w:color w:val="D9D9D9"/>
-                <w:sz w:val="22"/>
+                <w:color w:val="1F2933"/>
+                <w:sz w:val="24"/>
               </w:rPr>
-              <w:t xml:space="preserve">   (Root Cause Analysis)</w:t>
+              <w:t xml:space="preserve">  (Root Cause Analysis)</w:t>
             </w:r>
           </w:p>
         </w:tc>
@@ -2501,7 +2592,7 @@
     </w:tbl>
     <w:p>
       <w:pPr>
-        <w:spacing w:after="0" w:line="80" w:lineRule="exact"/>
+        <w:spacing w:after="0" w:line="60" w:lineRule="exact"/>
       </w:pPr>
     </w:p>
     <w:p>
@@ -2513,27 +2604,64 @@
         <w:rPr>
           <w:rFonts w:ascii="TH Sarabun New" w:hAnsi="TH Sarabun New" w:cs="TH Sarabun New"/>
           <w:b/>
-          <w:color w:val="262626"/>
-          <w:sz w:val="28"/>
+          <w:color w:val="404040"/>
+          <w:sz w:val="32"/>
         </w:rPr>
         <w:t>6.1 ลำดับเหตุการณ์เชิงสาเหตุ (Causal Sequence of Events)</w:t>
       </w:r>
     </w:p>
+    <w:tbl>
+      <w:tblPr>
+        <w:tblW w:type="auto" w:w="0"/>
+        <w:jc w:val="center"/>
+        <w:tblLayout w:type="fixed"/>
+        <w:tblLook w:firstColumn="1" w:firstRow="1" w:lastColumn="0" w:lastRow="0" w:noHBand="0" w:noVBand="1" w:val="04A0"/>
+        <w:tblBorders>
+          <w:top w:val="single" w:sz="6" w:space="0" w:color="BFBFBF"/>
+          <w:left w:val="single" w:sz="6" w:space="0" w:color="BFBFBF"/>
+          <w:bottom w:val="single" w:sz="6" w:space="0" w:color="BFBFBF"/>
+          <w:right w:val="single" w:sz="6" w:space="0" w:color="BFBFBF"/>
+          <w:insideH w:val="single" w:sz="6" w:space="0" w:color="BFBFBF"/>
+          <w:insideV w:val="single" w:sz="6" w:space="0" w:color="BFBFBF"/>
+        </w:tblBorders>
+      </w:tblPr>
+      <w:tblGrid>
+        <w:gridCol w:w="9504"/>
+      </w:tblGrid>
+      <w:tr>
+        <w:tc>
+          <w:tcPr>
+            <w:tcW w:type="dxa" w:w="9504"/>
+            <w:vAlign w:val="center"/>
+            <w:tcMar>
+              <w:top w:w="60" w:type="dxa"/>
+              <w:start w:w="120" w:type="dxa"/>
+              <w:bottom w:w="60" w:type="dxa"/>
+              <w:end w:w="120" w:type="dxa"/>
+            </w:tcMar>
+          </w:tcPr>
+          <w:p>
+            <w:pPr>
+              <w:spacing w:before="0" w:after="0" w:line="240" w:lineRule="auto"/>
+            </w:pPr>
+            <w:r>
+              <w:rPr>
+                <w:rFonts w:ascii="TH Sarabun New" w:hAnsi="TH Sarabun New" w:cs="TH Sarabun New"/>
+                <w:b w:val="0"/>
+                <w:i/>
+                <w:color w:val="808080"/>
+                <w:sz w:val="32"/>
+              </w:rPr>
+              <w:t>[อธิบายลำดับเหตุการณ์เชิงสาเหตุ: ช่องทางเข้า การขยายผล และเหตุผลที่การป้องกัน/ตรวจจับไม่ทำงาน]</w:t>
+            </w:r>
+          </w:p>
+        </w:tc>
+      </w:tr>
+    </w:tbl>
     <w:p>
       <w:pPr>
-        <w:spacing w:after="80"/>
-        <w:ind w:firstLine="567"/>
+        <w:spacing w:after="0" w:line="60" w:lineRule="exact"/>
       </w:pPr>
-      <w:r>
-        <w:rPr>
-          <w:rFonts w:ascii="TH Sarabun New" w:hAnsi="TH Sarabun New" w:cs="TH Sarabun New"/>
-          <w:b w:val="0"/>
-          <w:i/>
-          <w:color w:val="7F7F7F"/>
-          <w:sz w:val="28"/>
-        </w:rPr>
-        <w:t>[อธิบายลำดับเหตุการณ์เชิงสาเหตุ: ช่องทางเข้า การขยายผล และเหตุผลที่การป้องกัน/ตรวจจับไม่ทำงาน]</w:t>
-      </w:r>
     </w:p>
     <w:p>
       <w:pPr>
@@ -2544,8 +2672,8 @@
         <w:rPr>
           <w:rFonts w:ascii="TH Sarabun New" w:hAnsi="TH Sarabun New" w:cs="TH Sarabun New"/>
           <w:b/>
-          <w:color w:val="262626"/>
-          <w:sz w:val="28"/>
+          <w:color w:val="404040"/>
+          <w:sz w:val="32"/>
         </w:rPr>
         <w:t>6.2 สรุป Root Cause และปัจจัยร่วม</w:t>
       </w:r>
@@ -2557,20 +2685,20 @@
         <w:tblLayout w:type="fixed"/>
         <w:tblLook w:firstColumn="1" w:firstRow="1" w:lastColumn="0" w:lastRow="0" w:noHBand="0" w:noVBand="1" w:val="04A0"/>
         <w:tblBorders>
-          <w:top w:val="single" w:sz="4" w:space="0" w:color="BFBFBF"/>
-          <w:left w:val="single" w:sz="4" w:space="0" w:color="BFBFBF"/>
-          <w:bottom w:val="single" w:sz="4" w:space="0" w:color="BFBFBF"/>
-          <w:right w:val="single" w:sz="4" w:space="0" w:color="BFBFBF"/>
-          <w:insideH w:val="single" w:sz="4" w:space="0" w:color="BFBFBF"/>
-          <w:insideV w:val="single" w:sz="4" w:space="0" w:color="BFBFBF"/>
+          <w:top w:val="single" w:sz="6" w:space="0" w:color="BFBFBF"/>
+          <w:left w:val="single" w:sz="6" w:space="0" w:color="BFBFBF"/>
+          <w:bottom w:val="single" w:sz="6" w:space="0" w:color="BFBFBF"/>
+          <w:right w:val="single" w:sz="6" w:space="0" w:color="BFBFBF"/>
+          <w:insideH w:val="single" w:sz="6" w:space="0" w:color="BFBFBF"/>
+          <w:insideV w:val="single" w:sz="6" w:space="0" w:color="BFBFBF"/>
         </w:tblBorders>
       </w:tblPr>
       <w:tblGrid>
-        <w:gridCol w:w="794"/>
-        <w:gridCol w:w="1191"/>
-        <w:gridCol w:w="3005"/>
-        <w:gridCol w:w="2098"/>
-        <w:gridCol w:w="2551"/>
+        <w:gridCol w:w="783"/>
+        <w:gridCol w:w="1174"/>
+        <w:gridCol w:w="2963"/>
+        <w:gridCol w:w="2069"/>
+        <w:gridCol w:w="2516"/>
       </w:tblGrid>
       <w:tr>
         <w:trPr>
@@ -2578,15 +2706,15 @@
         </w:trPr>
         <w:tc>
           <w:tcPr>
-            <w:tcW w:type="dxa" w:w="794"/>
+            <w:tcW w:type="dxa" w:w="783"/>
             <w:vAlign w:val="center"/>
             <w:tcMar>
-              <w:top w:w="30" w:type="dxa"/>
-              <w:start w:w="80" w:type="dxa"/>
-              <w:bottom w:w="30" w:type="dxa"/>
-              <w:end w:w="80" w:type="dxa"/>
+              <w:top w:w="20" w:type="dxa"/>
+              <w:start w:w="120" w:type="dxa"/>
+              <w:bottom w:w="20" w:type="dxa"/>
+              <w:end w:w="120" w:type="dxa"/>
             </w:tcMar>
-            <w:shd w:val="clear" w:fill="737373"/>
+            <w:shd w:val="clear" w:fill="F2F2F2"/>
           </w:tcPr>
           <w:p>
             <w:pPr>
@@ -2596,8 +2724,8 @@
               <w:rPr>
                 <w:rFonts w:ascii="TH Sarabun New" w:hAnsi="TH Sarabun New" w:cs="TH Sarabun New"/>
                 <w:b/>
-                <w:color w:val="FFFFFF"/>
-                <w:sz w:val="24"/>
+                <w:color w:val="404040"/>
+                <w:sz w:val="26"/>
               </w:rPr>
               <w:t>รหัส</w:t>
             </w:r>
@@ -2605,15 +2733,15 @@
         </w:tc>
         <w:tc>
           <w:tcPr>
-            <w:tcW w:type="dxa" w:w="1191"/>
+            <w:tcW w:type="dxa" w:w="1174"/>
             <w:vAlign w:val="center"/>
             <w:tcMar>
-              <w:top w:w="30" w:type="dxa"/>
-              <w:start w:w="80" w:type="dxa"/>
-              <w:bottom w:w="30" w:type="dxa"/>
-              <w:end w:w="80" w:type="dxa"/>
+              <w:top w:w="20" w:type="dxa"/>
+              <w:start w:w="120" w:type="dxa"/>
+              <w:bottom w:w="20" w:type="dxa"/>
+              <w:end w:w="120" w:type="dxa"/>
             </w:tcMar>
-            <w:shd w:val="clear" w:fill="737373"/>
+            <w:shd w:val="clear" w:fill="F2F2F2"/>
           </w:tcPr>
           <w:p>
             <w:pPr>
@@ -2623,8 +2751,8 @@
               <w:rPr>
                 <w:rFonts w:ascii="TH Sarabun New" w:hAnsi="TH Sarabun New" w:cs="TH Sarabun New"/>
                 <w:b/>
-                <w:color w:val="FFFFFF"/>
-                <w:sz w:val="24"/>
+                <w:color w:val="404040"/>
+                <w:sz w:val="26"/>
               </w:rPr>
               <w:t>ประเภท</w:t>
             </w:r>
@@ -2632,15 +2760,15 @@
         </w:tc>
         <w:tc>
           <w:tcPr>
-            <w:tcW w:type="dxa" w:w="3005"/>
+            <w:tcW w:type="dxa" w:w="2963"/>
             <w:vAlign w:val="center"/>
             <w:tcMar>
-              <w:top w:w="30" w:type="dxa"/>
-              <w:start w:w="80" w:type="dxa"/>
-              <w:bottom w:w="30" w:type="dxa"/>
-              <w:end w:w="80" w:type="dxa"/>
+              <w:top w:w="20" w:type="dxa"/>
+              <w:start w:w="120" w:type="dxa"/>
+              <w:bottom w:w="20" w:type="dxa"/>
+              <w:end w:w="120" w:type="dxa"/>
             </w:tcMar>
-            <w:shd w:val="clear" w:fill="737373"/>
+            <w:shd w:val="clear" w:fill="F2F2F2"/>
           </w:tcPr>
           <w:p>
             <w:pPr>
@@ -2650,8 +2778,8 @@
               <w:rPr>
                 <w:rFonts w:ascii="TH Sarabun New" w:hAnsi="TH Sarabun New" w:cs="TH Sarabun New"/>
                 <w:b/>
-                <w:color w:val="FFFFFF"/>
-                <w:sz w:val="24"/>
+                <w:color w:val="404040"/>
+                <w:sz w:val="26"/>
               </w:rPr>
               <w:t>สาเหตุ</w:t>
             </w:r>
@@ -2659,15 +2787,15 @@
         </w:tc>
         <w:tc>
           <w:tcPr>
-            <w:tcW w:type="dxa" w:w="2098"/>
+            <w:tcW w:type="dxa" w:w="2069"/>
             <w:vAlign w:val="center"/>
             <w:tcMar>
-              <w:top w:w="30" w:type="dxa"/>
-              <w:start w:w="80" w:type="dxa"/>
-              <w:bottom w:w="30" w:type="dxa"/>
-              <w:end w:w="80" w:type="dxa"/>
+              <w:top w:w="20" w:type="dxa"/>
+              <w:start w:w="120" w:type="dxa"/>
+              <w:bottom w:w="20" w:type="dxa"/>
+              <w:end w:w="120" w:type="dxa"/>
             </w:tcMar>
-            <w:shd w:val="clear" w:fill="737373"/>
+            <w:shd w:val="clear" w:fill="F2F2F2"/>
           </w:tcPr>
           <w:p>
             <w:pPr>
@@ -2677,8 +2805,8 @@
               <w:rPr>
                 <w:rFonts w:ascii="TH Sarabun New" w:hAnsi="TH Sarabun New" w:cs="TH Sarabun New"/>
                 <w:b/>
-                <w:color w:val="FFFFFF"/>
-                <w:sz w:val="24"/>
+                <w:color w:val="404040"/>
+                <w:sz w:val="26"/>
               </w:rPr>
               <w:t>ไฟล์หลักฐาน / Event ID / บรรทัด</w:t>
             </w:r>
@@ -2686,15 +2814,15 @@
         </w:tc>
         <w:tc>
           <w:tcPr>
-            <w:tcW w:type="dxa" w:w="2551"/>
+            <w:tcW w:type="dxa" w:w="2516"/>
             <w:vAlign w:val="center"/>
             <w:tcMar>
-              <w:top w:w="30" w:type="dxa"/>
-              <w:start w:w="80" w:type="dxa"/>
-              <w:bottom w:w="30" w:type="dxa"/>
-              <w:end w:w="80" w:type="dxa"/>
+              <w:top w:w="20" w:type="dxa"/>
+              <w:start w:w="120" w:type="dxa"/>
+              <w:bottom w:w="20" w:type="dxa"/>
+              <w:end w:w="120" w:type="dxa"/>
             </w:tcMar>
-            <w:shd w:val="clear" w:fill="737373"/>
+            <w:shd w:val="clear" w:fill="F2F2F2"/>
           </w:tcPr>
           <w:p>
             <w:pPr>
@@ -2704,8 +2832,8 @@
               <w:rPr>
                 <w:rFonts w:ascii="TH Sarabun New" w:hAnsi="TH Sarabun New" w:cs="TH Sarabun New"/>
                 <w:b/>
-                <w:color w:val="FFFFFF"/>
-                <w:sz w:val="24"/>
+                <w:color w:val="404040"/>
+                <w:sz w:val="26"/>
               </w:rPr>
               <w:t>ตัวอย่างจากไฟล์หลักฐาน</w:t>
             </w:r>
@@ -2715,13 +2843,13 @@
       <w:tr>
         <w:tc>
           <w:tcPr>
-            <w:tcW w:type="dxa" w:w="794"/>
+            <w:tcW w:type="dxa" w:w="783"/>
             <w:vAlign w:val="top"/>
             <w:tcMar>
-              <w:top w:w="30" w:type="dxa"/>
-              <w:start w:w="80" w:type="dxa"/>
-              <w:bottom w:w="30" w:type="dxa"/>
-              <w:end w:w="80" w:type="dxa"/>
+              <w:top w:w="20" w:type="dxa"/>
+              <w:start w:w="120" w:type="dxa"/>
+              <w:bottom w:w="20" w:type="dxa"/>
+              <w:end w:w="120" w:type="dxa"/>
             </w:tcMar>
           </w:tcPr>
           <w:p>
@@ -2732,8 +2860,8 @@
               <w:rPr>
                 <w:rFonts w:ascii="TH Sarabun New" w:hAnsi="TH Sarabun New" w:cs="TH Sarabun New"/>
                 <w:b w:val="0"/>
-                <w:color w:val="262626"/>
-                <w:sz w:val="24"/>
+                <w:color w:val="404040"/>
+                <w:sz w:val="26"/>
               </w:rPr>
               <w:t>{{rc_code}}</w:t>
             </w:r>
@@ -2741,13 +2869,13 @@
         </w:tc>
         <w:tc>
           <w:tcPr>
-            <w:tcW w:type="dxa" w:w="1191"/>
+            <w:tcW w:type="dxa" w:w="1174"/>
             <w:vAlign w:val="top"/>
             <w:tcMar>
-              <w:top w:w="30" w:type="dxa"/>
-              <w:start w:w="80" w:type="dxa"/>
-              <w:bottom w:w="30" w:type="dxa"/>
-              <w:end w:w="80" w:type="dxa"/>
+              <w:top w:w="20" w:type="dxa"/>
+              <w:start w:w="120" w:type="dxa"/>
+              <w:bottom w:w="20" w:type="dxa"/>
+              <w:end w:w="120" w:type="dxa"/>
             </w:tcMar>
           </w:tcPr>
           <w:p>
@@ -2758,8 +2886,8 @@
               <w:rPr>
                 <w:rFonts w:ascii="TH Sarabun New" w:hAnsi="TH Sarabun New" w:cs="TH Sarabun New"/>
                 <w:b w:val="0"/>
-                <w:color w:val="262626"/>
-                <w:sz w:val="24"/>
+                <w:color w:val="404040"/>
+                <w:sz w:val="26"/>
               </w:rPr>
               <w:t>{{rc_category}}</w:t>
             </w:r>
@@ -2767,13 +2895,13 @@
         </w:tc>
         <w:tc>
           <w:tcPr>
-            <w:tcW w:type="dxa" w:w="3005"/>
+            <w:tcW w:type="dxa" w:w="2963"/>
             <w:vAlign w:val="top"/>
             <w:tcMar>
-              <w:top w:w="30" w:type="dxa"/>
-              <w:start w:w="80" w:type="dxa"/>
-              <w:bottom w:w="30" w:type="dxa"/>
-              <w:end w:w="80" w:type="dxa"/>
+              <w:top w:w="20" w:type="dxa"/>
+              <w:start w:w="120" w:type="dxa"/>
+              <w:bottom w:w="20" w:type="dxa"/>
+              <w:end w:w="120" w:type="dxa"/>
             </w:tcMar>
           </w:tcPr>
           <w:p>
@@ -2784,8 +2912,8 @@
               <w:rPr>
                 <w:rFonts w:ascii="TH Sarabun New" w:hAnsi="TH Sarabun New" w:cs="TH Sarabun New"/>
                 <w:b w:val="0"/>
-                <w:color w:val="262626"/>
-                <w:sz w:val="24"/>
+                <w:color w:val="404040"/>
+                <w:sz w:val="26"/>
               </w:rPr>
               <w:t>{{rc_cause}}</w:t>
             </w:r>
@@ -2793,13 +2921,13 @@
         </w:tc>
         <w:tc>
           <w:tcPr>
-            <w:tcW w:type="dxa" w:w="2098"/>
+            <w:tcW w:type="dxa" w:w="2069"/>
             <w:vAlign w:val="top"/>
             <w:tcMar>
-              <w:top w:w="30" w:type="dxa"/>
-              <w:start w:w="80" w:type="dxa"/>
-              <w:bottom w:w="30" w:type="dxa"/>
-              <w:end w:w="80" w:type="dxa"/>
+              <w:top w:w="20" w:type="dxa"/>
+              <w:start w:w="120" w:type="dxa"/>
+              <w:bottom w:w="20" w:type="dxa"/>
+              <w:end w:w="120" w:type="dxa"/>
             </w:tcMar>
           </w:tcPr>
           <w:p>
@@ -2810,8 +2938,8 @@
               <w:rPr>
                 <w:rFonts w:ascii="TH Sarabun New" w:hAnsi="TH Sarabun New" w:cs="TH Sarabun New"/>
                 <w:b w:val="0"/>
-                <w:color w:val="262626"/>
-                <w:sz w:val="24"/>
+                <w:color w:val="404040"/>
+                <w:sz w:val="26"/>
               </w:rPr>
               <w:t>{{rc_evidence}}</w:t>
             </w:r>
@@ -2819,13 +2947,13 @@
         </w:tc>
         <w:tc>
           <w:tcPr>
-            <w:tcW w:type="dxa" w:w="2551"/>
+            <w:tcW w:type="dxa" w:w="2516"/>
             <w:vAlign w:val="top"/>
             <w:tcMar>
-              <w:top w:w="30" w:type="dxa"/>
-              <w:start w:w="80" w:type="dxa"/>
-              <w:bottom w:w="30" w:type="dxa"/>
-              <w:end w:w="80" w:type="dxa"/>
+              <w:top w:w="20" w:type="dxa"/>
+              <w:start w:w="120" w:type="dxa"/>
+              <w:bottom w:w="20" w:type="dxa"/>
+              <w:end w:w="120" w:type="dxa"/>
             </w:tcMar>
           </w:tcPr>
           <w:p>
@@ -2836,8 +2964,8 @@
               <w:rPr>
                 <w:rFonts w:ascii="TH Sarabun New" w:hAnsi="TH Sarabun New" w:cs="TH Sarabun New"/>
                 <w:b w:val="0"/>
-                <w:color w:val="262626"/>
-                <w:sz w:val="21"/>
+                <w:color w:val="404040"/>
+                <w:sz w:val="22"/>
               </w:rPr>
               <w:t>{{rc_excerpt}}</w:t>
             </w:r>
@@ -2847,15 +2975,15 @@
     </w:tbl>
     <w:p>
       <w:pPr>
-        <w:spacing w:after="0" w:line="200" w:lineRule="exact"/>
+        <w:spacing w:after="0" w:line="120" w:lineRule="exact"/>
       </w:pPr>
     </w:p>
     <w:tbl>
       <w:tblPr>
         <w:tblW w:type="auto" w:w="0"/>
+        <w:jc w:val="center"/>
         <w:tblLayout w:type="fixed"/>
         <w:tblLook w:firstColumn="1" w:firstRow="1" w:lastColumn="0" w:lastRow="0" w:noHBand="0" w:noVBand="1" w:val="04A0"/>
-        <w:jc w:val="center"/>
         <w:tblBorders>
           <w:top w:val="none"/>
           <w:left w:val="none"/>
@@ -2866,20 +2994,20 @@
         </w:tblBorders>
       </w:tblPr>
       <w:tblGrid>
-        <w:gridCol w:w="9638"/>
+        <w:gridCol w:w="9504"/>
       </w:tblGrid>
       <w:tr>
         <w:tc>
           <w:tcPr>
-            <w:tcW w:type="dxa" w:w="9638"/>
+            <w:tcW w:type="dxa" w:w="9504"/>
             <w:vAlign w:val="center"/>
             <w:tcMar>
-              <w:top w:w="50" w:type="dxa"/>
-              <w:start w:w="100" w:type="dxa"/>
-              <w:bottom w:w="50" w:type="dxa"/>
-              <w:end w:w="100" w:type="dxa"/>
+              <w:top w:w="70" w:type="dxa"/>
+              <w:start w:w="120" w:type="dxa"/>
+              <w:bottom w:w="70" w:type="dxa"/>
+              <w:end w:w="120" w:type="dxa"/>
             </w:tcMar>
-            <w:shd w:val="clear" w:fill="404040"/>
+            <w:shd w:val="clear" w:fill="FFF9C4"/>
           </w:tcPr>
           <w:p>
             <w:pPr>
@@ -2890,19 +3018,19 @@
               <w:rPr>
                 <w:rFonts w:ascii="TH Sarabun New" w:hAnsi="TH Sarabun New" w:cs="TH Sarabun New"/>
                 <w:b/>
-                <w:color w:val="FFFFFF"/>
-                <w:sz w:val="32"/>
+                <w:color w:val="1F2933"/>
+                <w:sz w:val="34"/>
               </w:rPr>
-              <w:t>7.  ตัวบ่งชี้การถูกบุกรุกและผลวิเคราะห์ไฟล์ต้องสงสัย</w:t>
+              <w:t>7. ตัวบ่งชี้การถูกบุกรุกและผลวิเคราะห์ไฟล์ต้องสงสัย</w:t>
             </w:r>
             <w:r>
               <w:rPr>
                 <w:rFonts w:ascii="TH Sarabun New" w:hAnsi="TH Sarabun New" w:cs="TH Sarabun New"/>
                 <w:b w:val="0"/>
-                <w:color w:val="D9D9D9"/>
-                <w:sz w:val="22"/>
+                <w:color w:val="1F2933"/>
+                <w:sz w:val="24"/>
               </w:rPr>
-              <w:t xml:space="preserve">   (IOC &amp; Malware Analysis)</w:t>
+              <w:t xml:space="preserve">  (IOC &amp; Malware Analysis)</w:t>
             </w:r>
           </w:p>
         </w:tc>
@@ -2910,7 +3038,7 @@
     </w:tbl>
     <w:p>
       <w:pPr>
-        <w:spacing w:after="0" w:line="80" w:lineRule="exact"/>
+        <w:spacing w:after="0" w:line="60" w:lineRule="exact"/>
       </w:pPr>
     </w:p>
     <w:p>
@@ -2922,8 +3050,8 @@
         <w:rPr>
           <w:rFonts w:ascii="TH Sarabun New" w:hAnsi="TH Sarabun New" w:cs="TH Sarabun New"/>
           <w:b/>
-          <w:color w:val="262626"/>
-          <w:sz w:val="28"/>
+          <w:color w:val="404040"/>
+          <w:sz w:val="32"/>
         </w:rPr>
         <w:t>7.1 รายการไฟล์ต้องสงสัยและเส้นทางบนเครื่อง</w:t>
       </w:r>
@@ -2935,18 +3063,18 @@
         <w:tblLayout w:type="fixed"/>
         <w:tblLook w:firstColumn="1" w:firstRow="1" w:lastColumn="0" w:lastRow="0" w:noHBand="0" w:noVBand="1" w:val="04A0"/>
         <w:tblBorders>
-          <w:top w:val="single" w:sz="4" w:space="0" w:color="BFBFBF"/>
-          <w:left w:val="single" w:sz="4" w:space="0" w:color="BFBFBF"/>
-          <w:bottom w:val="single" w:sz="4" w:space="0" w:color="BFBFBF"/>
-          <w:right w:val="single" w:sz="4" w:space="0" w:color="BFBFBF"/>
-          <w:insideH w:val="single" w:sz="4" w:space="0" w:color="BFBFBF"/>
-          <w:insideV w:val="single" w:sz="4" w:space="0" w:color="BFBFBF"/>
+          <w:top w:val="single" w:sz="6" w:space="0" w:color="BFBFBF"/>
+          <w:left w:val="single" w:sz="6" w:space="0" w:color="BFBFBF"/>
+          <w:bottom w:val="single" w:sz="6" w:space="0" w:color="BFBFBF"/>
+          <w:right w:val="single" w:sz="6" w:space="0" w:color="BFBFBF"/>
+          <w:insideH w:val="single" w:sz="6" w:space="0" w:color="BFBFBF"/>
+          <w:insideV w:val="single" w:sz="6" w:space="0" w:color="BFBFBF"/>
         </w:tblBorders>
       </w:tblPr>
       <w:tblGrid>
-        <w:gridCol w:w="5613"/>
-        <w:gridCol w:w="1247"/>
-        <w:gridCol w:w="2778"/>
+        <w:gridCol w:w="5535"/>
+        <w:gridCol w:w="1230"/>
+        <w:gridCol w:w="2739"/>
       </w:tblGrid>
       <w:tr>
         <w:trPr>
@@ -2954,15 +3082,15 @@
         </w:trPr>
         <w:tc>
           <w:tcPr>
-            <w:tcW w:type="dxa" w:w="5613"/>
+            <w:tcW w:type="dxa" w:w="5535"/>
             <w:vAlign w:val="center"/>
             <w:tcMar>
-              <w:top w:w="30" w:type="dxa"/>
-              <w:start w:w="80" w:type="dxa"/>
-              <w:bottom w:w="30" w:type="dxa"/>
-              <w:end w:w="80" w:type="dxa"/>
+              <w:top w:w="20" w:type="dxa"/>
+              <w:start w:w="120" w:type="dxa"/>
+              <w:bottom w:w="20" w:type="dxa"/>
+              <w:end w:w="120" w:type="dxa"/>
             </w:tcMar>
-            <w:shd w:val="clear" w:fill="737373"/>
+            <w:shd w:val="clear" w:fill="F2F2F2"/>
           </w:tcPr>
           <w:p>
             <w:pPr>
@@ -2972,8 +3100,8 @@
               <w:rPr>
                 <w:rFonts w:ascii="TH Sarabun New" w:hAnsi="TH Sarabun New" w:cs="TH Sarabun New"/>
                 <w:b/>
-                <w:color w:val="FFFFFF"/>
-                <w:sz w:val="24"/>
+                <w:color w:val="404040"/>
+                <w:sz w:val="26"/>
               </w:rPr>
               <w:t>Path บนเครื่อง</w:t>
             </w:r>
@@ -2981,15 +3109,15 @@
         </w:tc>
         <w:tc>
           <w:tcPr>
-            <w:tcW w:type="dxa" w:w="1247"/>
+            <w:tcW w:type="dxa" w:w="1230"/>
             <w:vAlign w:val="center"/>
             <w:tcMar>
-              <w:top w:w="30" w:type="dxa"/>
-              <w:start w:w="80" w:type="dxa"/>
-              <w:bottom w:w="30" w:type="dxa"/>
-              <w:end w:w="80" w:type="dxa"/>
+              <w:top w:w="20" w:type="dxa"/>
+              <w:start w:w="120" w:type="dxa"/>
+              <w:bottom w:w="20" w:type="dxa"/>
+              <w:end w:w="120" w:type="dxa"/>
             </w:tcMar>
-            <w:shd w:val="clear" w:fill="737373"/>
+            <w:shd w:val="clear" w:fill="F2F2F2"/>
           </w:tcPr>
           <w:p>
             <w:pPr>
@@ -2999,8 +3127,8 @@
               <w:rPr>
                 <w:rFonts w:ascii="TH Sarabun New" w:hAnsi="TH Sarabun New" w:cs="TH Sarabun New"/>
                 <w:b/>
-                <w:color w:val="FFFFFF"/>
-                <w:sz w:val="24"/>
+                <w:color w:val="404040"/>
+                <w:sz w:val="26"/>
               </w:rPr>
               <w:t>เครื่อง</w:t>
             </w:r>
@@ -3008,15 +3136,15 @@
         </w:tc>
         <w:tc>
           <w:tcPr>
-            <w:tcW w:type="dxa" w:w="2778"/>
+            <w:tcW w:type="dxa" w:w="2739"/>
             <w:vAlign w:val="center"/>
             <w:tcMar>
-              <w:top w:w="30" w:type="dxa"/>
-              <w:start w:w="80" w:type="dxa"/>
-              <w:bottom w:w="30" w:type="dxa"/>
-              <w:end w:w="80" w:type="dxa"/>
+              <w:top w:w="20" w:type="dxa"/>
+              <w:start w:w="120" w:type="dxa"/>
+              <w:bottom w:w="20" w:type="dxa"/>
+              <w:end w:w="120" w:type="dxa"/>
             </w:tcMar>
-            <w:shd w:val="clear" w:fill="737373"/>
+            <w:shd w:val="clear" w:fill="F2F2F2"/>
           </w:tcPr>
           <w:p>
             <w:pPr>
@@ -3026,8 +3154,8 @@
               <w:rPr>
                 <w:rFonts w:ascii="TH Sarabun New" w:hAnsi="TH Sarabun New" w:cs="TH Sarabun New"/>
                 <w:b/>
-                <w:color w:val="FFFFFF"/>
-                <w:sz w:val="24"/>
+                <w:color w:val="404040"/>
+                <w:sz w:val="26"/>
               </w:rPr>
               <w:t>ประเภท / หลักฐานที่พบ</w:t>
             </w:r>
@@ -3037,13 +3165,13 @@
       <w:tr>
         <w:tc>
           <w:tcPr>
-            <w:tcW w:type="dxa" w:w="5613"/>
+            <w:tcW w:type="dxa" w:w="5535"/>
             <w:vAlign w:val="top"/>
             <w:tcMar>
-              <w:top w:w="30" w:type="dxa"/>
-              <w:start w:w="80" w:type="dxa"/>
-              <w:bottom w:w="30" w:type="dxa"/>
-              <w:end w:w="80" w:type="dxa"/>
+              <w:top w:w="20" w:type="dxa"/>
+              <w:start w:w="120" w:type="dxa"/>
+              <w:bottom w:w="20" w:type="dxa"/>
+              <w:end w:w="120" w:type="dxa"/>
             </w:tcMar>
           </w:tcPr>
           <w:p>
@@ -3054,8 +3182,8 @@
               <w:rPr>
                 <w:rFonts w:ascii="TH Sarabun New" w:hAnsi="TH Sarabun New" w:cs="TH Sarabun New"/>
                 <w:b w:val="0"/>
-                <w:color w:val="262626"/>
-                <w:sz w:val="24"/>
+                <w:color w:val="404040"/>
+                <w:sz w:val="26"/>
               </w:rPr>
               <w:t>{{fp_value}}</w:t>
             </w:r>
@@ -3063,13 +3191,13 @@
         </w:tc>
         <w:tc>
           <w:tcPr>
-            <w:tcW w:type="dxa" w:w="1247"/>
+            <w:tcW w:type="dxa" w:w="1230"/>
             <w:vAlign w:val="top"/>
             <w:tcMar>
-              <w:top w:w="30" w:type="dxa"/>
-              <w:start w:w="80" w:type="dxa"/>
-              <w:bottom w:w="30" w:type="dxa"/>
-              <w:end w:w="80" w:type="dxa"/>
+              <w:top w:w="20" w:type="dxa"/>
+              <w:start w:w="120" w:type="dxa"/>
+              <w:bottom w:w="20" w:type="dxa"/>
+              <w:end w:w="120" w:type="dxa"/>
             </w:tcMar>
           </w:tcPr>
           <w:p>
@@ -3080,8 +3208,8 @@
               <w:rPr>
                 <w:rFonts w:ascii="TH Sarabun New" w:hAnsi="TH Sarabun New" w:cs="TH Sarabun New"/>
                 <w:b w:val="0"/>
-                <w:color w:val="262626"/>
-                <w:sz w:val="24"/>
+                <w:color w:val="404040"/>
+                <w:sz w:val="26"/>
               </w:rPr>
               <w:t>{{fp_host}}</w:t>
             </w:r>
@@ -3089,13 +3217,13 @@
         </w:tc>
         <w:tc>
           <w:tcPr>
-            <w:tcW w:type="dxa" w:w="2778"/>
+            <w:tcW w:type="dxa" w:w="2739"/>
             <w:vAlign w:val="top"/>
             <w:tcMar>
-              <w:top w:w="30" w:type="dxa"/>
-              <w:start w:w="80" w:type="dxa"/>
-              <w:bottom w:w="30" w:type="dxa"/>
-              <w:end w:w="80" w:type="dxa"/>
+              <w:top w:w="20" w:type="dxa"/>
+              <w:start w:w="120" w:type="dxa"/>
+              <w:bottom w:w="20" w:type="dxa"/>
+              <w:end w:w="120" w:type="dxa"/>
             </w:tcMar>
           </w:tcPr>
           <w:p>
@@ -3106,8 +3234,8 @@
               <w:rPr>
                 <w:rFonts w:ascii="TH Sarabun New" w:hAnsi="TH Sarabun New" w:cs="TH Sarabun New"/>
                 <w:b w:val="0"/>
-                <w:color w:val="262626"/>
-                <w:sz w:val="24"/>
+                <w:color w:val="404040"/>
+                <w:sz w:val="26"/>
               </w:rPr>
               <w:t>{{fp_note}}</w:t>
             </w:r>
@@ -3117,7 +3245,7 @@
     </w:tbl>
     <w:p>
       <w:pPr>
-        <w:spacing w:after="0" w:line="200" w:lineRule="exact"/>
+        <w:spacing w:after="0" w:line="120" w:lineRule="exact"/>
       </w:pPr>
     </w:p>
     <w:p>
@@ -3129,8 +3257,8 @@
         <w:rPr>
           <w:rFonts w:ascii="TH Sarabun New" w:hAnsi="TH Sarabun New" w:cs="TH Sarabun New"/>
           <w:b/>
-          <w:color w:val="262626"/>
-          <w:sz w:val="28"/>
+          <w:color w:val="404040"/>
+          <w:sz w:val="32"/>
         </w:rPr>
         <w:t>7.2 การทำงานของไฟล์ต้องสงสัย</w:t>
       </w:r>
@@ -3142,17 +3270,17 @@
         <w:tblLayout w:type="fixed"/>
         <w:tblLook w:firstColumn="1" w:firstRow="1" w:lastColumn="0" w:lastRow="0" w:noHBand="0" w:noVBand="1" w:val="04A0"/>
         <w:tblBorders>
-          <w:top w:val="single" w:sz="4" w:space="0" w:color="BFBFBF"/>
-          <w:left w:val="single" w:sz="4" w:space="0" w:color="BFBFBF"/>
-          <w:bottom w:val="single" w:sz="4" w:space="0" w:color="BFBFBF"/>
-          <w:right w:val="single" w:sz="4" w:space="0" w:color="BFBFBF"/>
-          <w:insideH w:val="single" w:sz="4" w:space="0" w:color="BFBFBF"/>
-          <w:insideV w:val="single" w:sz="4" w:space="0" w:color="BFBFBF"/>
+          <w:top w:val="single" w:sz="6" w:space="0" w:color="BFBFBF"/>
+          <w:left w:val="single" w:sz="6" w:space="0" w:color="BFBFBF"/>
+          <w:bottom w:val="single" w:sz="6" w:space="0" w:color="BFBFBF"/>
+          <w:right w:val="single" w:sz="6" w:space="0" w:color="BFBFBF"/>
+          <w:insideH w:val="single" w:sz="6" w:space="0" w:color="BFBFBF"/>
+          <w:insideV w:val="single" w:sz="6" w:space="0" w:color="BFBFBF"/>
         </w:tblBorders>
       </w:tblPr>
       <w:tblGrid>
-        <w:gridCol w:w="2381"/>
-        <w:gridCol w:w="7257"/>
+        <w:gridCol w:w="2348"/>
+        <w:gridCol w:w="7156"/>
       </w:tblGrid>
       <w:tr>
         <w:trPr>
@@ -3160,15 +3288,15 @@
         </w:trPr>
         <w:tc>
           <w:tcPr>
-            <w:tcW w:type="dxa" w:w="2381"/>
+            <w:tcW w:type="dxa" w:w="2348"/>
             <w:vAlign w:val="center"/>
             <w:tcMar>
-              <w:top w:w="30" w:type="dxa"/>
-              <w:start w:w="80" w:type="dxa"/>
-              <w:bottom w:w="30" w:type="dxa"/>
-              <w:end w:w="80" w:type="dxa"/>
+              <w:top w:w="20" w:type="dxa"/>
+              <w:start w:w="120" w:type="dxa"/>
+              <w:bottom w:w="20" w:type="dxa"/>
+              <w:end w:w="120" w:type="dxa"/>
             </w:tcMar>
-            <w:shd w:val="clear" w:fill="737373"/>
+            <w:shd w:val="clear" w:fill="F2F2F2"/>
           </w:tcPr>
           <w:p>
             <w:pPr>
@@ -3178,8 +3306,8 @@
               <w:rPr>
                 <w:rFonts w:ascii="TH Sarabun New" w:hAnsi="TH Sarabun New" w:cs="TH Sarabun New"/>
                 <w:b/>
-                <w:color w:val="FFFFFF"/>
-                <w:sz w:val="24"/>
+                <w:color w:val="404040"/>
+                <w:sz w:val="26"/>
               </w:rPr>
               <w:t>ไฟล์ที่พบ</w:t>
             </w:r>
@@ -3187,15 +3315,15 @@
         </w:tc>
         <w:tc>
           <w:tcPr>
-            <w:tcW w:type="dxa" w:w="7257"/>
+            <w:tcW w:type="dxa" w:w="7156"/>
             <w:vAlign w:val="center"/>
             <w:tcMar>
-              <w:top w:w="30" w:type="dxa"/>
-              <w:start w:w="80" w:type="dxa"/>
-              <w:bottom w:w="30" w:type="dxa"/>
-              <w:end w:w="80" w:type="dxa"/>
+              <w:top w:w="20" w:type="dxa"/>
+              <w:start w:w="120" w:type="dxa"/>
+              <w:bottom w:w="20" w:type="dxa"/>
+              <w:end w:w="120" w:type="dxa"/>
             </w:tcMar>
-            <w:shd w:val="clear" w:fill="737373"/>
+            <w:shd w:val="clear" w:fill="F2F2F2"/>
           </w:tcPr>
           <w:p>
             <w:pPr>
@@ -3205,8 +3333,8 @@
               <w:rPr>
                 <w:rFonts w:ascii="TH Sarabun New" w:hAnsi="TH Sarabun New" w:cs="TH Sarabun New"/>
                 <w:b/>
-                <w:color w:val="FFFFFF"/>
-                <w:sz w:val="24"/>
+                <w:color w:val="404040"/>
+                <w:sz w:val="26"/>
               </w:rPr>
               <w:t>การทำงานของไฟล์</w:t>
             </w:r>
@@ -3216,26 +3344,26 @@
       <w:tr>
         <w:tc>
           <w:tcPr>
-            <w:tcW w:type="dxa" w:w="2381"/>
+            <w:tcW w:type="dxa" w:w="2348"/>
             <w:vAlign w:val="top"/>
             <w:tcMar>
-              <w:top w:w="30" w:type="dxa"/>
-              <w:start w:w="80" w:type="dxa"/>
-              <w:bottom w:w="30" w:type="dxa"/>
-              <w:end w:w="80" w:type="dxa"/>
+              <w:top w:w="20" w:type="dxa"/>
+              <w:start w:w="120" w:type="dxa"/>
+              <w:bottom w:w="20" w:type="dxa"/>
+              <w:end w:w="120" w:type="dxa"/>
             </w:tcMar>
           </w:tcPr>
           <w:p/>
         </w:tc>
         <w:tc>
           <w:tcPr>
-            <w:tcW w:type="dxa" w:w="7257"/>
+            <w:tcW w:type="dxa" w:w="7156"/>
             <w:vAlign w:val="top"/>
             <w:tcMar>
-              <w:top w:w="30" w:type="dxa"/>
-              <w:start w:w="80" w:type="dxa"/>
-              <w:bottom w:w="30" w:type="dxa"/>
-              <w:end w:w="80" w:type="dxa"/>
+              <w:top w:w="20" w:type="dxa"/>
+              <w:start w:w="120" w:type="dxa"/>
+              <w:bottom w:w="20" w:type="dxa"/>
+              <w:end w:w="120" w:type="dxa"/>
             </w:tcMar>
           </w:tcPr>
           <w:p/>
@@ -3244,24 +3372,61 @@
     </w:tbl>
     <w:p>
       <w:pPr>
-        <w:spacing w:after="0" w:line="200" w:lineRule="exact"/>
+        <w:spacing w:after="0" w:line="120" w:lineRule="exact"/>
       </w:pPr>
     </w:p>
+    <w:tbl>
+      <w:tblPr>
+        <w:tblW w:type="auto" w:w="0"/>
+        <w:jc w:val="center"/>
+        <w:tblLayout w:type="fixed"/>
+        <w:tblLook w:firstColumn="1" w:firstRow="1" w:lastColumn="0" w:lastRow="0" w:noHBand="0" w:noVBand="1" w:val="04A0"/>
+        <w:tblBorders>
+          <w:top w:val="single" w:sz="6" w:space="0" w:color="BFBFBF"/>
+          <w:left w:val="single" w:sz="6" w:space="0" w:color="BFBFBF"/>
+          <w:bottom w:val="single" w:sz="6" w:space="0" w:color="BFBFBF"/>
+          <w:right w:val="single" w:sz="6" w:space="0" w:color="BFBFBF"/>
+          <w:insideH w:val="single" w:sz="6" w:space="0" w:color="BFBFBF"/>
+          <w:insideV w:val="single" w:sz="6" w:space="0" w:color="BFBFBF"/>
+        </w:tblBorders>
+      </w:tblPr>
+      <w:tblGrid>
+        <w:gridCol w:w="9504"/>
+      </w:tblGrid>
+      <w:tr>
+        <w:tc>
+          <w:tcPr>
+            <w:tcW w:type="dxa" w:w="9504"/>
+            <w:vAlign w:val="center"/>
+            <w:tcMar>
+              <w:top w:w="60" w:type="dxa"/>
+              <w:start w:w="120" w:type="dxa"/>
+              <w:bottom w:w="60" w:type="dxa"/>
+              <w:end w:w="120" w:type="dxa"/>
+            </w:tcMar>
+          </w:tcPr>
+          <w:p>
+            <w:pPr>
+              <w:spacing w:before="0" w:after="0" w:line="240" w:lineRule="auto"/>
+            </w:pPr>
+            <w:r>
+              <w:rPr>
+                <w:rFonts w:ascii="TH Sarabun New" w:hAnsi="TH Sarabun New" w:cs="TH Sarabun New"/>
+                <w:b w:val="0"/>
+                <w:i/>
+                <w:color w:val="808080"/>
+                <w:sz w:val="32"/>
+              </w:rPr>
+              <w:t>[หมายเหตุ: วิธีการวิเคราะห์ (static / dynamic) และข้อจำกัดของหลักฐานที่มี]</w:t>
+            </w:r>
+          </w:p>
+        </w:tc>
+      </w:tr>
+    </w:tbl>
     <w:p>
       <w:pPr>
-        <w:spacing w:after="80"/>
-        <w:ind w:firstLine="567"/>
+        <w:spacing w:after="0" w:line="60" w:lineRule="exact"/>
       </w:pPr>
-      <w:r>
-        <w:rPr>
-          <w:rFonts w:ascii="TH Sarabun New" w:hAnsi="TH Sarabun New" w:cs="TH Sarabun New"/>
-          <w:b w:val="0"/>
-          <w:i/>
-          <w:color w:val="7F7F7F"/>
-          <w:sz w:val="28"/>
-        </w:rPr>
-        <w:t>[หมายเหตุ: วิธีการวิเคราะห์ (static / dynamic) และข้อจำกัดของหลักฐานที่มี]</w:t>
-      </w:r>
     </w:p>
     <w:p>
       <w:pPr>
@@ -3272,8 +3437,8 @@
         <w:rPr>
           <w:rFonts w:ascii="TH Sarabun New" w:hAnsi="TH Sarabun New" w:cs="TH Sarabun New"/>
           <w:b/>
-          <w:color w:val="262626"/>
-          <w:sz w:val="28"/>
+          <w:color w:val="404040"/>
+          <w:sz w:val="32"/>
         </w:rPr>
         <w:t>7.3 IP Address</w:t>
       </w:r>
@@ -3285,18 +3450,18 @@
         <w:tblLayout w:type="fixed"/>
         <w:tblLook w:firstColumn="1" w:firstRow="1" w:lastColumn="0" w:lastRow="0" w:noHBand="0" w:noVBand="1" w:val="04A0"/>
         <w:tblBorders>
-          <w:top w:val="single" w:sz="4" w:space="0" w:color="BFBFBF"/>
-          <w:left w:val="single" w:sz="4" w:space="0" w:color="BFBFBF"/>
-          <w:bottom w:val="single" w:sz="4" w:space="0" w:color="BFBFBF"/>
-          <w:right w:val="single" w:sz="4" w:space="0" w:color="BFBFBF"/>
-          <w:insideH w:val="single" w:sz="4" w:space="0" w:color="BFBFBF"/>
-          <w:insideV w:val="single" w:sz="4" w:space="0" w:color="BFBFBF"/>
+          <w:top w:val="single" w:sz="6" w:space="0" w:color="BFBFBF"/>
+          <w:left w:val="single" w:sz="6" w:space="0" w:color="BFBFBF"/>
+          <w:bottom w:val="single" w:sz="6" w:space="0" w:color="BFBFBF"/>
+          <w:right w:val="single" w:sz="6" w:space="0" w:color="BFBFBF"/>
+          <w:insideH w:val="single" w:sz="6" w:space="0" w:color="BFBFBF"/>
+          <w:insideV w:val="single" w:sz="6" w:space="0" w:color="BFBFBF"/>
         </w:tblBorders>
       </w:tblPr>
       <w:tblGrid>
-        <w:gridCol w:w="2381"/>
-        <w:gridCol w:w="1587"/>
-        <w:gridCol w:w="5669"/>
+        <w:gridCol w:w="2348"/>
+        <w:gridCol w:w="1565"/>
+        <w:gridCol w:w="5591"/>
       </w:tblGrid>
       <w:tr>
         <w:trPr>
@@ -3304,15 +3469,15 @@
         </w:trPr>
         <w:tc>
           <w:tcPr>
-            <w:tcW w:type="dxa" w:w="2381"/>
+            <w:tcW w:type="dxa" w:w="2348"/>
             <w:vAlign w:val="center"/>
             <w:tcMar>
-              <w:top w:w="30" w:type="dxa"/>
-              <w:start w:w="80" w:type="dxa"/>
-              <w:bottom w:w="30" w:type="dxa"/>
-              <w:end w:w="80" w:type="dxa"/>
+              <w:top w:w="20" w:type="dxa"/>
+              <w:start w:w="120" w:type="dxa"/>
+              <w:bottom w:w="20" w:type="dxa"/>
+              <w:end w:w="120" w:type="dxa"/>
             </w:tcMar>
-            <w:shd w:val="clear" w:fill="737373"/>
+            <w:shd w:val="clear" w:fill="F2F2F2"/>
           </w:tcPr>
           <w:p>
             <w:pPr>
@@ -3322,8 +3487,8 @@
               <w:rPr>
                 <w:rFonts w:ascii="TH Sarabun New" w:hAnsi="TH Sarabun New" w:cs="TH Sarabun New"/>
                 <w:b/>
-                <w:color w:val="FFFFFF"/>
-                <w:sz w:val="24"/>
+                <w:color w:val="404040"/>
+                <w:sz w:val="26"/>
               </w:rPr>
               <w:t>Indicator</w:t>
             </w:r>
@@ -3331,15 +3496,15 @@
         </w:tc>
         <w:tc>
           <w:tcPr>
-            <w:tcW w:type="dxa" w:w="1587"/>
+            <w:tcW w:type="dxa" w:w="1565"/>
             <w:vAlign w:val="center"/>
             <w:tcMar>
-              <w:top w:w="30" w:type="dxa"/>
-              <w:start w:w="80" w:type="dxa"/>
-              <w:bottom w:w="30" w:type="dxa"/>
-              <w:end w:w="80" w:type="dxa"/>
+              <w:top w:w="20" w:type="dxa"/>
+              <w:start w:w="120" w:type="dxa"/>
+              <w:bottom w:w="20" w:type="dxa"/>
+              <w:end w:w="120" w:type="dxa"/>
             </w:tcMar>
-            <w:shd w:val="clear" w:fill="737373"/>
+            <w:shd w:val="clear" w:fill="F2F2F2"/>
           </w:tcPr>
           <w:p>
             <w:pPr>
@@ -3349,8 +3514,8 @@
               <w:rPr>
                 <w:rFonts w:ascii="TH Sarabun New" w:hAnsi="TH Sarabun New" w:cs="TH Sarabun New"/>
                 <w:b/>
-                <w:color w:val="FFFFFF"/>
-                <w:sz w:val="24"/>
+                <w:color w:val="404040"/>
+                <w:sz w:val="26"/>
               </w:rPr>
               <w:t>ประเภท</w:t>
             </w:r>
@@ -3358,15 +3523,15 @@
         </w:tc>
         <w:tc>
           <w:tcPr>
-            <w:tcW w:type="dxa" w:w="5669"/>
+            <w:tcW w:type="dxa" w:w="5591"/>
             <w:vAlign w:val="center"/>
             <w:tcMar>
-              <w:top w:w="30" w:type="dxa"/>
-              <w:start w:w="80" w:type="dxa"/>
-              <w:bottom w:w="30" w:type="dxa"/>
-              <w:end w:w="80" w:type="dxa"/>
+              <w:top w:w="20" w:type="dxa"/>
+              <w:start w:w="120" w:type="dxa"/>
+              <w:bottom w:w="20" w:type="dxa"/>
+              <w:end w:w="120" w:type="dxa"/>
             </w:tcMar>
-            <w:shd w:val="clear" w:fill="737373"/>
+            <w:shd w:val="clear" w:fill="F2F2F2"/>
           </w:tcPr>
           <w:p>
             <w:pPr>
@@ -3376,8 +3541,8 @@
               <w:rPr>
                 <w:rFonts w:ascii="TH Sarabun New" w:hAnsi="TH Sarabun New" w:cs="TH Sarabun New"/>
                 <w:b/>
-                <w:color w:val="FFFFFF"/>
-                <w:sz w:val="24"/>
+                <w:color w:val="404040"/>
+                <w:sz w:val="26"/>
               </w:rPr>
               <w:t>บทบาทในเหตุการณ์</w:t>
             </w:r>
@@ -3387,13 +3552,13 @@
       <w:tr>
         <w:tc>
           <w:tcPr>
-            <w:tcW w:type="dxa" w:w="2381"/>
+            <w:tcW w:type="dxa" w:w="2348"/>
             <w:vAlign w:val="top"/>
             <w:tcMar>
-              <w:top w:w="30" w:type="dxa"/>
-              <w:start w:w="80" w:type="dxa"/>
-              <w:bottom w:w="30" w:type="dxa"/>
-              <w:end w:w="80" w:type="dxa"/>
+              <w:top w:w="20" w:type="dxa"/>
+              <w:start w:w="120" w:type="dxa"/>
+              <w:bottom w:w="20" w:type="dxa"/>
+              <w:end w:w="120" w:type="dxa"/>
             </w:tcMar>
           </w:tcPr>
           <w:p>
@@ -3404,8 +3569,8 @@
               <w:rPr>
                 <w:rFonts w:ascii="TH Sarabun New" w:hAnsi="TH Sarabun New" w:cs="TH Sarabun New"/>
                 <w:b w:val="0"/>
-                <w:color w:val="262626"/>
-                <w:sz w:val="24"/>
+                <w:color w:val="404040"/>
+                <w:sz w:val="26"/>
               </w:rPr>
               <w:t>{{ip_value}}</w:t>
             </w:r>
@@ -3413,13 +3578,13 @@
         </w:tc>
         <w:tc>
           <w:tcPr>
-            <w:tcW w:type="dxa" w:w="1587"/>
+            <w:tcW w:type="dxa" w:w="1565"/>
             <w:vAlign w:val="top"/>
             <w:tcMar>
-              <w:top w:w="30" w:type="dxa"/>
-              <w:start w:w="80" w:type="dxa"/>
-              <w:bottom w:w="30" w:type="dxa"/>
-              <w:end w:w="80" w:type="dxa"/>
+              <w:top w:w="20" w:type="dxa"/>
+              <w:start w:w="120" w:type="dxa"/>
+              <w:bottom w:w="20" w:type="dxa"/>
+              <w:end w:w="120" w:type="dxa"/>
             </w:tcMar>
           </w:tcPr>
           <w:p>
@@ -3430,8 +3595,8 @@
               <w:rPr>
                 <w:rFonts w:ascii="TH Sarabun New" w:hAnsi="TH Sarabun New" w:cs="TH Sarabun New"/>
                 <w:b w:val="0"/>
-                <w:color w:val="262626"/>
-                <w:sz w:val="24"/>
+                <w:color w:val="404040"/>
+                <w:sz w:val="26"/>
               </w:rPr>
               <w:t>{{ip_label}}</w:t>
             </w:r>
@@ -3439,13 +3604,13 @@
         </w:tc>
         <w:tc>
           <w:tcPr>
-            <w:tcW w:type="dxa" w:w="5669"/>
+            <w:tcW w:type="dxa" w:w="5591"/>
             <w:vAlign w:val="top"/>
             <w:tcMar>
-              <w:top w:w="30" w:type="dxa"/>
-              <w:start w:w="80" w:type="dxa"/>
-              <w:bottom w:w="30" w:type="dxa"/>
-              <w:end w:w="80" w:type="dxa"/>
+              <w:top w:w="20" w:type="dxa"/>
+              <w:start w:w="120" w:type="dxa"/>
+              <w:bottom w:w="20" w:type="dxa"/>
+              <w:end w:w="120" w:type="dxa"/>
             </w:tcMar>
           </w:tcPr>
           <w:p>
@@ -3456,8 +3621,8 @@
               <w:rPr>
                 <w:rFonts w:ascii="TH Sarabun New" w:hAnsi="TH Sarabun New" w:cs="TH Sarabun New"/>
                 <w:b w:val="0"/>
-                <w:color w:val="262626"/>
-                <w:sz w:val="24"/>
+                <w:color w:val="404040"/>
+                <w:sz w:val="26"/>
               </w:rPr>
               <w:t>{{ip_note}}</w:t>
             </w:r>
@@ -3467,7 +3632,7 @@
     </w:tbl>
     <w:p>
       <w:pPr>
-        <w:spacing w:after="0" w:line="200" w:lineRule="exact"/>
+        <w:spacing w:after="0" w:line="120" w:lineRule="exact"/>
       </w:pPr>
     </w:p>
     <w:p>
@@ -3479,8 +3644,8 @@
         <w:rPr>
           <w:rFonts w:ascii="TH Sarabun New" w:hAnsi="TH Sarabun New" w:cs="TH Sarabun New"/>
           <w:b/>
-          <w:color w:val="262626"/>
-          <w:sz w:val="28"/>
+          <w:color w:val="404040"/>
+          <w:sz w:val="32"/>
         </w:rPr>
         <w:t>7.4 URL / Path บนเว็บ</w:t>
       </w:r>
@@ -3492,18 +3657,18 @@
         <w:tblLayout w:type="fixed"/>
         <w:tblLook w:firstColumn="1" w:firstRow="1" w:lastColumn="0" w:lastRow="0" w:noHBand="0" w:noVBand="1" w:val="04A0"/>
         <w:tblBorders>
-          <w:top w:val="single" w:sz="4" w:space="0" w:color="BFBFBF"/>
-          <w:left w:val="single" w:sz="4" w:space="0" w:color="BFBFBF"/>
-          <w:bottom w:val="single" w:sz="4" w:space="0" w:color="BFBFBF"/>
-          <w:right w:val="single" w:sz="4" w:space="0" w:color="BFBFBF"/>
-          <w:insideH w:val="single" w:sz="4" w:space="0" w:color="BFBFBF"/>
-          <w:insideV w:val="single" w:sz="4" w:space="0" w:color="BFBFBF"/>
+          <w:top w:val="single" w:sz="6" w:space="0" w:color="BFBFBF"/>
+          <w:left w:val="single" w:sz="6" w:space="0" w:color="BFBFBF"/>
+          <w:bottom w:val="single" w:sz="6" w:space="0" w:color="BFBFBF"/>
+          <w:right w:val="single" w:sz="6" w:space="0" w:color="BFBFBF"/>
+          <w:insideH w:val="single" w:sz="6" w:space="0" w:color="BFBFBF"/>
+          <w:insideV w:val="single" w:sz="6" w:space="0" w:color="BFBFBF"/>
         </w:tblBorders>
       </w:tblPr>
       <w:tblGrid>
-        <w:gridCol w:w="5102"/>
-        <w:gridCol w:w="1474"/>
-        <w:gridCol w:w="3061"/>
+        <w:gridCol w:w="5032"/>
+        <w:gridCol w:w="1454"/>
+        <w:gridCol w:w="3019"/>
       </w:tblGrid>
       <w:tr>
         <w:trPr>
@@ -3511,15 +3676,15 @@
         </w:trPr>
         <w:tc>
           <w:tcPr>
-            <w:tcW w:type="dxa" w:w="5102"/>
+            <w:tcW w:type="dxa" w:w="5032"/>
             <w:vAlign w:val="center"/>
             <w:tcMar>
-              <w:top w:w="30" w:type="dxa"/>
-              <w:start w:w="80" w:type="dxa"/>
-              <w:bottom w:w="30" w:type="dxa"/>
-              <w:end w:w="80" w:type="dxa"/>
+              <w:top w:w="20" w:type="dxa"/>
+              <w:start w:w="120" w:type="dxa"/>
+              <w:bottom w:w="20" w:type="dxa"/>
+              <w:end w:w="120" w:type="dxa"/>
             </w:tcMar>
-            <w:shd w:val="clear" w:fill="737373"/>
+            <w:shd w:val="clear" w:fill="F2F2F2"/>
           </w:tcPr>
           <w:p>
             <w:pPr>
@@ -3529,8 +3694,8 @@
               <w:rPr>
                 <w:rFonts w:ascii="TH Sarabun New" w:hAnsi="TH Sarabun New" w:cs="TH Sarabun New"/>
                 <w:b/>
-                <w:color w:val="FFFFFF"/>
-                <w:sz w:val="24"/>
+                <w:color w:val="404040"/>
+                <w:sz w:val="26"/>
               </w:rPr>
               <w:t>Indicator</w:t>
             </w:r>
@@ -3538,15 +3703,15 @@
         </w:tc>
         <w:tc>
           <w:tcPr>
-            <w:tcW w:type="dxa" w:w="1474"/>
+            <w:tcW w:type="dxa" w:w="1454"/>
             <w:vAlign w:val="center"/>
             <w:tcMar>
-              <w:top w:w="30" w:type="dxa"/>
-              <w:start w:w="80" w:type="dxa"/>
-              <w:bottom w:w="30" w:type="dxa"/>
-              <w:end w:w="80" w:type="dxa"/>
+              <w:top w:w="20" w:type="dxa"/>
+              <w:start w:w="120" w:type="dxa"/>
+              <w:bottom w:w="20" w:type="dxa"/>
+              <w:end w:w="120" w:type="dxa"/>
             </w:tcMar>
-            <w:shd w:val="clear" w:fill="737373"/>
+            <w:shd w:val="clear" w:fill="F2F2F2"/>
           </w:tcPr>
           <w:p>
             <w:pPr>
@@ -3556,8 +3721,8 @@
               <w:rPr>
                 <w:rFonts w:ascii="TH Sarabun New" w:hAnsi="TH Sarabun New" w:cs="TH Sarabun New"/>
                 <w:b/>
-                <w:color w:val="FFFFFF"/>
-                <w:sz w:val="24"/>
+                <w:color w:val="404040"/>
+                <w:sz w:val="26"/>
               </w:rPr>
               <w:t>ประเภท</w:t>
             </w:r>
@@ -3565,15 +3730,15 @@
         </w:tc>
         <w:tc>
           <w:tcPr>
-            <w:tcW w:type="dxa" w:w="3061"/>
+            <w:tcW w:type="dxa" w:w="3019"/>
             <w:vAlign w:val="center"/>
             <w:tcMar>
-              <w:top w:w="30" w:type="dxa"/>
-              <w:start w:w="80" w:type="dxa"/>
-              <w:bottom w:w="30" w:type="dxa"/>
-              <w:end w:w="80" w:type="dxa"/>
+              <w:top w:w="20" w:type="dxa"/>
+              <w:start w:w="120" w:type="dxa"/>
+              <w:bottom w:w="20" w:type="dxa"/>
+              <w:end w:w="120" w:type="dxa"/>
             </w:tcMar>
-            <w:shd w:val="clear" w:fill="737373"/>
+            <w:shd w:val="clear" w:fill="F2F2F2"/>
           </w:tcPr>
           <w:p>
             <w:pPr>
@@ -3583,8 +3748,8 @@
               <w:rPr>
                 <w:rFonts w:ascii="TH Sarabun New" w:hAnsi="TH Sarabun New" w:cs="TH Sarabun New"/>
                 <w:b/>
-                <w:color w:val="FFFFFF"/>
-                <w:sz w:val="24"/>
+                <w:color w:val="404040"/>
+                <w:sz w:val="26"/>
               </w:rPr>
               <w:t>หมายเหตุ</w:t>
             </w:r>
@@ -3594,13 +3759,13 @@
       <w:tr>
         <w:tc>
           <w:tcPr>
-            <w:tcW w:type="dxa" w:w="5102"/>
+            <w:tcW w:type="dxa" w:w="5032"/>
             <w:vAlign w:val="top"/>
             <w:tcMar>
-              <w:top w:w="30" w:type="dxa"/>
-              <w:start w:w="80" w:type="dxa"/>
-              <w:bottom w:w="30" w:type="dxa"/>
-              <w:end w:w="80" w:type="dxa"/>
+              <w:top w:w="20" w:type="dxa"/>
+              <w:start w:w="120" w:type="dxa"/>
+              <w:bottom w:w="20" w:type="dxa"/>
+              <w:end w:w="120" w:type="dxa"/>
             </w:tcMar>
           </w:tcPr>
           <w:p>
@@ -3611,8 +3776,8 @@
               <w:rPr>
                 <w:rFonts w:ascii="TH Sarabun New" w:hAnsi="TH Sarabun New" w:cs="TH Sarabun New"/>
                 <w:b w:val="0"/>
-                <w:color w:val="262626"/>
-                <w:sz w:val="24"/>
+                <w:color w:val="404040"/>
+                <w:sz w:val="26"/>
               </w:rPr>
               <w:t>{{web_value}}</w:t>
             </w:r>
@@ -3620,13 +3785,13 @@
         </w:tc>
         <w:tc>
           <w:tcPr>
-            <w:tcW w:type="dxa" w:w="1474"/>
+            <w:tcW w:type="dxa" w:w="1454"/>
             <w:vAlign w:val="top"/>
             <w:tcMar>
-              <w:top w:w="30" w:type="dxa"/>
-              <w:start w:w="80" w:type="dxa"/>
-              <w:bottom w:w="30" w:type="dxa"/>
-              <w:end w:w="80" w:type="dxa"/>
+              <w:top w:w="20" w:type="dxa"/>
+              <w:start w:w="120" w:type="dxa"/>
+              <w:bottom w:w="20" w:type="dxa"/>
+              <w:end w:w="120" w:type="dxa"/>
             </w:tcMar>
           </w:tcPr>
           <w:p>
@@ -3637,8 +3802,8 @@
               <w:rPr>
                 <w:rFonts w:ascii="TH Sarabun New" w:hAnsi="TH Sarabun New" w:cs="TH Sarabun New"/>
                 <w:b w:val="0"/>
-                <w:color w:val="262626"/>
-                <w:sz w:val="24"/>
+                <w:color w:val="404040"/>
+                <w:sz w:val="26"/>
               </w:rPr>
               <w:t>{{web_label}}</w:t>
             </w:r>
@@ -3646,13 +3811,13 @@
         </w:tc>
         <w:tc>
           <w:tcPr>
-            <w:tcW w:type="dxa" w:w="3061"/>
+            <w:tcW w:type="dxa" w:w="3019"/>
             <w:vAlign w:val="top"/>
             <w:tcMar>
-              <w:top w:w="30" w:type="dxa"/>
-              <w:start w:w="80" w:type="dxa"/>
-              <w:bottom w:w="30" w:type="dxa"/>
-              <w:end w:w="80" w:type="dxa"/>
+              <w:top w:w="20" w:type="dxa"/>
+              <w:start w:w="120" w:type="dxa"/>
+              <w:bottom w:w="20" w:type="dxa"/>
+              <w:end w:w="120" w:type="dxa"/>
             </w:tcMar>
           </w:tcPr>
           <w:p>
@@ -3663,8 +3828,8 @@
               <w:rPr>
                 <w:rFonts w:ascii="TH Sarabun New" w:hAnsi="TH Sarabun New" w:cs="TH Sarabun New"/>
                 <w:b w:val="0"/>
-                <w:color w:val="262626"/>
-                <w:sz w:val="24"/>
+                <w:color w:val="404040"/>
+                <w:sz w:val="26"/>
               </w:rPr>
               <w:t>{{web_note}}</w:t>
             </w:r>
@@ -3674,7 +3839,7 @@
     </w:tbl>
     <w:p>
       <w:pPr>
-        <w:spacing w:after="0" w:line="200" w:lineRule="exact"/>
+        <w:spacing w:after="0" w:line="120" w:lineRule="exact"/>
       </w:pPr>
     </w:p>
     <w:p>
@@ -3686,8 +3851,8 @@
         <w:rPr>
           <w:rFonts w:ascii="TH Sarabun New" w:hAnsi="TH Sarabun New" w:cs="TH Sarabun New"/>
           <w:b/>
-          <w:color w:val="262626"/>
-          <w:sz w:val="28"/>
+          <w:color w:val="404040"/>
+          <w:sz w:val="32"/>
         </w:rPr>
         <w:t>7.5 Hash ของไฟล์ (SHA-256)</w:t>
       </w:r>
@@ -3699,17 +3864,17 @@
         <w:tblLayout w:type="fixed"/>
         <w:tblLook w:firstColumn="1" w:firstRow="1" w:lastColumn="0" w:lastRow="0" w:noHBand="0" w:noVBand="1" w:val="04A0"/>
         <w:tblBorders>
-          <w:top w:val="single" w:sz="4" w:space="0" w:color="BFBFBF"/>
-          <w:left w:val="single" w:sz="4" w:space="0" w:color="BFBFBF"/>
-          <w:bottom w:val="single" w:sz="4" w:space="0" w:color="BFBFBF"/>
-          <w:right w:val="single" w:sz="4" w:space="0" w:color="BFBFBF"/>
-          <w:insideH w:val="single" w:sz="4" w:space="0" w:color="BFBFBF"/>
-          <w:insideV w:val="single" w:sz="4" w:space="0" w:color="BFBFBF"/>
+          <w:top w:val="single" w:sz="6" w:space="0" w:color="BFBFBF"/>
+          <w:left w:val="single" w:sz="6" w:space="0" w:color="BFBFBF"/>
+          <w:bottom w:val="single" w:sz="6" w:space="0" w:color="BFBFBF"/>
+          <w:right w:val="single" w:sz="6" w:space="0" w:color="BFBFBF"/>
+          <w:insideH w:val="single" w:sz="6" w:space="0" w:color="BFBFBF"/>
+          <w:insideV w:val="single" w:sz="6" w:space="0" w:color="BFBFBF"/>
         </w:tblBorders>
       </w:tblPr>
       <w:tblGrid>
-        <w:gridCol w:w="3005"/>
-        <w:gridCol w:w="6633"/>
+        <w:gridCol w:w="2963"/>
+        <w:gridCol w:w="6541"/>
       </w:tblGrid>
       <w:tr>
         <w:trPr>
@@ -3717,15 +3882,15 @@
         </w:trPr>
         <w:tc>
           <w:tcPr>
-            <w:tcW w:type="dxa" w:w="3005"/>
+            <w:tcW w:type="dxa" w:w="2963"/>
             <w:vAlign w:val="center"/>
             <w:tcMar>
-              <w:top w:w="30" w:type="dxa"/>
-              <w:start w:w="80" w:type="dxa"/>
-              <w:bottom w:w="30" w:type="dxa"/>
-              <w:end w:w="80" w:type="dxa"/>
+              <w:top w:w="20" w:type="dxa"/>
+              <w:start w:w="120" w:type="dxa"/>
+              <w:bottom w:w="20" w:type="dxa"/>
+              <w:end w:w="120" w:type="dxa"/>
             </w:tcMar>
-            <w:shd w:val="clear" w:fill="737373"/>
+            <w:shd w:val="clear" w:fill="F2F2F2"/>
           </w:tcPr>
           <w:p>
             <w:pPr>
@@ -3735,8 +3900,8 @@
               <w:rPr>
                 <w:rFonts w:ascii="TH Sarabun New" w:hAnsi="TH Sarabun New" w:cs="TH Sarabun New"/>
                 <w:b/>
-                <w:color w:val="FFFFFF"/>
-                <w:sz w:val="24"/>
+                <w:color w:val="404040"/>
+                <w:sz w:val="26"/>
               </w:rPr>
               <w:t>ไฟล์ / ที่พบ</w:t>
             </w:r>
@@ -3744,15 +3909,15 @@
         </w:tc>
         <w:tc>
           <w:tcPr>
-            <w:tcW w:type="dxa" w:w="6633"/>
+            <w:tcW w:type="dxa" w:w="6541"/>
             <w:vAlign w:val="center"/>
             <w:tcMar>
-              <w:top w:w="30" w:type="dxa"/>
-              <w:start w:w="80" w:type="dxa"/>
-              <w:bottom w:w="30" w:type="dxa"/>
-              <w:end w:w="80" w:type="dxa"/>
+              <w:top w:w="20" w:type="dxa"/>
+              <w:start w:w="120" w:type="dxa"/>
+              <w:bottom w:w="20" w:type="dxa"/>
+              <w:end w:w="120" w:type="dxa"/>
             </w:tcMar>
-            <w:shd w:val="clear" w:fill="737373"/>
+            <w:shd w:val="clear" w:fill="F2F2F2"/>
           </w:tcPr>
           <w:p>
             <w:pPr>
@@ -3762,8 +3927,8 @@
               <w:rPr>
                 <w:rFonts w:ascii="TH Sarabun New" w:hAnsi="TH Sarabun New" w:cs="TH Sarabun New"/>
                 <w:b/>
-                <w:color w:val="FFFFFF"/>
-                <w:sz w:val="24"/>
+                <w:color w:val="404040"/>
+                <w:sz w:val="26"/>
               </w:rPr>
               <w:t>ค่า Hash (SHA-256)</w:t>
             </w:r>
@@ -3773,13 +3938,13 @@
       <w:tr>
         <w:tc>
           <w:tcPr>
-            <w:tcW w:type="dxa" w:w="3005"/>
+            <w:tcW w:type="dxa" w:w="2963"/>
             <w:vAlign w:val="top"/>
             <w:tcMar>
-              <w:top w:w="30" w:type="dxa"/>
-              <w:start w:w="80" w:type="dxa"/>
-              <w:bottom w:w="30" w:type="dxa"/>
-              <w:end w:w="80" w:type="dxa"/>
+              <w:top w:w="20" w:type="dxa"/>
+              <w:start w:w="120" w:type="dxa"/>
+              <w:bottom w:w="20" w:type="dxa"/>
+              <w:end w:w="120" w:type="dxa"/>
             </w:tcMar>
           </w:tcPr>
           <w:p>
@@ -3790,8 +3955,8 @@
               <w:rPr>
                 <w:rFonts w:ascii="TH Sarabun New" w:hAnsi="TH Sarabun New" w:cs="TH Sarabun New"/>
                 <w:b w:val="0"/>
-                <w:color w:val="262626"/>
-                <w:sz w:val="24"/>
+                <w:color w:val="404040"/>
+                <w:sz w:val="26"/>
               </w:rPr>
               <w:t>{{hash_label}}</w:t>
             </w:r>
@@ -3799,13 +3964,13 @@
         </w:tc>
         <w:tc>
           <w:tcPr>
-            <w:tcW w:type="dxa" w:w="6633"/>
+            <w:tcW w:type="dxa" w:w="6541"/>
             <w:vAlign w:val="top"/>
             <w:tcMar>
-              <w:top w:w="30" w:type="dxa"/>
-              <w:start w:w="80" w:type="dxa"/>
-              <w:bottom w:w="30" w:type="dxa"/>
-              <w:end w:w="80" w:type="dxa"/>
+              <w:top w:w="20" w:type="dxa"/>
+              <w:start w:w="120" w:type="dxa"/>
+              <w:bottom w:w="20" w:type="dxa"/>
+              <w:end w:w="120" w:type="dxa"/>
             </w:tcMar>
           </w:tcPr>
           <w:p>
@@ -3816,8 +3981,8 @@
               <w:rPr>
                 <w:rFonts w:ascii="TH Sarabun New" w:hAnsi="TH Sarabun New" w:cs="TH Sarabun New"/>
                 <w:b w:val="0"/>
-                <w:color w:val="262626"/>
-                <w:sz w:val="21"/>
+                <w:color w:val="404040"/>
+                <w:sz w:val="22"/>
               </w:rPr>
               <w:t>{{hash_value}}</w:t>
             </w:r>
@@ -3827,7 +3992,7 @@
     </w:tbl>
     <w:p>
       <w:pPr>
-        <w:spacing w:after="0" w:line="200" w:lineRule="exact"/>
+        <w:spacing w:after="0" w:line="120" w:lineRule="exact"/>
       </w:pPr>
     </w:p>
     <w:p>
@@ -3839,8 +4004,8 @@
         <w:rPr>
           <w:rFonts w:ascii="TH Sarabun New" w:hAnsi="TH Sarabun New" w:cs="TH Sarabun New"/>
           <w:b/>
-          <w:color w:val="262626"/>
-          <w:sz w:val="28"/>
+          <w:color w:val="404040"/>
+          <w:sz w:val="32"/>
         </w:rPr>
         <w:t>7.6 บัญชีผู้ใช้</w:t>
       </w:r>
@@ -3852,18 +4017,18 @@
         <w:tblLayout w:type="fixed"/>
         <w:tblLook w:firstColumn="1" w:firstRow="1" w:lastColumn="0" w:lastRow="0" w:noHBand="0" w:noVBand="1" w:val="04A0"/>
         <w:tblBorders>
-          <w:top w:val="single" w:sz="4" w:space="0" w:color="BFBFBF"/>
-          <w:left w:val="single" w:sz="4" w:space="0" w:color="BFBFBF"/>
-          <w:bottom w:val="single" w:sz="4" w:space="0" w:color="BFBFBF"/>
-          <w:right w:val="single" w:sz="4" w:space="0" w:color="BFBFBF"/>
-          <w:insideH w:val="single" w:sz="4" w:space="0" w:color="BFBFBF"/>
-          <w:insideV w:val="single" w:sz="4" w:space="0" w:color="BFBFBF"/>
+          <w:top w:val="single" w:sz="6" w:space="0" w:color="BFBFBF"/>
+          <w:left w:val="single" w:sz="6" w:space="0" w:color="BFBFBF"/>
+          <w:bottom w:val="single" w:sz="6" w:space="0" w:color="BFBFBF"/>
+          <w:right w:val="single" w:sz="6" w:space="0" w:color="BFBFBF"/>
+          <w:insideH w:val="single" w:sz="6" w:space="0" w:color="BFBFBF"/>
+          <w:insideV w:val="single" w:sz="6" w:space="0" w:color="BFBFBF"/>
         </w:tblBorders>
       </w:tblPr>
       <w:tblGrid>
-        <w:gridCol w:w="1701"/>
-        <w:gridCol w:w="1701"/>
-        <w:gridCol w:w="6236"/>
+        <w:gridCol w:w="1677"/>
+        <w:gridCol w:w="1677"/>
+        <w:gridCol w:w="6150"/>
       </w:tblGrid>
       <w:tr>
         <w:trPr>
@@ -3871,15 +4036,15 @@
         </w:trPr>
         <w:tc>
           <w:tcPr>
-            <w:tcW w:type="dxa" w:w="1701"/>
+            <w:tcW w:type="dxa" w:w="1677"/>
             <w:vAlign w:val="center"/>
             <w:tcMar>
-              <w:top w:w="30" w:type="dxa"/>
-              <w:start w:w="80" w:type="dxa"/>
-              <w:bottom w:w="30" w:type="dxa"/>
-              <w:end w:w="80" w:type="dxa"/>
+              <w:top w:w="20" w:type="dxa"/>
+              <w:start w:w="120" w:type="dxa"/>
+              <w:bottom w:w="20" w:type="dxa"/>
+              <w:end w:w="120" w:type="dxa"/>
             </w:tcMar>
-            <w:shd w:val="clear" w:fill="737373"/>
+            <w:shd w:val="clear" w:fill="F2F2F2"/>
           </w:tcPr>
           <w:p>
             <w:pPr>
@@ -3889,8 +4054,8 @@
               <w:rPr>
                 <w:rFonts w:ascii="TH Sarabun New" w:hAnsi="TH Sarabun New" w:cs="TH Sarabun New"/>
                 <w:b/>
-                <w:color w:val="FFFFFF"/>
-                <w:sz w:val="24"/>
+                <w:color w:val="404040"/>
+                <w:sz w:val="26"/>
               </w:rPr>
               <w:t>บัญชี</w:t>
             </w:r>
@@ -3898,15 +4063,15 @@
         </w:tc>
         <w:tc>
           <w:tcPr>
-            <w:tcW w:type="dxa" w:w="1701"/>
+            <w:tcW w:type="dxa" w:w="1677"/>
             <w:vAlign w:val="center"/>
             <w:tcMar>
-              <w:top w:w="30" w:type="dxa"/>
-              <w:start w:w="80" w:type="dxa"/>
-              <w:bottom w:w="30" w:type="dxa"/>
-              <w:end w:w="80" w:type="dxa"/>
+              <w:top w:w="20" w:type="dxa"/>
+              <w:start w:w="120" w:type="dxa"/>
+              <w:bottom w:w="20" w:type="dxa"/>
+              <w:end w:w="120" w:type="dxa"/>
             </w:tcMar>
-            <w:shd w:val="clear" w:fill="737373"/>
+            <w:shd w:val="clear" w:fill="F2F2F2"/>
           </w:tcPr>
           <w:p>
             <w:pPr>
@@ -3916,8 +4081,8 @@
               <w:rPr>
                 <w:rFonts w:ascii="TH Sarabun New" w:hAnsi="TH Sarabun New" w:cs="TH Sarabun New"/>
                 <w:b/>
-                <w:color w:val="FFFFFF"/>
-                <w:sz w:val="24"/>
+                <w:color w:val="404040"/>
+                <w:sz w:val="26"/>
               </w:rPr>
               <w:t>เครื่อง</w:t>
             </w:r>
@@ -3925,15 +4090,15 @@
         </w:tc>
         <w:tc>
           <w:tcPr>
-            <w:tcW w:type="dxa" w:w="6236"/>
+            <w:tcW w:type="dxa" w:w="6150"/>
             <w:vAlign w:val="center"/>
             <w:tcMar>
-              <w:top w:w="30" w:type="dxa"/>
-              <w:start w:w="80" w:type="dxa"/>
-              <w:bottom w:w="30" w:type="dxa"/>
-              <w:end w:w="80" w:type="dxa"/>
+              <w:top w:w="20" w:type="dxa"/>
+              <w:start w:w="120" w:type="dxa"/>
+              <w:bottom w:w="20" w:type="dxa"/>
+              <w:end w:w="120" w:type="dxa"/>
             </w:tcMar>
-            <w:shd w:val="clear" w:fill="737373"/>
+            <w:shd w:val="clear" w:fill="F2F2F2"/>
           </w:tcPr>
           <w:p>
             <w:pPr>
@@ -3943,8 +4108,8 @@
               <w:rPr>
                 <w:rFonts w:ascii="TH Sarabun New" w:hAnsi="TH Sarabun New" w:cs="TH Sarabun New"/>
                 <w:b/>
-                <w:color w:val="FFFFFF"/>
-                <w:sz w:val="24"/>
+                <w:color w:val="404040"/>
+                <w:sz w:val="26"/>
               </w:rPr>
               <w:t>หมายเหตุ</w:t>
             </w:r>
@@ -3954,13 +4119,13 @@
       <w:tr>
         <w:tc>
           <w:tcPr>
-            <w:tcW w:type="dxa" w:w="1701"/>
+            <w:tcW w:type="dxa" w:w="1677"/>
             <w:vAlign w:val="top"/>
             <w:tcMar>
-              <w:top w:w="30" w:type="dxa"/>
-              <w:start w:w="80" w:type="dxa"/>
-              <w:bottom w:w="30" w:type="dxa"/>
-              <w:end w:w="80" w:type="dxa"/>
+              <w:top w:w="20" w:type="dxa"/>
+              <w:start w:w="120" w:type="dxa"/>
+              <w:bottom w:w="20" w:type="dxa"/>
+              <w:end w:w="120" w:type="dxa"/>
             </w:tcMar>
           </w:tcPr>
           <w:p>
@@ -3971,8 +4136,8 @@
               <w:rPr>
                 <w:rFonts w:ascii="TH Sarabun New" w:hAnsi="TH Sarabun New" w:cs="TH Sarabun New"/>
                 <w:b w:val="0"/>
-                <w:color w:val="262626"/>
-                <w:sz w:val="24"/>
+                <w:color w:val="404040"/>
+                <w:sz w:val="26"/>
               </w:rPr>
               <w:t>{{acct_value}}</w:t>
             </w:r>
@@ -3980,13 +4145,13 @@
         </w:tc>
         <w:tc>
           <w:tcPr>
-            <w:tcW w:type="dxa" w:w="1701"/>
+            <w:tcW w:type="dxa" w:w="1677"/>
             <w:vAlign w:val="top"/>
             <w:tcMar>
-              <w:top w:w="30" w:type="dxa"/>
-              <w:start w:w="80" w:type="dxa"/>
-              <w:bottom w:w="30" w:type="dxa"/>
-              <w:end w:w="80" w:type="dxa"/>
+              <w:top w:w="20" w:type="dxa"/>
+              <w:start w:w="120" w:type="dxa"/>
+              <w:bottom w:w="20" w:type="dxa"/>
+              <w:end w:w="120" w:type="dxa"/>
             </w:tcMar>
           </w:tcPr>
           <w:p>
@@ -3997,8 +4162,8 @@
               <w:rPr>
                 <w:rFonts w:ascii="TH Sarabun New" w:hAnsi="TH Sarabun New" w:cs="TH Sarabun New"/>
                 <w:b w:val="0"/>
-                <w:color w:val="262626"/>
-                <w:sz w:val="24"/>
+                <w:color w:val="404040"/>
+                <w:sz w:val="26"/>
               </w:rPr>
               <w:t>{{acct_host}}</w:t>
             </w:r>
@@ -4006,13 +4171,13 @@
         </w:tc>
         <w:tc>
           <w:tcPr>
-            <w:tcW w:type="dxa" w:w="6236"/>
+            <w:tcW w:type="dxa" w:w="6150"/>
             <w:vAlign w:val="top"/>
             <w:tcMar>
-              <w:top w:w="30" w:type="dxa"/>
-              <w:start w:w="80" w:type="dxa"/>
-              <w:bottom w:w="30" w:type="dxa"/>
-              <w:end w:w="80" w:type="dxa"/>
+              <w:top w:w="20" w:type="dxa"/>
+              <w:start w:w="120" w:type="dxa"/>
+              <w:bottom w:w="20" w:type="dxa"/>
+              <w:end w:w="120" w:type="dxa"/>
             </w:tcMar>
           </w:tcPr>
           <w:p>
@@ -4023,8 +4188,8 @@
               <w:rPr>
                 <w:rFonts w:ascii="TH Sarabun New" w:hAnsi="TH Sarabun New" w:cs="TH Sarabun New"/>
                 <w:b w:val="0"/>
-                <w:color w:val="262626"/>
-                <w:sz w:val="24"/>
+                <w:color w:val="404040"/>
+                <w:sz w:val="26"/>
               </w:rPr>
               <w:t>{{acct_note}}</w:t>
             </w:r>
@@ -4034,15 +4199,15 @@
     </w:tbl>
     <w:p>
       <w:pPr>
-        <w:spacing w:after="0" w:line="200" w:lineRule="exact"/>
+        <w:spacing w:after="0" w:line="120" w:lineRule="exact"/>
       </w:pPr>
     </w:p>
     <w:tbl>
       <w:tblPr>
         <w:tblW w:type="auto" w:w="0"/>
+        <w:jc w:val="center"/>
         <w:tblLayout w:type="fixed"/>
         <w:tblLook w:firstColumn="1" w:firstRow="1" w:lastColumn="0" w:lastRow="0" w:noHBand="0" w:noVBand="1" w:val="04A0"/>
-        <w:jc w:val="center"/>
         <w:tblBorders>
           <w:top w:val="none"/>
           <w:left w:val="none"/>
@@ -4053,20 +4218,20 @@
         </w:tblBorders>
       </w:tblPr>
       <w:tblGrid>
-        <w:gridCol w:w="9638"/>
+        <w:gridCol w:w="9504"/>
       </w:tblGrid>
       <w:tr>
         <w:tc>
           <w:tcPr>
-            <w:tcW w:type="dxa" w:w="9638"/>
+            <w:tcW w:type="dxa" w:w="9504"/>
             <w:vAlign w:val="center"/>
             <w:tcMar>
-              <w:top w:w="50" w:type="dxa"/>
-              <w:start w:w="100" w:type="dxa"/>
-              <w:bottom w:w="50" w:type="dxa"/>
-              <w:end w:w="100" w:type="dxa"/>
+              <w:top w:w="70" w:type="dxa"/>
+              <w:start w:w="120" w:type="dxa"/>
+              <w:bottom w:w="70" w:type="dxa"/>
+              <w:end w:w="120" w:type="dxa"/>
             </w:tcMar>
-            <w:shd w:val="clear" w:fill="404040"/>
+            <w:shd w:val="clear" w:fill="FFF9C4"/>
           </w:tcPr>
           <w:p>
             <w:pPr>
@@ -4077,19 +4242,19 @@
               <w:rPr>
                 <w:rFonts w:ascii="TH Sarabun New" w:hAnsi="TH Sarabun New" w:cs="TH Sarabun New"/>
                 <w:b/>
-                <w:color w:val="FFFFFF"/>
-                <w:sz w:val="32"/>
+                <w:color w:val="1F2933"/>
+                <w:sz w:val="34"/>
               </w:rPr>
-              <w:t>8.  คำแนะนำในการแก้ไขสาเหตุหลัก</w:t>
+              <w:t>8. คำแนะนำในการแก้ไขสาเหตุหลัก</w:t>
             </w:r>
             <w:r>
               <w:rPr>
                 <w:rFonts w:ascii="TH Sarabun New" w:hAnsi="TH Sarabun New" w:cs="TH Sarabun New"/>
                 <w:b w:val="0"/>
-                <w:color w:val="D9D9D9"/>
-                <w:sz w:val="22"/>
+                <w:color w:val="1F2933"/>
+                <w:sz w:val="24"/>
               </w:rPr>
-              <w:t xml:space="preserve">   (Root Cause Remediation Recommendations)</w:t>
+              <w:t xml:space="preserve">  (Root Cause Remediation Recommendations)</w:t>
             </w:r>
           </w:p>
         </w:tc>
@@ -4097,24 +4262,8 @@
     </w:tbl>
     <w:p>
       <w:pPr>
-        <w:spacing w:after="0" w:line="80" w:lineRule="exact"/>
+        <w:spacing w:after="0" w:line="60" w:lineRule="exact"/>
       </w:pPr>
-    </w:p>
-    <w:p>
-      <w:pPr>
-        <w:spacing w:after="80"/>
-        <w:ind w:firstLine="567"/>
-      </w:pPr>
-      <w:r>
-        <w:rPr>
-          <w:rFonts w:ascii="TH Sarabun New" w:hAnsi="TH Sarabun New" w:cs="TH Sarabun New"/>
-          <w:b w:val="0"/>
-          <w:i/>
-          <w:color w:val="7F7F7F"/>
-          <w:sz w:val="28"/>
-        </w:rPr>
-        <w:t>[ลำดับการดำเนินการ เช่น เก็บพยานหลักฐานก่อนกำจัดมัลแวร์ และสร้างระบบใหม่จากซอร์สที่สะอาด]</w:t>
-      </w:r>
     </w:p>
     <w:tbl>
       <w:tblPr>
@@ -4123,87 +4272,27 @@
         <w:tblLayout w:type="fixed"/>
         <w:tblLook w:firstColumn="1" w:firstRow="1" w:lastColumn="0" w:lastRow="0" w:noHBand="0" w:noVBand="1" w:val="04A0"/>
         <w:tblBorders>
-          <w:top w:val="single" w:sz="4" w:space="0" w:color="BFBFBF"/>
-          <w:left w:val="single" w:sz="4" w:space="0" w:color="BFBFBF"/>
-          <w:bottom w:val="single" w:sz="4" w:space="0" w:color="BFBFBF"/>
-          <w:right w:val="single" w:sz="4" w:space="0" w:color="BFBFBF"/>
-          <w:insideH w:val="single" w:sz="4" w:space="0" w:color="BFBFBF"/>
-          <w:insideV w:val="single" w:sz="4" w:space="0" w:color="BFBFBF"/>
+          <w:top w:val="single" w:sz="6" w:space="0" w:color="BFBFBF"/>
+          <w:left w:val="single" w:sz="6" w:space="0" w:color="BFBFBF"/>
+          <w:bottom w:val="single" w:sz="6" w:space="0" w:color="BFBFBF"/>
+          <w:right w:val="single" w:sz="6" w:space="0" w:color="BFBFBF"/>
+          <w:insideH w:val="single" w:sz="6" w:space="0" w:color="BFBFBF"/>
+          <w:insideV w:val="single" w:sz="6" w:space="0" w:color="BFBFBF"/>
         </w:tblBorders>
       </w:tblPr>
       <w:tblGrid>
-        <w:gridCol w:w="680"/>
-        <w:gridCol w:w="8957"/>
+        <w:gridCol w:w="9504"/>
       </w:tblGrid>
-      <w:tr>
-        <w:trPr>
-          <w:tblHeader/>
-        </w:trPr>
-        <w:tc>
-          <w:tcPr>
-            <w:tcW w:type="dxa" w:w="680"/>
-            <w:vAlign w:val="center"/>
-            <w:tcMar>
-              <w:top w:w="30" w:type="dxa"/>
-              <w:start w:w="80" w:type="dxa"/>
-              <w:bottom w:w="30" w:type="dxa"/>
-              <w:end w:w="80" w:type="dxa"/>
-            </w:tcMar>
-            <w:shd w:val="clear" w:fill="737373"/>
-          </w:tcPr>
-          <w:p>
-            <w:pPr>
-              <w:spacing w:before="0" w:after="0" w:line="240" w:lineRule="auto"/>
-            </w:pPr>
-            <w:r>
-              <w:rPr>
-                <w:rFonts w:ascii="TH Sarabun New" w:hAnsi="TH Sarabun New" w:cs="TH Sarabun New"/>
-                <w:b/>
-                <w:color w:val="FFFFFF"/>
-                <w:sz w:val="24"/>
-              </w:rPr>
-              <w:t>ที่</w:t>
-            </w:r>
-          </w:p>
-        </w:tc>
-        <w:tc>
-          <w:tcPr>
-            <w:tcW w:type="dxa" w:w="8957"/>
-            <w:vAlign w:val="center"/>
-            <w:tcMar>
-              <w:top w:w="30" w:type="dxa"/>
-              <w:start w:w="80" w:type="dxa"/>
-              <w:bottom w:w="30" w:type="dxa"/>
-              <w:end w:w="80" w:type="dxa"/>
-            </w:tcMar>
-            <w:shd w:val="clear" w:fill="737373"/>
-          </w:tcPr>
-          <w:p>
-            <w:pPr>
-              <w:spacing w:before="0" w:after="0" w:line="240" w:lineRule="auto"/>
-            </w:pPr>
-            <w:r>
-              <w:rPr>
-                <w:rFonts w:ascii="TH Sarabun New" w:hAnsi="TH Sarabun New" w:cs="TH Sarabun New"/>
-                <w:b/>
-                <w:color w:val="FFFFFF"/>
-                <w:sz w:val="24"/>
-              </w:rPr>
-              <w:t>สิ่งที่ควรดำเนินการ</w:t>
-            </w:r>
-          </w:p>
-        </w:tc>
-      </w:tr>
       <w:tr>
         <w:tc>
           <w:tcPr>
-            <w:tcW w:type="dxa" w:w="680"/>
-            <w:vAlign w:val="top"/>
+            <w:tcW w:type="dxa" w:w="9504"/>
+            <w:vAlign w:val="center"/>
             <w:tcMar>
-              <w:top w:w="30" w:type="dxa"/>
-              <w:start w:w="80" w:type="dxa"/>
-              <w:bottom w:w="30" w:type="dxa"/>
-              <w:end w:w="80" w:type="dxa"/>
+              <w:top w:w="60" w:type="dxa"/>
+              <w:start w:w="120" w:type="dxa"/>
+              <w:bottom w:w="60" w:type="dxa"/>
+              <w:end w:w="120" w:type="dxa"/>
             </w:tcMar>
           </w:tcPr>
           <w:p>
@@ -4214,22 +4303,109 @@
               <w:rPr>
                 <w:rFonts w:ascii="TH Sarabun New" w:hAnsi="TH Sarabun New" w:cs="TH Sarabun New"/>
                 <w:b w:val="0"/>
-                <w:color w:val="262626"/>
-                <w:sz w:val="24"/>
+                <w:i/>
+                <w:color w:val="808080"/>
+                <w:sz w:val="32"/>
               </w:rPr>
-              <w:t>{{rec_no}}</w:t>
+              <w:t>[ลำดับการดำเนินการ เช่น เก็บพยานหลักฐานก่อนกำจัดมัลแวร์ และสร้างระบบใหม่จากซอร์สที่สะอาด]</w:t>
+            </w:r>
+          </w:p>
+        </w:tc>
+      </w:tr>
+    </w:tbl>
+    <w:p>
+      <w:pPr>
+        <w:spacing w:after="0" w:line="60" w:lineRule="exact"/>
+      </w:pPr>
+    </w:p>
+    <w:tbl>
+      <w:tblPr>
+        <w:tblW w:type="auto" w:w="0"/>
+        <w:jc w:val="center"/>
+        <w:tblLayout w:type="fixed"/>
+        <w:tblLook w:firstColumn="1" w:firstRow="1" w:lastColumn="0" w:lastRow="0" w:noHBand="0" w:noVBand="1" w:val="04A0"/>
+        <w:tblBorders>
+          <w:top w:val="single" w:sz="6" w:space="0" w:color="BFBFBF"/>
+          <w:left w:val="single" w:sz="6" w:space="0" w:color="BFBFBF"/>
+          <w:bottom w:val="single" w:sz="6" w:space="0" w:color="BFBFBF"/>
+          <w:right w:val="single" w:sz="6" w:space="0" w:color="BFBFBF"/>
+          <w:insideH w:val="single" w:sz="6" w:space="0" w:color="BFBFBF"/>
+          <w:insideV w:val="single" w:sz="6" w:space="0" w:color="BFBFBF"/>
+        </w:tblBorders>
+      </w:tblPr>
+      <w:tblGrid>
+        <w:gridCol w:w="671"/>
+        <w:gridCol w:w="8833"/>
+      </w:tblGrid>
+      <w:tr>
+        <w:trPr>
+          <w:tblHeader/>
+        </w:trPr>
+        <w:tc>
+          <w:tcPr>
+            <w:tcW w:type="dxa" w:w="671"/>
+            <w:vAlign w:val="center"/>
+            <w:tcMar>
+              <w:top w:w="20" w:type="dxa"/>
+              <w:start w:w="120" w:type="dxa"/>
+              <w:bottom w:w="20" w:type="dxa"/>
+              <w:end w:w="120" w:type="dxa"/>
+            </w:tcMar>
+            <w:shd w:val="clear" w:fill="F2F2F2"/>
+          </w:tcPr>
+          <w:p>
+            <w:pPr>
+              <w:spacing w:before="0" w:after="0" w:line="240" w:lineRule="auto"/>
+            </w:pPr>
+            <w:r>
+              <w:rPr>
+                <w:rFonts w:ascii="TH Sarabun New" w:hAnsi="TH Sarabun New" w:cs="TH Sarabun New"/>
+                <w:b/>
+                <w:color w:val="404040"/>
+                <w:sz w:val="26"/>
+              </w:rPr>
+              <w:t>ที่</w:t>
             </w:r>
           </w:p>
         </w:tc>
         <w:tc>
           <w:tcPr>
-            <w:tcW w:type="dxa" w:w="8957"/>
+            <w:tcW w:type="dxa" w:w="8833"/>
+            <w:vAlign w:val="center"/>
+            <w:tcMar>
+              <w:top w:w="20" w:type="dxa"/>
+              <w:start w:w="120" w:type="dxa"/>
+              <w:bottom w:w="20" w:type="dxa"/>
+              <w:end w:w="120" w:type="dxa"/>
+            </w:tcMar>
+            <w:shd w:val="clear" w:fill="F2F2F2"/>
+          </w:tcPr>
+          <w:p>
+            <w:pPr>
+              <w:spacing w:before="0" w:after="0" w:line="240" w:lineRule="auto"/>
+            </w:pPr>
+            <w:r>
+              <w:rPr>
+                <w:rFonts w:ascii="TH Sarabun New" w:hAnsi="TH Sarabun New" w:cs="TH Sarabun New"/>
+                <w:b/>
+                <w:color w:val="404040"/>
+                <w:sz w:val="26"/>
+              </w:rPr>
+              <w:t>สิ่งที่ควรดำเนินการ</w:t>
+            </w:r>
+          </w:p>
+        </w:tc>
+      </w:tr>
+      <w:tr>
+        <w:tc>
+          <w:tcPr>
+            <w:tcW w:type="dxa" w:w="671"/>
             <w:vAlign w:val="top"/>
             <w:tcMar>
-              <w:top w:w="30" w:type="dxa"/>
-              <w:start w:w="80" w:type="dxa"/>
-              <w:bottom w:w="30" w:type="dxa"/>
-              <w:end w:w="80" w:type="dxa"/>
+              <w:top w:w="20" w:type="dxa"/>
+              <w:start w:w="120" w:type="dxa"/>
+              <w:bottom w:w="20" w:type="dxa"/>
+              <w:end w:w="120" w:type="dxa"/>
             </w:tcMar>
           </w:tcPr>
           <w:p>
@@ -4240,8 +4416,34 @@
               <w:rPr>
                 <w:rFonts w:ascii="TH Sarabun New" w:hAnsi="TH Sarabun New" w:cs="TH Sarabun New"/>
                 <w:b w:val="0"/>
-                <w:color w:val="262626"/>
-                <w:sz w:val="24"/>
+                <w:color w:val="404040"/>
+                <w:sz w:val="26"/>
+              </w:rPr>
+              <w:t>{{rec_no}}</w:t>
+            </w:r>
+          </w:p>
+        </w:tc>
+        <w:tc>
+          <w:tcPr>
+            <w:tcW w:type="dxa" w:w="8833"/>
+            <w:vAlign w:val="top"/>
+            <w:tcMar>
+              <w:top w:w="20" w:type="dxa"/>
+              <w:start w:w="120" w:type="dxa"/>
+              <w:bottom w:w="20" w:type="dxa"/>
+              <w:end w:w="120" w:type="dxa"/>
+            </w:tcMar>
+          </w:tcPr>
+          <w:p>
+            <w:pPr>
+              <w:spacing w:before="0" w:after="0" w:line="240" w:lineRule="auto"/>
+            </w:pPr>
+            <w:r>
+              <w:rPr>
+                <w:rFonts w:ascii="TH Sarabun New" w:hAnsi="TH Sarabun New" w:cs="TH Sarabun New"/>
+                <w:b w:val="0"/>
+                <w:color w:val="404040"/>
+                <w:sz w:val="26"/>
               </w:rPr>
               <w:t>{{rec_action}}</w:t>
             </w:r>
@@ -4251,14 +4453,14 @@
     </w:tbl>
     <w:p>
       <w:pPr>
-        <w:spacing w:after="0" w:line="200" w:lineRule="exact"/>
+        <w:spacing w:after="0" w:line="120" w:lineRule="exact"/>
       </w:pPr>
     </w:p>
     <w:sectPr>
       <w:headerReference w:type="default" r:id="rId9"/>
       <w:footerReference w:type="default" r:id="rId10"/>
-      <w:pgSz w:w="11906" w:h="16838"/>
-      <w:pgMar w:top="1134" w:right="1134" w:bottom="1020" w:left="1134" w:header="454" w:footer="454" w:gutter="0"/>
+      <w:pgSz w:w="12240" w:h="15840"/>
+      <w:pgMar w:top="1296" w:right="1296" w:bottom="720" w:left="1440" w:header="576" w:footer="432" w:gutter="0"/>
       <w:cols w:space="720"/>
       <w:docGrid w:linePitch="360"/>
     </w:sectPr>
@@ -4273,7 +4475,6 @@
       <w:tblW w:type="auto" w:w="0"/>
       <w:tblLayout w:type="fixed"/>
       <w:tblLook w:firstColumn="1" w:firstRow="1" w:lastColumn="0" w:lastRow="0" w:noHBand="0" w:noVBand="1" w:val="04A0"/>
-      <w:jc w:val="center"/>
       <w:tblBorders>
         <w:top w:val="none"/>
         <w:left w:val="none"/>
@@ -4284,20 +4485,13 @@
       </w:tblBorders>
     </w:tblPr>
     <w:tblGrid>
-      <w:gridCol w:w="7087"/>
-      <w:gridCol w:w="2551"/>
+      <w:gridCol w:w="4752"/>
+      <w:gridCol w:w="4752"/>
     </w:tblGrid>
     <w:tr>
       <w:tc>
         <w:tcPr>
-          <w:tcW w:type="dxa" w:w="7087"/>
-          <w:vAlign w:val="center"/>
-          <w:tcMar>
-            <w:top w:w="30" w:type="dxa"/>
-            <w:start w:w="80" w:type="dxa"/>
-            <w:bottom w:w="30" w:type="dxa"/>
-            <w:end w:w="80" w:type="dxa"/>
-          </w:tcMar>
+          <w:tcW w:type="dxa" w:w="6624"/>
         </w:tcPr>
         <w:p>
           <w:pPr>
@@ -4307,7 +4501,7 @@
             <w:rPr>
               <w:rFonts w:ascii="TH Sarabun New" w:hAnsi="TH Sarabun New" w:cs="TH Sarabun New"/>
               <w:b w:val="0"/>
-              <w:color w:val="595959"/>
+              <w:color w:val="5B6775"/>
               <w:sz w:val="20"/>
             </w:rPr>
             <w:t>ชั้นความลับ: ปกปิด (Confidential) — ห้ามเผยแพร่นอกหน่วยงาน</w:t>
@@ -4316,14 +4510,7 @@
       </w:tc>
       <w:tc>
         <w:tcPr>
-          <w:tcW w:type="dxa" w:w="2551"/>
-          <w:vAlign w:val="center"/>
-          <w:tcMar>
-            <w:top w:w="30" w:type="dxa"/>
-            <w:start w:w="80" w:type="dxa"/>
-            <w:bottom w:w="30" w:type="dxa"/>
-            <w:end w:w="80" w:type="dxa"/>
-          </w:tcMar>
+          <w:tcW w:type="dxa" w:w="2880"/>
         </w:tcPr>
         <w:p>
           <w:pPr>
@@ -4334,7 +4521,7 @@
             <w:rPr>
               <w:rFonts w:ascii="TH Sarabun New" w:hAnsi="TH Sarabun New" w:cs="TH Sarabun New"/>
               <w:b w:val="0"/>
-              <w:color w:val="595959"/>
+              <w:color w:val="5B6775"/>
               <w:sz w:val="20"/>
             </w:rPr>
             <w:t xml:space="preserve">หน้า </w:t>
@@ -4343,7 +4530,7 @@
             <w:rPr>
               <w:rFonts w:ascii="TH Sarabun New" w:hAnsi="TH Sarabun New" w:cs="TH Sarabun New"/>
               <w:b w:val="0"/>
-              <w:color w:val="595959"/>
+              <w:color w:val="5B6775"/>
               <w:sz w:val="20"/>
             </w:rPr>
             <w:fldChar w:fldCharType="begin"/>
@@ -4352,7 +4539,7 @@
             <w:rPr>
               <w:rFonts w:ascii="TH Sarabun New" w:hAnsi="TH Sarabun New" w:cs="TH Sarabun New"/>
               <w:b w:val="0"/>
-              <w:color w:val="595959"/>
+              <w:color w:val="5B6775"/>
               <w:sz w:val="20"/>
             </w:rPr>
             <w:instrText xml:space="preserve"> PAGE </w:instrText>
@@ -4361,7 +4548,7 @@
             <w:rPr>
               <w:rFonts w:ascii="TH Sarabun New" w:hAnsi="TH Sarabun New" w:cs="TH Sarabun New"/>
               <w:b w:val="0"/>
-              <w:color w:val="595959"/>
+              <w:color w:val="5B6775"/>
               <w:sz w:val="20"/>
             </w:rPr>
             <w:fldChar w:fldCharType="separate"/>
@@ -4370,7 +4557,7 @@
             <w:rPr>
               <w:rFonts w:ascii="TH Sarabun New" w:hAnsi="TH Sarabun New" w:cs="TH Sarabun New"/>
               <w:b w:val="0"/>
-              <w:color w:val="595959"/>
+              <w:color w:val="5B6775"/>
               <w:sz w:val="20"/>
             </w:rPr>
             <w:t>1</w:t>
@@ -4379,7 +4566,7 @@
             <w:rPr>
               <w:rFonts w:ascii="TH Sarabun New" w:hAnsi="TH Sarabun New" w:cs="TH Sarabun New"/>
               <w:b w:val="0"/>
-              <w:color w:val="595959"/>
+              <w:color w:val="5B6775"/>
               <w:sz w:val="20"/>
             </w:rPr>
             <w:fldChar w:fldCharType="end"/>
@@ -4388,7 +4575,7 @@
             <w:rPr>
               <w:rFonts w:ascii="TH Sarabun New" w:hAnsi="TH Sarabun New" w:cs="TH Sarabun New"/>
               <w:b w:val="0"/>
-              <w:color w:val="595959"/>
+              <w:color w:val="5B6775"/>
               <w:sz w:val="20"/>
             </w:rPr>
             <w:t xml:space="preserve"> / </w:t>
@@ -4397,7 +4584,7 @@
             <w:rPr>
               <w:rFonts w:ascii="TH Sarabun New" w:hAnsi="TH Sarabun New" w:cs="TH Sarabun New"/>
               <w:b w:val="0"/>
-              <w:color w:val="595959"/>
+              <w:color w:val="5B6775"/>
               <w:sz w:val="20"/>
             </w:rPr>
             <w:fldChar w:fldCharType="begin"/>
@@ -4406,7 +4593,7 @@
             <w:rPr>
               <w:rFonts w:ascii="TH Sarabun New" w:hAnsi="TH Sarabun New" w:cs="TH Sarabun New"/>
               <w:b w:val="0"/>
-              <w:color w:val="595959"/>
+              <w:color w:val="5B6775"/>
               <w:sz w:val="20"/>
             </w:rPr>
             <w:instrText xml:space="preserve"> NUMPAGES </w:instrText>
@@ -4415,7 +4602,7 @@
             <w:rPr>
               <w:rFonts w:ascii="TH Sarabun New" w:hAnsi="TH Sarabun New" w:cs="TH Sarabun New"/>
               <w:b w:val="0"/>
-              <w:color w:val="595959"/>
+              <w:color w:val="5B6775"/>
               <w:sz w:val="20"/>
             </w:rPr>
             <w:fldChar w:fldCharType="separate"/>
@@ -4424,7 +4611,7 @@
             <w:rPr>
               <w:rFonts w:ascii="TH Sarabun New" w:hAnsi="TH Sarabun New" w:cs="TH Sarabun New"/>
               <w:b w:val="0"/>
-              <w:color w:val="595959"/>
+              <w:color w:val="5B6775"/>
               <w:sz w:val="20"/>
             </w:rPr>
             <w:t>1</w:t>
@@ -4433,7 +4620,7 @@
             <w:rPr>
               <w:rFonts w:ascii="TH Sarabun New" w:hAnsi="TH Sarabun New" w:cs="TH Sarabun New"/>
               <w:b w:val="0"/>
-              <w:color w:val="595959"/>
+              <w:color w:val="5B6775"/>
               <w:sz w:val="20"/>
             </w:rPr>
             <w:fldChar w:fldCharType="end"/>
@@ -4463,19 +4650,19 @@
       </w:tblBorders>
     </w:tblPr>
     <w:tblGrid>
-      <w:gridCol w:w="5953"/>
-      <w:gridCol w:w="3685"/>
+      <w:gridCol w:w="6624"/>
+      <w:gridCol w:w="2880"/>
     </w:tblGrid>
     <w:tr>
       <w:tc>
         <w:tcPr>
-          <w:tcW w:type="dxa" w:w="5953"/>
+          <w:tcW w:type="dxa" w:w="6624"/>
           <w:vAlign w:val="center"/>
           <w:tcMar>
-            <w:top w:w="30" w:type="dxa"/>
-            <w:start w:w="80" w:type="dxa"/>
-            <w:bottom w:w="30" w:type="dxa"/>
-            <w:end w:w="80" w:type="dxa"/>
+            <w:top w:w="20" w:type="dxa"/>
+            <w:start w:w="120" w:type="dxa"/>
+            <w:bottom w:w="20" w:type="dxa"/>
+            <w:end w:w="120" w:type="dxa"/>
           </w:tcMar>
         </w:tcPr>
         <w:p>
@@ -4486,22 +4673,49 @@
             <w:rPr>
               <w:rFonts w:ascii="TH Sarabun New" w:hAnsi="TH Sarabun New" w:cs="TH Sarabun New"/>
               <w:b w:val="0"/>
-              <w:color w:val="595959"/>
-              <w:sz w:val="20"/>
+              <w:color w:val="5B6775"/>
+              <w:sz w:val="19"/>
             </w:rPr>
             <w:t>ส่วนปฏิบัติการความมั่นคงปลอดภัยไซเบอร์ (ปปกก.) 0-2574-8209-10</w:t>
+          </w:r>
+          <w:r>
+            <w:rPr>
+              <w:rFonts w:ascii="TH Sarabun New" w:hAnsi="TH Sarabun New" w:cs="TH Sarabun New"/>
+              <w:b w:val="0"/>
+              <w:color w:val="5B6775"/>
+              <w:sz w:val="19"/>
+            </w:rPr>
+            <w:t xml:space="preserve">   </w:t>
+          </w:r>
+          <w:r>
+            <w:rPr>
+              <w:rFonts w:ascii="TH Sarabun New" w:hAnsi="TH Sarabun New" w:cs="TH Sarabun New"/>
+              <w:b w:val="0"/>
+              <w:color w:val="5B6775"/>
+              <w:sz w:val="19"/>
+            </w:rPr>
+            <w:t>{{rca_case_no}}</w:t>
+          </w:r>
+          <w:r>
+            <w:rPr>
+              <w:rFonts w:ascii="TH Sarabun New" w:hAnsi="TH Sarabun New" w:cs="TH Sarabun New"/>
+              <w:b/>
+              <w:color w:val="404040"/>
+              <w:sz w:val="19"/>
+            </w:rPr>
+            <w:t xml:space="preserve">   TLP:AMBER</w:t>
           </w:r>
         </w:p>
       </w:tc>
       <w:tc>
         <w:tcPr>
-          <w:tcW w:type="dxa" w:w="3685"/>
+          <w:tcW w:type="dxa" w:w="2880"/>
           <w:vAlign w:val="center"/>
           <w:tcMar>
-            <w:top w:w="30" w:type="dxa"/>
-            <w:start w:w="80" w:type="dxa"/>
-            <w:bottom w:w="30" w:type="dxa"/>
-            <w:end w:w="80" w:type="dxa"/>
+            <w:top w:w="20" w:type="dxa"/>
+            <w:start w:w="120" w:type="dxa"/>
+            <w:bottom w:w="20" w:type="dxa"/>
+            <w:end w:w="120" w:type="dxa"/>
           </w:tcMar>
         </w:tcPr>
         <w:p>
@@ -4510,38 +4724,9 @@
             <w:jc w:val="right"/>
           </w:pPr>
           <w:r>
-            <w:rPr>
-              <w:rFonts w:ascii="TH Sarabun New" w:hAnsi="TH Sarabun New" w:cs="TH Sarabun New"/>
-              <w:b w:val="0"/>
-              <w:color w:val="595959"/>
-              <w:sz w:val="20"/>
-            </w:rPr>
-            <w:t>{{rca_case_no}}</w:t>
-          </w:r>
-          <w:r>
-            <w:rPr>
-              <w:rFonts w:ascii="TH Sarabun New" w:hAnsi="TH Sarabun New" w:cs="TH Sarabun New"/>
-              <w:b w:val="0"/>
-              <w:color w:val="595959"/>
-              <w:sz w:val="20"/>
-            </w:rPr>
-            <w:t xml:space="preserve">  </w:t>
-          </w:r>
-          <w:r>
-            <w:rPr>
-              <w:rFonts w:ascii="TH Sarabun New" w:hAnsi="TH Sarabun New" w:cs="TH Sarabun New"/>
-              <w:b/>
-              <w:color w:val="FFC000"/>
-              <w:sz w:val="20"/>
-              <w:shd w:val="clear" w:color="auto" w:fill="000000"/>
-            </w:rPr>
-            <w:t xml:space="preserve"> TLP:AMBER </w:t>
-          </w:r>
-          <w:r>
-            <w:t xml:space="preserve"> </w:t>
             <w:drawing>
               <wp:inline xmlns:a="http://schemas.openxmlformats.org/drawingml/2006/main" xmlns:pic="http://schemas.openxmlformats.org/drawingml/2006/picture">
-                <wp:extent cx="432000" cy="151200"/>
+                <wp:extent cx="1371600" cy="573173"/>
                 <wp:docPr id="1" name="Picture 1"/>
                 <wp:cNvGraphicFramePr>
                   <a:graphicFrameLocks noChangeAspect="1"/>
@@ -4550,7 +4735,7 @@
                   <a:graphicData uri="http://schemas.openxmlformats.org/drawingml/2006/picture">
                     <pic:pic>
                       <pic:nvPicPr>
-                        <pic:cNvPr id="0" name="tlp_amber.png"/>
+                        <pic:cNvPr id="0" name="nt_logo.png"/>
                         <pic:cNvPicPr/>
                       </pic:nvPicPr>
                       <pic:blipFill>
@@ -4562,7 +4747,7 @@
                       <pic:spPr>
                         <a:xfrm>
                           <a:off x="0" y="0"/>
-                          <a:ext cx="432000" cy="151200"/>
+                          <a:ext cx="1371600" cy="573173"/>
                         </a:xfrm>
                         <a:prstGeom prst="rect"/>
                       </pic:spPr>
@@ -4947,8 +5132,8 @@
     </w:pPr>
     <w:rPr>
       <w:rFonts w:ascii="TH Sarabun New" w:hAnsi="TH Sarabun New" w:cs="TH Sarabun New"/>
-      <w:color w:val="262626"/>
-      <w:sz w:val="28"/>
+      <w:color w:val="404040"/>
+      <w:sz w:val="32"/>
     </w:rPr>
   </w:style>
   <w:style w:type="paragraph" w:styleId="Header">
